--- a/01-电源电路/03-整流滤波电路/倍压整流电路/倍压整流电路.docx
+++ b/01-电源电路/03-整流滤波电路/倍压整流电路/倍压整流电路.docx
@@ -2603,6 +2603,20 @@
     </w:p>
     <w:bookmarkEnd w:id="26"/>
     <w:bookmarkEnd w:id="27"/>
+    <w:p>
+      <w:pPr>
+        <w:spacing w:before="360"/>
+        <w:jc w:val="center"/>
+      </w:pPr>
+      <w:r>
+        <w:rPr>
+          <w:rFonts w:ascii="Times New Roman" w:hAnsi="Times New Roman"/>
+          <w:color w:val="555555"/>
+          <w:sz w:val="21"/>
+        </w:rPr>
+        <w:t>材料收集者：杜文杰</w:t>
+      </w:r>
+    </w:p>
     <w:sectPr>
       <w:headerReference r:id="rId9" w:type="default"/>
       <w:footerReference r:id="rId10" w:type="default"/>

--- a/01-电源电路/03-整流滤波电路/倍压整流电路/倍压整流电路.docx
+++ b/01-电源电路/03-整流滤波电路/倍压整流电路/倍压整流电路.docx
@@ -1,6 +1,6 @@
 
 <file path=word/document.xml><?xml version="1.0" encoding="utf-8"?>
-<w:document xmlns:w="http://schemas.openxmlformats.org/wordprocessingml/2006/main" xmlns:m="http://schemas.openxmlformats.org/officeDocument/2006/math" xmlns:r="http://schemas.openxmlformats.org/officeDocument/2006/relationships" xmlns:o="urn:schemas-microsoft-com:office:office" xmlns:v="urn:schemas-microsoft-com:vml" xmlns:w10="urn:schemas-microsoft-com:office:word" xmlns:a="http://schemas.openxmlformats.org/drawingml/2006/main" xmlns:pic="http://schemas.openxmlformats.org/drawingml/2006/picture" xmlns:wp="http://schemas.openxmlformats.org/drawingml/2006/wordprocessingDrawing">
+<w:document xmlns:m="http://schemas.openxmlformats.org/officeDocument/2006/math" xmlns:r="http://schemas.openxmlformats.org/officeDocument/2006/relationships" xmlns:w="http://schemas.openxmlformats.org/wordprocessingml/2006/main" xmlns:o="urn:schemas-microsoft-com:office:office" xmlns:v="urn:schemas-microsoft-com:vml" xmlns:w10="urn:schemas-microsoft-com:office:word" xmlns:a="http://schemas.openxmlformats.org/drawingml/2006/main" xmlns:pic="http://schemas.openxmlformats.org/drawingml/2006/picture" xmlns:wp="http://schemas.openxmlformats.org/drawingml/2006/wordprocessingDrawing">
   <w:body>
     <w:bookmarkStart w:id="27" w:name="倍压整流电路"/>
     <w:p>
@@ -9,7 +9,7 @@
       </w:pPr>
       <w:r>
         <w:rPr>
-          <w:rFonts w:hint="eastAsia"/>
+          <w:rFonts w:hint="eastAsia" w:eastAsia="黑体"/>
         </w:rPr>
         <w:t xml:space="preserve">倍压整流电路</w:t>
       </w:r>
@@ -21,7 +21,7 @@
       </w:pPr>
       <w:r>
         <w:rPr>
-          <w:rFonts w:hint="eastAsia"/>
+          <w:rFonts w:hint="eastAsia" w:eastAsia="黑体"/>
         </w:rPr>
         <w:t xml:space="preserve">拓扑描述</w:t>
       </w:r>
@@ -32,11 +32,14 @@
       </w:pPr>
       <w:r>
         <w:rPr>
-          <w:rFonts w:hint="eastAsia"/>
+          <w:rFonts w:hint="eastAsia" w:eastAsia="黑体"/>
         </w:rPr>
         <w:t xml:space="preserve">由两只二极管</w:t>
       </w:r>
       <w:r>
+        <w:rPr>
+          <w:rFonts w:eastAsia="黑体"/>
+        </w:rPr>
         <w:t xml:space="preserve"> </w:t>
       </w:r>
       <m:oMath>
@@ -54,6 +57,9 @@
         </m:sSub>
       </m:oMath>
       <w:r>
+        <w:rPr>
+          <w:rFonts w:eastAsia="黑体"/>
+        </w:rPr>
         <w:t xml:space="preserve">、</w:t>
       </w:r>
       <m:oMath>
@@ -71,15 +77,21 @@
         </m:sSub>
       </m:oMath>
       <w:r>
+        <w:rPr>
+          <w:rFonts w:eastAsia="黑体"/>
+        </w:rPr>
         <w:t xml:space="preserve"> </w:t>
       </w:r>
       <w:r>
         <w:rPr>
-          <w:rFonts w:hint="eastAsia"/>
+          <w:rFonts w:hint="eastAsia" w:eastAsia="黑体"/>
         </w:rPr>
         <w:t xml:space="preserve">与两只电容</w:t>
       </w:r>
       <w:r>
+        <w:rPr>
+          <w:rFonts w:eastAsia="黑体"/>
+        </w:rPr>
         <w:t xml:space="preserve"> </w:t>
       </w:r>
       <m:oMath>
@@ -97,6 +109,9 @@
         </m:sSub>
       </m:oMath>
       <w:r>
+        <w:rPr>
+          <w:rFonts w:eastAsia="黑体"/>
+        </w:rPr>
         <w:t xml:space="preserve">、</w:t>
       </w:r>
       <m:oMath>
@@ -114,26 +129,32 @@
         </m:sSub>
       </m:oMath>
       <w:r>
+        <w:rPr>
+          <w:rFonts w:eastAsia="黑体"/>
+        </w:rPr>
         <w:t xml:space="preserve"> </w:t>
       </w:r>
       <w:r>
         <w:rPr>
-          <w:rFonts w:hint="eastAsia"/>
+          <w:rFonts w:hint="eastAsia" w:eastAsia="黑体"/>
         </w:rPr>
         <w:t xml:space="preserve">组成单级倍压（电压倍增）电路。电路共有</w:t>
       </w:r>
       <w:r>
+        <w:rPr>
+          <w:rFonts w:eastAsia="黑体"/>
+        </w:rPr>
         <w:t xml:space="preserve"> 4 </w:t>
       </w:r>
       <w:r>
         <w:rPr>
-          <w:rFonts w:hint="eastAsia"/>
+          <w:rFonts w:hint="eastAsia" w:eastAsia="黑体"/>
         </w:rPr>
         <w:t xml:space="preserve">个关键节点：</w:t>
       </w:r>
       <w:r>
         <w:rPr>
-          <w:rFonts w:hint="eastAsia"/>
+          <w:rFonts w:hint="eastAsia" w:eastAsia="黑体"/>
           <w:b/>
           <w:bCs/>
         </w:rPr>
@@ -141,6 +162,7 @@
       </w:r>
       <w:r>
         <w:rPr>
+          <w:rFonts w:eastAsia="黑体"/>
           <w:b/>
           <w:bCs/>
         </w:rPr>
@@ -148,7 +170,7 @@
       </w:r>
       <w:r>
         <w:rPr>
-          <w:rFonts w:hint="eastAsia"/>
+          <w:rFonts w:hint="eastAsia" w:eastAsia="黑体"/>
           <w:b/>
           <w:bCs/>
         </w:rPr>
@@ -156,11 +178,14 @@
       </w:r>
       <w:r>
         <w:rPr>
-          <w:rFonts w:hint="eastAsia"/>
+          <w:rFonts w:hint="eastAsia" w:eastAsia="黑体"/>
         </w:rPr>
         <w:t xml:space="preserve">（信号源</w:t>
       </w:r>
       <w:r>
+        <w:rPr>
+          <w:rFonts w:eastAsia="黑体"/>
+        </w:rPr>
         <w:t xml:space="preserve"> </w:t>
       </w:r>
       <m:oMath>
@@ -181,15 +206,21 @@
         </m:sSub>
       </m:oMath>
       <w:r>
+        <w:rPr>
+          <w:rFonts w:eastAsia="黑体"/>
+        </w:rPr>
         <w:t xml:space="preserve"> </w:t>
       </w:r>
       <w:r>
         <w:rPr>
-          <w:rFonts w:hint="eastAsia"/>
+          <w:rFonts w:hint="eastAsia" w:eastAsia="黑体"/>
         </w:rPr>
         <w:t xml:space="preserve">正端与</w:t>
       </w:r>
       <w:r>
+        <w:rPr>
+          <w:rFonts w:eastAsia="黑体"/>
+        </w:rPr>
         <w:t xml:space="preserve"> </w:t>
       </w:r>
       <m:oMath>
@@ -207,17 +238,20 @@
         </m:sSub>
       </m:oMath>
       <w:r>
+        <w:rPr>
+          <w:rFonts w:eastAsia="黑体"/>
+        </w:rPr>
         <w:t xml:space="preserve"> </w:t>
       </w:r>
       <w:r>
         <w:rPr>
-          <w:rFonts w:hint="eastAsia"/>
+          <w:rFonts w:hint="eastAsia" w:eastAsia="黑体"/>
         </w:rPr>
         <w:t xml:space="preserve">一端相连）；</w:t>
       </w:r>
       <w:r>
         <w:rPr>
-          <w:rFonts w:hint="eastAsia"/>
+          <w:rFonts w:hint="eastAsia" w:eastAsia="黑体"/>
           <w:b/>
           <w:bCs/>
         </w:rPr>
@@ -225,6 +259,7 @@
       </w:r>
       <w:r>
         <w:rPr>
+          <w:rFonts w:eastAsia="黑体"/>
           <w:b/>
           <w:bCs/>
         </w:rPr>
@@ -232,7 +267,7 @@
       </w:r>
       <w:r>
         <w:rPr>
-          <w:rFonts w:hint="eastAsia"/>
+          <w:rFonts w:hint="eastAsia" w:eastAsia="黑体"/>
           <w:b/>
           <w:bCs/>
         </w:rPr>
@@ -240,7 +275,7 @@
       </w:r>
       <w:r>
         <w:rPr>
-          <w:rFonts w:hint="eastAsia"/>
+          <w:rFonts w:hint="eastAsia" w:eastAsia="黑体"/>
         </w:rPr>
         <w:t xml:space="preserve">（</w:t>
       </w:r>
@@ -262,11 +297,14 @@
         </m:sSub>
       </m:oMath>
       <w:r>
+        <w:rPr>
+          <w:rFonts w:eastAsia="黑体"/>
+        </w:rPr>
         <w:t xml:space="preserve"> </w:t>
       </w:r>
       <w:r>
         <w:rPr>
-          <w:rFonts w:hint="eastAsia"/>
+          <w:rFonts w:hint="eastAsia" w:eastAsia="黑体"/>
         </w:rPr>
         <w:t xml:space="preserve">负端、</w:t>
       </w:r>
@@ -285,11 +323,14 @@
         </m:sSub>
       </m:oMath>
       <w:r>
+        <w:rPr>
+          <w:rFonts w:eastAsia="黑体"/>
+        </w:rPr>
         <w:t xml:space="preserve"> </w:t>
       </w:r>
       <w:r>
         <w:rPr>
-          <w:rFonts w:hint="eastAsia"/>
+          <w:rFonts w:hint="eastAsia" w:eastAsia="黑体"/>
         </w:rPr>
         <w:t xml:space="preserve">阳极、</w:t>
       </w:r>
@@ -308,17 +349,20 @@
         </m:sSub>
       </m:oMath>
       <w:r>
+        <w:rPr>
+          <w:rFonts w:eastAsia="黑体"/>
+        </w:rPr>
         <w:t xml:space="preserve"> </w:t>
       </w:r>
       <w:r>
         <w:rPr>
-          <w:rFonts w:hint="eastAsia"/>
+          <w:rFonts w:hint="eastAsia" w:eastAsia="黑体"/>
         </w:rPr>
         <w:t xml:space="preserve">另一端相连）；</w:t>
       </w:r>
       <w:r>
         <w:rPr>
-          <w:rFonts w:hint="eastAsia"/>
+          <w:rFonts w:hint="eastAsia" w:eastAsia="黑体"/>
           <w:b/>
           <w:bCs/>
         </w:rPr>
@@ -326,6 +370,7 @@
       </w:r>
       <w:r>
         <w:rPr>
+          <w:rFonts w:eastAsia="黑体"/>
           <w:b/>
           <w:bCs/>
         </w:rPr>
@@ -333,7 +378,7 @@
       </w:r>
       <w:r>
         <w:rPr>
-          <w:rFonts w:hint="eastAsia"/>
+          <w:rFonts w:hint="eastAsia" w:eastAsia="黑体"/>
           <w:b/>
           <w:bCs/>
         </w:rPr>
@@ -341,7 +386,7 @@
       </w:r>
       <w:r>
         <w:rPr>
-          <w:rFonts w:hint="eastAsia"/>
+          <w:rFonts w:hint="eastAsia" w:eastAsia="黑体"/>
         </w:rPr>
         <w:t xml:space="preserve">（</w:t>
       </w:r>
@@ -360,11 +405,14 @@
         </m:sSub>
       </m:oMath>
       <w:r>
+        <w:rPr>
+          <w:rFonts w:eastAsia="黑体"/>
+        </w:rPr>
         <w:t xml:space="preserve"> </w:t>
       </w:r>
       <w:r>
         <w:rPr>
-          <w:rFonts w:hint="eastAsia"/>
+          <w:rFonts w:hint="eastAsia" w:eastAsia="黑体"/>
         </w:rPr>
         <w:t xml:space="preserve">另一端、</w:t>
       </w:r>
@@ -383,11 +431,14 @@
         </m:sSub>
       </m:oMath>
       <w:r>
+        <w:rPr>
+          <w:rFonts w:eastAsia="黑体"/>
+        </w:rPr>
         <w:t xml:space="preserve"> </w:t>
       </w:r>
       <w:r>
         <w:rPr>
-          <w:rFonts w:hint="eastAsia"/>
+          <w:rFonts w:hint="eastAsia" w:eastAsia="黑体"/>
         </w:rPr>
         <w:t xml:space="preserve">阴极、</w:t>
       </w:r>
@@ -406,17 +457,20 @@
         </m:sSub>
       </m:oMath>
       <w:r>
+        <w:rPr>
+          <w:rFonts w:eastAsia="黑体"/>
+        </w:rPr>
         <w:t xml:space="preserve"> </w:t>
       </w:r>
       <w:r>
         <w:rPr>
-          <w:rFonts w:hint="eastAsia"/>
+          <w:rFonts w:hint="eastAsia" w:eastAsia="黑体"/>
         </w:rPr>
         <w:t xml:space="preserve">阳极相连）；</w:t>
       </w:r>
       <w:r>
         <w:rPr>
-          <w:rFonts w:hint="eastAsia"/>
+          <w:rFonts w:hint="eastAsia" w:eastAsia="黑体"/>
           <w:b/>
           <w:bCs/>
         </w:rPr>
@@ -424,6 +478,7 @@
       </w:r>
       <w:r>
         <w:rPr>
+          <w:rFonts w:eastAsia="黑体"/>
           <w:b/>
           <w:bCs/>
         </w:rPr>
@@ -431,7 +486,7 @@
       </w:r>
       <w:r>
         <w:rPr>
-          <w:rFonts w:hint="eastAsia"/>
+          <w:rFonts w:hint="eastAsia" w:eastAsia="黑体"/>
           <w:b/>
           <w:bCs/>
         </w:rPr>
@@ -439,7 +494,7 @@
       </w:r>
       <w:r>
         <w:rPr>
-          <w:rFonts w:hint="eastAsia"/>
+          <w:rFonts w:hint="eastAsia" w:eastAsia="黑体"/>
         </w:rPr>
         <w:t xml:space="preserve">（</w:t>
       </w:r>
@@ -458,15 +513,21 @@
         </m:sSub>
       </m:oMath>
       <w:r>
+        <w:rPr>
+          <w:rFonts w:eastAsia="黑体"/>
+        </w:rPr>
         <w:t xml:space="preserve"> </w:t>
       </w:r>
       <w:r>
         <w:rPr>
-          <w:rFonts w:hint="eastAsia"/>
+          <w:rFonts w:hint="eastAsia" w:eastAsia="黑体"/>
         </w:rPr>
         <w:t xml:space="preserve">阴极与</w:t>
       </w:r>
       <w:r>
+        <w:rPr>
+          <w:rFonts w:eastAsia="黑体"/>
+        </w:rPr>
         <w:t xml:space="preserve"> </w:t>
       </w:r>
       <m:oMath>
@@ -484,15 +545,21 @@
         </m:sSub>
       </m:oMath>
       <w:r>
+        <w:rPr>
+          <w:rFonts w:eastAsia="黑体"/>
+        </w:rPr>
         <w:t xml:space="preserve"> </w:t>
       </w:r>
       <w:r>
         <w:rPr>
-          <w:rFonts w:hint="eastAsia"/>
+          <w:rFonts w:hint="eastAsia" w:eastAsia="黑体"/>
         </w:rPr>
         <w:t xml:space="preserve">一端相连，作为输出电压</w:t>
       </w:r>
       <w:r>
+        <w:rPr>
+          <w:rFonts w:eastAsia="黑体"/>
+        </w:rPr>
         <w:t xml:space="preserve"> </w:t>
       </w:r>
       <m:oMath>
@@ -516,11 +583,14 @@
         </m:sSub>
       </m:oMath>
       <w:r>
+        <w:rPr>
+          <w:rFonts w:eastAsia="黑体"/>
+        </w:rPr>
         <w:t xml:space="preserve"> </w:t>
       </w:r>
       <w:r>
         <w:rPr>
-          <w:rFonts w:hint="eastAsia"/>
+          <w:rFonts w:hint="eastAsia" w:eastAsia="黑体"/>
         </w:rPr>
         <w:t xml:space="preserve">的正端）。</w:t>
       </w:r>
@@ -529,7 +599,7 @@
       <w:pPr/>
       <w:r>
         <w:rPr>
-          <w:rFonts w:hint="eastAsia"/>
+          <w:rFonts w:hint="eastAsia" w:eastAsia="黑体"/>
         </w:rPr>
         <w:t xml:space="preserve">各元件管脚连接：</w:t>
       </w:r>
@@ -548,11 +618,14 @@
         </m:sSub>
       </m:oMath>
       <w:r>
+        <w:rPr>
+          <w:rFonts w:eastAsia="黑体"/>
+        </w:rPr>
         <w:t xml:space="preserve"> </w:t>
       </w:r>
       <w:r>
         <w:rPr>
-          <w:rFonts w:hint="eastAsia"/>
+          <w:rFonts w:hint="eastAsia" w:eastAsia="黑体"/>
         </w:rPr>
         <w:t xml:space="preserve">阳极接输入负端/地节点、阴极接中间节点；</w:t>
       </w:r>
@@ -571,11 +644,14 @@
         </m:sSub>
       </m:oMath>
       <w:r>
+        <w:rPr>
+          <w:rFonts w:eastAsia="黑体"/>
+        </w:rPr>
         <w:t xml:space="preserve"> </w:t>
       </w:r>
       <w:r>
         <w:rPr>
-          <w:rFonts w:hint="eastAsia"/>
+          <w:rFonts w:hint="eastAsia" w:eastAsia="黑体"/>
         </w:rPr>
         <w:t xml:space="preserve">阳极接中间节点、阴极接输出节点；</w:t>
       </w:r>
@@ -594,11 +670,14 @@
         </m:sSub>
       </m:oMath>
       <w:r>
+        <w:rPr>
+          <w:rFonts w:eastAsia="黑体"/>
+        </w:rPr>
         <w:t xml:space="preserve"> </w:t>
       </w:r>
       <w:r>
         <w:rPr>
-          <w:rFonts w:hint="eastAsia"/>
+          <w:rFonts w:hint="eastAsia" w:eastAsia="黑体"/>
         </w:rPr>
         <w:t xml:space="preserve">一端接交流输入节点、另一端接中间节点；</w:t>
       </w:r>
@@ -617,15 +696,21 @@
         </m:sSub>
       </m:oMath>
       <w:r>
+        <w:rPr>
+          <w:rFonts w:eastAsia="黑体"/>
+        </w:rPr>
         <w:t xml:space="preserve"> </w:t>
       </w:r>
       <w:r>
         <w:rPr>
-          <w:rFonts w:hint="eastAsia"/>
+          <w:rFonts w:hint="eastAsia" w:eastAsia="黑体"/>
         </w:rPr>
         <w:t xml:space="preserve">一端接输出节点、另一端接输入负端/地节点。交流输入在正/负半周交替把</w:t>
       </w:r>
       <w:r>
+        <w:rPr>
+          <w:rFonts w:eastAsia="黑体"/>
+        </w:rPr>
         <w:t xml:space="preserve"> </w:t>
       </w:r>
       <m:oMath>
@@ -643,15 +728,21 @@
         </m:sSub>
       </m:oMath>
       <w:r>
+        <w:rPr>
+          <w:rFonts w:eastAsia="黑体"/>
+        </w:rPr>
         <w:t xml:space="preserve"> </w:t>
       </w:r>
       <w:r>
         <w:rPr>
-          <w:rFonts w:hint="eastAsia"/>
+          <w:rFonts w:hint="eastAsia" w:eastAsia="黑体"/>
         </w:rPr>
         <w:t xml:space="preserve">泵升至输入峰值</w:t>
       </w:r>
       <w:r>
+        <w:rPr>
+          <w:rFonts w:eastAsia="黑体"/>
+        </w:rPr>
         <w:t xml:space="preserve"> </w:t>
       </w:r>
       <m:oMath>
@@ -670,11 +761,14 @@
       </m:oMath>
       <w:r>
         <w:rPr>
-          <w:rFonts w:hint="eastAsia"/>
+          <w:rFonts w:hint="eastAsia" w:eastAsia="黑体"/>
         </w:rPr>
         <w:t xml:space="preserve">，再由</w:t>
       </w:r>
       <w:r>
+        <w:rPr>
+          <w:rFonts w:eastAsia="黑体"/>
+        </w:rPr>
         <w:t xml:space="preserve"> </w:t>
       </w:r>
       <m:oMath>
@@ -692,15 +786,21 @@
         </m:sSub>
       </m:oMath>
       <w:r>
+        <w:rPr>
+          <w:rFonts w:eastAsia="黑体"/>
+        </w:rPr>
         <w:t xml:space="preserve"> </w:t>
       </w:r>
       <w:r>
         <w:rPr>
-          <w:rFonts w:hint="eastAsia"/>
+          <w:rFonts w:hint="eastAsia" w:eastAsia="黑体"/>
         </w:rPr>
         <w:t xml:space="preserve">把输入电压与</w:t>
       </w:r>
       <w:r>
+        <w:rPr>
+          <w:rFonts w:eastAsia="黑体"/>
+        </w:rPr>
         <w:t xml:space="preserve"> </w:t>
       </w:r>
       <m:oMath>
@@ -718,15 +818,21 @@
         </m:sSub>
       </m:oMath>
       <w:r>
+        <w:rPr>
+          <w:rFonts w:eastAsia="黑体"/>
+        </w:rPr>
         <w:t xml:space="preserve"> </w:t>
       </w:r>
       <w:r>
         <w:rPr>
-          <w:rFonts w:hint="eastAsia"/>
+          <w:rFonts w:hint="eastAsia" w:eastAsia="黑体"/>
         </w:rPr>
         <w:t xml:space="preserve">上的电压串联灌入</w:t>
       </w:r>
       <w:r>
+        <w:rPr>
+          <w:rFonts w:eastAsia="黑体"/>
+        </w:rPr>
         <w:t xml:space="preserve"> </w:t>
       </w:r>
       <m:oMath>
@@ -745,11 +851,14 @@
       </m:oMath>
       <w:r>
         <w:rPr>
-          <w:rFonts w:hint="eastAsia"/>
+          <w:rFonts w:hint="eastAsia" w:eastAsia="黑体"/>
         </w:rPr>
         <w:t xml:space="preserve">，使</w:t>
       </w:r>
       <w:r>
+        <w:rPr>
+          <w:rFonts w:eastAsia="黑体"/>
+        </w:rPr>
         <w:t xml:space="preserve"> </w:t>
       </w:r>
       <m:oMath>
@@ -767,15 +876,21 @@
         </m:sSub>
       </m:oMath>
       <w:r>
+        <w:rPr>
+          <w:rFonts w:eastAsia="黑体"/>
+        </w:rPr>
         <w:t xml:space="preserve"> </w:t>
       </w:r>
       <w:r>
         <w:rPr>
-          <w:rFonts w:hint="eastAsia"/>
+          <w:rFonts w:hint="eastAsia" w:eastAsia="黑体"/>
         </w:rPr>
         <w:t xml:space="preserve">上电压约为</w:t>
       </w:r>
       <w:r>
+        <w:rPr>
+          <w:rFonts w:eastAsia="黑体"/>
+        </w:rPr>
         <w:t xml:space="preserve"> </w:t>
       </w:r>
       <m:oMath>
@@ -796,6 +911,9 @@
         </m:sSub>
       </m:oMath>
       <w:r>
+        <w:rPr>
+          <w:rFonts w:eastAsia="黑体"/>
+        </w:rPr>
         <w:t xml:space="preserve">。</w:t>
       </w:r>
     </w:p>
@@ -803,20 +921,26 @@
       <w:pPr/>
       <w:r>
         <w:rPr>
-          <w:rFonts w:hint="eastAsia"/>
+          <w:rFonts w:hint="eastAsia" w:eastAsia="黑体"/>
         </w:rPr>
         <w:t xml:space="preserve">由此构成”电容-二极管倍压”组态，无需变压器即可把交流整流并升压至约输入峰值的</w:t>
       </w:r>
       <w:r>
+        <w:rPr>
+          <w:rFonts w:eastAsia="黑体"/>
+        </w:rPr>
         <w:t xml:space="preserve"> 2 </w:t>
       </w:r>
       <w:r>
         <w:rPr>
-          <w:rFonts w:hint="eastAsia"/>
+          <w:rFonts w:hint="eastAsia" w:eastAsia="黑体"/>
         </w:rPr>
         <w:t xml:space="preserve">倍，输出直流约为</w:t>
       </w:r>
       <w:r>
+        <w:rPr>
+          <w:rFonts w:eastAsia="黑体"/>
+        </w:rPr>
         <w:t xml:space="preserve"> </w:t>
       </w:r>
       <m:oMath>
@@ -838,7 +962,7 @@
       </m:oMath>
       <w:r>
         <w:rPr>
-          <w:rFonts w:hint="eastAsia"/>
+          <w:rFonts w:hint="eastAsia" w:eastAsia="黑体"/>
         </w:rPr>
         <w:t xml:space="preserve">，用于需要高压直流的小功率场合。</w:t>
       </w:r>
@@ -851,7 +975,7 @@
       </w:pPr>
       <w:r>
         <w:rPr>
-          <w:rFonts w:hint="eastAsia"/>
+          <w:rFonts w:hint="eastAsia" w:eastAsia="黑体"/>
         </w:rPr>
         <w:t xml:space="preserve">工作原理</w:t>
       </w:r>
@@ -862,11 +986,14 @@
       </w:pPr>
       <w:r>
         <w:rPr>
-          <w:rFonts w:hint="eastAsia"/>
+          <w:rFonts w:hint="eastAsia" w:eastAsia="黑体"/>
         </w:rPr>
         <w:t xml:space="preserve">正半周时</w:t>
       </w:r>
       <w:r>
+        <w:rPr>
+          <w:rFonts w:eastAsia="黑体"/>
+        </w:rPr>
         <w:t xml:space="preserve"> </w:t>
       </w:r>
       <m:oMath>
@@ -884,15 +1011,21 @@
         </m:sSub>
       </m:oMath>
       <w:r>
+        <w:rPr>
+          <w:rFonts w:eastAsia="黑体"/>
+        </w:rPr>
         <w:t xml:space="preserve"> </w:t>
       </w:r>
       <w:r>
         <w:rPr>
-          <w:rFonts w:hint="eastAsia"/>
+          <w:rFonts w:hint="eastAsia" w:eastAsia="黑体"/>
         </w:rPr>
         <w:t xml:space="preserve">导通给</w:t>
       </w:r>
       <w:r>
+        <w:rPr>
+          <w:rFonts w:eastAsia="黑体"/>
+        </w:rPr>
         <w:t xml:space="preserve"> </w:t>
       </w:r>
       <m:oMath>
@@ -910,15 +1043,21 @@
         </m:sSub>
       </m:oMath>
       <w:r>
+        <w:rPr>
+          <w:rFonts w:eastAsia="黑体"/>
+        </w:rPr>
         <w:t xml:space="preserve"> </w:t>
       </w:r>
       <w:r>
         <w:rPr>
-          <w:rFonts w:hint="eastAsia"/>
+          <w:rFonts w:hint="eastAsia" w:eastAsia="黑体"/>
         </w:rPr>
         <w:t xml:space="preserve">充电至输入峰值</w:t>
       </w:r>
       <w:r>
+        <w:rPr>
+          <w:rFonts w:eastAsia="黑体"/>
+        </w:rPr>
         <w:t xml:space="preserve"> </w:t>
       </w:r>
       <m:oMath>
@@ -937,11 +1076,14 @@
       </m:oMath>
       <w:r>
         <w:rPr>
-          <w:rFonts w:hint="eastAsia"/>
+          <w:rFonts w:hint="eastAsia" w:eastAsia="黑体"/>
         </w:rPr>
         <w:t xml:space="preserve">；负半周时输入电压与</w:t>
       </w:r>
       <w:r>
+        <w:rPr>
+          <w:rFonts w:eastAsia="黑体"/>
+        </w:rPr>
         <w:t xml:space="preserve"> </w:t>
       </w:r>
       <m:oMath>
@@ -959,15 +1101,21 @@
         </m:sSub>
       </m:oMath>
       <w:r>
+        <w:rPr>
+          <w:rFonts w:eastAsia="黑体"/>
+        </w:rPr>
         <w:t xml:space="preserve"> </w:t>
       </w:r>
       <w:r>
         <w:rPr>
-          <w:rFonts w:hint="eastAsia"/>
+          <w:rFonts w:hint="eastAsia" w:eastAsia="黑体"/>
         </w:rPr>
         <w:t xml:space="preserve">上的电压串联，经</w:t>
       </w:r>
       <w:r>
+        <w:rPr>
+          <w:rFonts w:eastAsia="黑体"/>
+        </w:rPr>
         <w:t xml:space="preserve"> </w:t>
       </w:r>
       <m:oMath>
@@ -985,15 +1133,21 @@
         </m:sSub>
       </m:oMath>
       <w:r>
+        <w:rPr>
+          <w:rFonts w:eastAsia="黑体"/>
+        </w:rPr>
         <w:t xml:space="preserve"> </w:t>
       </w:r>
       <w:r>
         <w:rPr>
-          <w:rFonts w:hint="eastAsia"/>
+          <w:rFonts w:hint="eastAsia" w:eastAsia="黑体"/>
         </w:rPr>
         <w:t xml:space="preserve">对</w:t>
       </w:r>
       <w:r>
+        <w:rPr>
+          <w:rFonts w:eastAsia="黑体"/>
+        </w:rPr>
         <w:t xml:space="preserve"> </w:t>
       </w:r>
       <m:oMath>
@@ -1011,15 +1165,21 @@
         </m:sSub>
       </m:oMath>
       <w:r>
+        <w:rPr>
+          <w:rFonts w:eastAsia="黑体"/>
+        </w:rPr>
         <w:t xml:space="preserve"> </w:t>
       </w:r>
       <w:r>
         <w:rPr>
-          <w:rFonts w:hint="eastAsia"/>
+          <w:rFonts w:hint="eastAsia" w:eastAsia="黑体"/>
         </w:rPr>
         <w:t xml:space="preserve">充电至约</w:t>
       </w:r>
       <w:r>
+        <w:rPr>
+          <w:rFonts w:eastAsia="黑体"/>
+        </w:rPr>
         <w:t xml:space="preserve"> </w:t>
       </w:r>
       <m:oMath>
@@ -1041,7 +1201,7 @@
       </m:oMath>
       <w:r>
         <w:rPr>
-          <w:rFonts w:hint="eastAsia"/>
+          <w:rFonts w:hint="eastAsia" w:eastAsia="黑体"/>
         </w:rPr>
         <w:t xml:space="preserve">。电容交替充放电，使输出倍增为输入峰值的两倍。</w:t>
       </w:r>
@@ -1054,7 +1214,7 @@
       </w:pPr>
       <w:r>
         <w:rPr>
-          <w:rFonts w:hint="eastAsia"/>
+          <w:rFonts w:hint="eastAsia" w:eastAsia="黑体"/>
         </w:rPr>
         <w:t xml:space="preserve">关键计算公式</w:t>
       </w:r>
@@ -1068,7 +1228,7 @@
       </w:pPr>
       <w:r>
         <w:rPr>
-          <w:rFonts w:hint="eastAsia"/>
+          <w:rFonts w:hint="eastAsia" w:eastAsia="黑体"/>
         </w:rPr>
         <w:t xml:space="preserve">输出直流电压（空载理想值）：</w:t>
       </w:r>
@@ -1128,7 +1288,7 @@
       </w:pPr>
       <w:r>
         <w:rPr>
-          <w:rFonts w:hint="eastAsia"/>
+          <w:rFonts w:hint="eastAsia" w:eastAsia="黑体"/>
         </w:rPr>
         <w:t xml:space="preserve">负载时的实际输出：</w:t>
       </w:r>
@@ -1230,7 +1390,7 @@
       </w:pPr>
       <w:r>
         <w:rPr>
-          <w:rFonts w:hint="eastAsia"/>
+          <w:rFonts w:hint="eastAsia" w:eastAsia="黑体"/>
         </w:rPr>
         <w:t xml:space="preserve">输出纹波：</w:t>
       </w:r>
@@ -1326,7 +1486,7 @@
       </w:pPr>
       <w:r>
         <w:rPr>
-          <w:rFonts w:hint="eastAsia"/>
+          <w:rFonts w:hint="eastAsia" w:eastAsia="黑体"/>
         </w:rPr>
         <w:t xml:space="preserve">二极管反向峰值电压：</w:t>
       </w:r>
@@ -1405,7 +1565,7 @@
             </w:pPr>
             <w:r>
               <w:rPr>
-                <w:rFonts w:hint="eastAsia"/>
+                <w:rFonts w:hint="eastAsia" w:eastAsia="黑体"/>
               </w:rPr>
               <w:t xml:space="preserve">符号</w:t>
             </w:r>
@@ -1419,7 +1579,7 @@
             </w:pPr>
             <w:r>
               <w:rPr>
-                <w:rFonts w:hint="eastAsia"/>
+                <w:rFonts w:hint="eastAsia" w:eastAsia="黑体"/>
               </w:rPr>
               <w:t xml:space="preserve">含义</w:t>
             </w:r>
@@ -1433,7 +1593,7 @@
             </w:pPr>
             <w:r>
               <w:rPr>
-                <w:rFonts w:hint="eastAsia"/>
+                <w:rFonts w:hint="eastAsia" w:eastAsia="黑体"/>
               </w:rPr>
               <w:t xml:space="preserve">单位</w:t>
             </w:r>
@@ -1462,6 +1622,9 @@
               </m:sSub>
             </m:oMath>
             <w:r>
+              <w:rPr>
+                <w:rFonts w:eastAsia="黑体"/>
+              </w:rPr>
               <w:t xml:space="preserve">​</w:t>
             </w:r>
           </w:p>
@@ -1474,7 +1637,7 @@
             </w:pPr>
             <w:r>
               <w:rPr>
-                <w:rFonts w:hint="eastAsia"/>
+                <w:rFonts w:hint="eastAsia" w:eastAsia="黑体"/>
               </w:rPr>
               <w:t xml:space="preserve">输入峰值电压</w:t>
             </w:r>
@@ -1487,6 +1650,9 @@
               <w:pStyle w:val="Compact"/>
             </w:pPr>
             <w:r>
+              <w:rPr>
+                <w:rFonts w:eastAsia="黑体"/>
+              </w:rPr>
               <w:t xml:space="preserve">V</w:t>
             </w:r>
           </w:p>
@@ -1514,6 +1680,9 @@
               </m:sSub>
             </m:oMath>
             <w:r>
+              <w:rPr>
+                <w:rFonts w:eastAsia="黑体"/>
+              </w:rPr>
               <w:t xml:space="preserve">​</w:t>
             </w:r>
           </w:p>
@@ -1526,7 +1695,7 @@
             </w:pPr>
             <w:r>
               <w:rPr>
-                <w:rFonts w:hint="eastAsia"/>
+                <w:rFonts w:hint="eastAsia" w:eastAsia="黑体"/>
               </w:rPr>
               <w:t xml:space="preserve">输出直流电压</w:t>
             </w:r>
@@ -1539,6 +1708,9 @@
               <w:pStyle w:val="Compact"/>
             </w:pPr>
             <w:r>
+              <w:rPr>
+                <w:rFonts w:eastAsia="黑体"/>
+              </w:rPr>
               <w:t xml:space="preserve">V</w:t>
             </w:r>
           </w:p>
@@ -1566,6 +1738,9 @@
               </m:sSub>
             </m:oMath>
             <w:r>
+              <w:rPr>
+                <w:rFonts w:eastAsia="黑体"/>
+              </w:rPr>
               <w:t xml:space="preserve">​</w:t>
             </w:r>
           </w:p>
@@ -1578,7 +1753,7 @@
             </w:pPr>
             <w:r>
               <w:rPr>
-                <w:rFonts w:hint="eastAsia"/>
+                <w:rFonts w:hint="eastAsia" w:eastAsia="黑体"/>
               </w:rPr>
               <w:t xml:space="preserve">输出电流</w:t>
             </w:r>
@@ -1591,6 +1766,9 @@
               <w:pStyle w:val="Compact"/>
             </w:pPr>
             <w:r>
+              <w:rPr>
+                <w:rFonts w:eastAsia="黑体"/>
+              </w:rPr>
               <w:t xml:space="preserve">A</w:t>
             </w:r>
           </w:p>
@@ -1609,6 +1787,9 @@
               </m:r>
             </m:oMath>
             <w:r>
+              <w:rPr>
+                <w:rFonts w:eastAsia="黑体"/>
+              </w:rPr>
               <w:t xml:space="preserve">​</w:t>
             </w:r>
           </w:p>
@@ -1621,7 +1802,7 @@
             </w:pPr>
             <w:r>
               <w:rPr>
-                <w:rFonts w:hint="eastAsia"/>
+                <w:rFonts w:hint="eastAsia" w:eastAsia="黑体"/>
               </w:rPr>
               <w:t xml:space="preserve">输入电源频率</w:t>
             </w:r>
@@ -1634,6 +1815,9 @@
               <w:pStyle w:val="Compact"/>
             </w:pPr>
             <w:r>
+              <w:rPr>
+                <w:rFonts w:eastAsia="黑体"/>
+              </w:rPr>
               <w:t xml:space="preserve">Hz</w:t>
             </w:r>
           </w:p>
@@ -1661,6 +1845,9 @@
               </m:sSub>
             </m:oMath>
             <w:r>
+              <w:rPr>
+                <w:rFonts w:eastAsia="黑体"/>
+              </w:rPr>
               <w:t xml:space="preserve">​</w:t>
             </w:r>
           </w:p>
@@ -1673,7 +1860,7 @@
             </w:pPr>
             <w:r>
               <w:rPr>
-                <w:rFonts w:hint="eastAsia"/>
+                <w:rFonts w:hint="eastAsia" w:eastAsia="黑体"/>
               </w:rPr>
               <w:t xml:space="preserve">输出级电容</w:t>
             </w:r>
@@ -1686,6 +1873,9 @@
               <w:pStyle w:val="Compact"/>
             </w:pPr>
             <w:r>
+              <w:rPr>
+                <w:rFonts w:eastAsia="黑体"/>
+              </w:rPr>
               <w:t xml:space="preserve">F</w:t>
             </w:r>
           </w:p>
@@ -1728,6 +1918,9 @@
               </m:sSub>
             </m:oMath>
             <w:r>
+              <w:rPr>
+                <w:rFonts w:eastAsia="黑体"/>
+              </w:rPr>
               <w:t xml:space="preserve">​</w:t>
             </w:r>
           </w:p>
@@ -1740,7 +1933,7 @@
             </w:pPr>
             <w:r>
               <w:rPr>
-                <w:rFonts w:hint="eastAsia"/>
+                <w:rFonts w:hint="eastAsia" w:eastAsia="黑体"/>
               </w:rPr>
               <w:t xml:space="preserve">输出纹波电压</w:t>
             </w:r>
@@ -1753,6 +1946,9 @@
               <w:pStyle w:val="Compact"/>
             </w:pPr>
             <w:r>
+              <w:rPr>
+                <w:rFonts w:eastAsia="黑体"/>
+              </w:rPr>
               <w:t xml:space="preserve">V</w:t>
             </w:r>
           </w:p>
@@ -1767,7 +1963,7 @@
       </w:pPr>
       <w:r>
         <w:rPr>
-          <w:rFonts w:hint="eastAsia"/>
+          <w:rFonts w:hint="eastAsia" w:eastAsia="黑体"/>
         </w:rPr>
         <w:t xml:space="preserve">元件调整影响</w:t>
       </w:r>
@@ -1796,6 +1992,7 @@
       </m:oMath>
       <w:r>
         <w:rPr>
+          <w:rFonts w:eastAsia="黑体"/>
           <w:b/>
           <w:bCs/>
         </w:rPr>
@@ -1817,6 +2014,7 @@
       </m:oMath>
       <w:r>
         <w:rPr>
+          <w:rFonts w:eastAsia="黑体"/>
           <w:b/>
           <w:bCs/>
         </w:rPr>
@@ -1824,25 +2022,34 @@
       </w:r>
       <w:r>
         <w:rPr>
-          <w:rFonts w:hint="eastAsia"/>
+          <w:rFonts w:hint="eastAsia" w:eastAsia="黑体"/>
           <w:b/>
           <w:bCs/>
         </w:rPr>
         <w:t xml:space="preserve">增大</w:t>
       </w:r>
       <w:r>
+        <w:rPr>
+          <w:rFonts w:eastAsia="黑体"/>
+        </w:rPr>
         <w:t xml:space="preserve"> </w:t>
       </w:r>
       <w:r>
+        <w:rPr>
+          <w:rFonts w:eastAsia="黑体"/>
+        </w:rPr>
         <w:t xml:space="preserve">→ </w:t>
       </w:r>
       <w:r>
         <w:rPr>
-          <w:rFonts w:hint="eastAsia"/>
+          <w:rFonts w:hint="eastAsia" w:eastAsia="黑体"/>
         </w:rPr>
         <w:t xml:space="preserve">纹波减小、带载电压更接近</w:t>
       </w:r>
       <w:r>
+        <w:rPr>
+          <w:rFonts w:eastAsia="黑体"/>
+        </w:rPr>
         <w:t xml:space="preserve"> </w:t>
       </w:r>
       <m:oMath>
@@ -1864,7 +2071,7 @@
       </m:oMath>
       <w:r>
         <w:rPr>
-          <w:rFonts w:hint="eastAsia"/>
+          <w:rFonts w:hint="eastAsia" w:eastAsia="黑体"/>
         </w:rPr>
         <w:t xml:space="preserve">、动态更好。</w:t>
       </w:r>
@@ -1893,6 +2100,7 @@
       </m:oMath>
       <w:r>
         <w:rPr>
+          <w:rFonts w:eastAsia="黑体"/>
           <w:b/>
           <w:bCs/>
         </w:rPr>
@@ -1900,21 +2108,27 @@
       </w:r>
       <w:r>
         <w:rPr>
-          <w:rFonts w:hint="eastAsia"/>
+          <w:rFonts w:hint="eastAsia" w:eastAsia="黑体"/>
           <w:b/>
           <w:bCs/>
         </w:rPr>
         <w:t xml:space="preserve">增大</w:t>
       </w:r>
       <w:r>
+        <w:rPr>
+          <w:rFonts w:eastAsia="黑体"/>
+        </w:rPr>
         <w:t xml:space="preserve"> </w:t>
       </w:r>
       <w:r>
+        <w:rPr>
+          <w:rFonts w:eastAsia="黑体"/>
+        </w:rPr>
         <w:t xml:space="preserve">→ </w:t>
       </w:r>
       <w:r>
         <w:rPr>
-          <w:rFonts w:hint="eastAsia"/>
+          <w:rFonts w:hint="eastAsia" w:eastAsia="黑体"/>
         </w:rPr>
         <w:t xml:space="preserve">输出电压下降、纹波增大（带载能力有限）。</w:t>
       </w:r>
@@ -1929,7 +2143,7 @@
       </w:pPr>
       <w:r>
         <w:rPr>
-          <w:rFonts w:hint="eastAsia"/>
+          <w:rFonts w:hint="eastAsia" w:eastAsia="黑体"/>
           <w:b/>
           <w:bCs/>
         </w:rPr>
@@ -1937,6 +2151,7 @@
       </w:r>
       <w:r>
         <w:rPr>
+          <w:rFonts w:eastAsia="黑体"/>
           <w:b/>
           <w:bCs/>
         </w:rPr>
@@ -1949,6 +2164,7 @@
       </m:oMath>
       <w:r>
         <w:rPr>
+          <w:rFonts w:eastAsia="黑体"/>
           <w:b/>
           <w:bCs/>
         </w:rPr>
@@ -1956,21 +2172,27 @@
       </w:r>
       <w:r>
         <w:rPr>
-          <w:rFonts w:hint="eastAsia"/>
+          <w:rFonts w:hint="eastAsia" w:eastAsia="黑体"/>
           <w:b/>
           <w:bCs/>
         </w:rPr>
         <w:t xml:space="preserve">增大</w:t>
       </w:r>
       <w:r>
+        <w:rPr>
+          <w:rFonts w:eastAsia="黑体"/>
+        </w:rPr>
         <w:t xml:space="preserve"> </w:t>
       </w:r>
       <w:r>
+        <w:rPr>
+          <w:rFonts w:eastAsia="黑体"/>
+        </w:rPr>
         <w:t xml:space="preserve">→ </w:t>
       </w:r>
       <w:r>
         <w:rPr>
-          <w:rFonts w:hint="eastAsia"/>
+          <w:rFonts w:hint="eastAsia" w:eastAsia="黑体"/>
         </w:rPr>
         <w:t xml:space="preserve">可用更小电容得到相同纹波，输出更稳。</w:t>
       </w:r>
@@ -1985,7 +2207,7 @@
       </w:pPr>
       <w:r>
         <w:rPr>
-          <w:rFonts w:hint="eastAsia"/>
+          <w:rFonts w:hint="eastAsia" w:eastAsia="黑体"/>
         </w:rPr>
         <w:t xml:space="preserve">选择更大电容可提高带载能力，但启动冲击电流增大。</w:t>
       </w:r>
@@ -1998,7 +2220,7 @@
       </w:pPr>
       <w:r>
         <w:rPr>
-          <w:rFonts w:hint="eastAsia"/>
+          <w:rFonts w:hint="eastAsia" w:eastAsia="黑体"/>
         </w:rPr>
         <w:t xml:space="preserve">典型参数示例</w:t>
       </w:r>
@@ -2013,11 +2235,14 @@
       </w:pPr>
       <w:r>
         <w:rPr>
-          <w:rFonts w:hint="eastAsia"/>
+          <w:rFonts w:hint="eastAsia" w:eastAsia="黑体"/>
         </w:rPr>
         <w:t xml:space="preserve">取</w:t>
       </w:r>
       <w:r>
+        <w:rPr>
+          <w:rFonts w:eastAsia="黑体"/>
+        </w:rPr>
         <w:t xml:space="preserve"> </w:t>
       </w:r>
       <m:oMath>
@@ -2055,16 +2280,19 @@
       </m:oMath>
       <w:r>
         <w:rPr>
-          <w:rFonts w:hint="eastAsia"/>
+          <w:rFonts w:hint="eastAsia" w:eastAsia="黑体"/>
         </w:rPr>
         <w:t xml:space="preserve">（120</w:t>
       </w:r>
       <w:r>
+        <w:rPr>
+          <w:rFonts w:eastAsia="黑体"/>
+        </w:rPr>
         <w:t xml:space="preserve"> V </w:t>
       </w:r>
       <w:r>
         <w:rPr>
-          <w:rFonts w:hint="eastAsia"/>
+          <w:rFonts w:hint="eastAsia" w:eastAsia="黑体"/>
         </w:rPr>
         <w:t xml:space="preserve">有效值的峰值）、空载：</w:t>
       </w:r>
@@ -2120,6 +2348,9 @@
         </m:r>
       </m:oMath>
       <w:r>
+        <w:rPr>
+          <w:rFonts w:eastAsia="黑体"/>
+        </w:rPr>
         <w:t xml:space="preserve">。</w:t>
       </w:r>
     </w:p>
@@ -2133,11 +2364,14 @@
       </w:pPr>
       <w:r>
         <w:rPr>
-          <w:rFonts w:hint="eastAsia"/>
+          <w:rFonts w:hint="eastAsia" w:eastAsia="黑体"/>
         </w:rPr>
         <w:t xml:space="preserve">取</w:t>
       </w:r>
       <w:r>
+        <w:rPr>
+          <w:rFonts w:eastAsia="黑体"/>
+        </w:rPr>
         <w:t xml:space="preserve"> </w:t>
       </w:r>
       <m:oMath>
@@ -2171,11 +2405,14 @@
       </m:oMath>
       <w:r>
         <w:rPr>
-          <w:rFonts w:hint="eastAsia"/>
+          <w:rFonts w:hint="eastAsia" w:eastAsia="黑体"/>
         </w:rPr>
         <w:t xml:space="preserve">（纹波）≤</w:t>
       </w:r>
       <w:r>
+        <w:rPr>
+          <w:rFonts w:eastAsia="黑体"/>
+        </w:rPr>
         <w:t xml:space="preserve"> 1 V、</w:t>
       </w:r>
       <m:oMath>
@@ -2212,6 +2449,9 @@
         </m:r>
       </m:oMath>
       <w:r>
+        <w:rPr>
+          <w:rFonts w:eastAsia="黑体"/>
+        </w:rPr>
         <w:t xml:space="preserve">、</w:t>
       </w:r>
       <m:oMath>
@@ -2240,11 +2480,14 @@
       </m:oMath>
       <w:r>
         <w:rPr>
-          <w:rFonts w:hint="eastAsia"/>
+          <w:rFonts w:hint="eastAsia" w:eastAsia="黑体"/>
         </w:rPr>
         <w:t xml:space="preserve">：所需</w:t>
       </w:r>
       <w:r>
+        <w:rPr>
+          <w:rFonts w:eastAsia="黑体"/>
+        </w:rPr>
         <w:t xml:space="preserve"> </w:t>
       </w:r>
       <m:oMath>
@@ -2389,6 +2632,9 @@
         </m:r>
       </m:oMath>
       <w:r>
+        <w:rPr>
+          <w:rFonts w:eastAsia="黑体"/>
+        </w:rPr>
         <w:t xml:space="preserve">。</w:t>
       </w:r>
     </w:p>
@@ -2400,7 +2646,7 @@
       </w:pPr>
       <w:r>
         <w:rPr>
-          <w:rFonts w:hint="eastAsia"/>
+          <w:rFonts w:hint="eastAsia" w:eastAsia="黑体"/>
         </w:rPr>
         <w:t xml:space="preserve">常见器件型号</w:t>
       </w:r>
@@ -2415,7 +2661,7 @@
       </w:pPr>
       <w:r>
         <w:rPr>
-          <w:rFonts w:hint="eastAsia"/>
+          <w:rFonts w:hint="eastAsia" w:eastAsia="黑体"/>
         </w:rPr>
         <w:t xml:space="preserve">二极管：1N4007、1N5408、UF4007。</w:t>
       </w:r>
@@ -2430,16 +2676,19 @@
       </w:pPr>
       <w:r>
         <w:rPr>
-          <w:rFonts w:hint="eastAsia"/>
+          <w:rFonts w:hint="eastAsia" w:eastAsia="黑体"/>
         </w:rPr>
         <w:t xml:space="preserve">电容：电解电容（耐压</w:t>
       </w:r>
       <w:r>
+        <w:rPr>
+          <w:rFonts w:eastAsia="黑体"/>
+        </w:rPr>
         <w:t xml:space="preserve"> ≥ </w:t>
       </w:r>
       <w:r>
         <w:rPr>
-          <w:rFonts w:hint="eastAsia"/>
+          <w:rFonts w:hint="eastAsia" w:eastAsia="黑体"/>
         </w:rPr>
         <w:t xml:space="preserve">峰值电压）。</w:t>
       </w:r>
@@ -2454,7 +2703,7 @@
       </w:pPr>
       <w:r>
         <w:rPr>
-          <w:rFonts w:hint="eastAsia"/>
+          <w:rFonts w:hint="eastAsia" w:eastAsia="黑体"/>
         </w:rPr>
         <w:t xml:space="preserve">常用：按需选型。</w:t>
       </w:r>
@@ -2467,7 +2716,7 @@
       </w:pPr>
       <w:r>
         <w:rPr>
-          <w:rFonts w:hint="eastAsia"/>
+          <w:rFonts w:hint="eastAsia" w:eastAsia="黑体"/>
         </w:rPr>
         <w:t xml:space="preserve">注意事项</w:t>
       </w:r>
@@ -2482,7 +2731,7 @@
       </w:pPr>
       <w:r>
         <w:rPr>
-          <w:rFonts w:hint="eastAsia"/>
+          <w:rFonts w:hint="eastAsia" w:eastAsia="黑体"/>
         </w:rPr>
         <w:t xml:space="preserve">输出电流能力小，随负载加重电压下降明显，适合高阻负载。</w:t>
       </w:r>
@@ -2497,14 +2746,20 @@
       </w:pPr>
       <w:r>
         <w:rPr>
-          <w:rFonts w:hint="eastAsia"/>
+          <w:rFonts w:hint="eastAsia" w:eastAsia="黑体"/>
         </w:rPr>
         <w:t xml:space="preserve">电容耐压与二极管反向耐压须</w:t>
       </w:r>
       <w:r>
+        <w:rPr>
+          <w:rFonts w:eastAsia="黑体"/>
+        </w:rPr>
         <w:t xml:space="preserve"> ≥</w:t>
       </w:r>
       <w:r>
+        <w:rPr>
+          <w:rFonts w:eastAsia="黑体"/>
+        </w:rPr>
         <w:t xml:space="preserve"> </w:t>
       </w:r>
       <m:oMath>
@@ -2526,7 +2781,7 @@
       </m:oMath>
       <w:r>
         <w:rPr>
-          <w:rFonts w:hint="eastAsia"/>
+          <w:rFonts w:hint="eastAsia" w:eastAsia="黑体"/>
         </w:rPr>
         <w:t xml:space="preserve">（含裕量）。</w:t>
       </w:r>
@@ -2541,7 +2796,7 @@
       </w:pPr>
       <w:r>
         <w:rPr>
-          <w:rFonts w:hint="eastAsia"/>
+          <w:rFonts w:hint="eastAsia" w:eastAsia="黑体"/>
         </w:rPr>
         <w:t xml:space="preserve">无隔离，输出对地为浮空高压，注意安全。</w:t>
       </w:r>
@@ -2556,7 +2811,7 @@
       </w:pPr>
       <w:r>
         <w:rPr>
-          <w:rFonts w:hint="eastAsia"/>
+          <w:rFonts w:hint="eastAsia" w:eastAsia="黑体"/>
         </w:rPr>
         <w:t xml:space="preserve">多级串联可得到更高倍压（见多倍压整流）。</w:t>
       </w:r>
@@ -2569,7 +2824,7 @@
       </w:pPr>
       <w:r>
         <w:rPr>
-          <w:rFonts w:hint="eastAsia"/>
+          <w:rFonts w:hint="eastAsia" w:eastAsia="黑体"/>
         </w:rPr>
         <w:t xml:space="preserve">参考资料</w:t>
       </w:r>
@@ -2583,6 +2838,9 @@
         </w:numPr>
       </w:pPr>
       <w:r>
+        <w:rPr>
+          <w:rFonts w:eastAsia="黑体"/>
+        </w:rPr>
         <w:t xml:space="preserve">Wikipedia: Voltage doubler / Voltage multiplier。</w:t>
       </w:r>
     </w:p>
@@ -2596,7 +2854,7 @@
       </w:pPr>
       <w:r>
         <w:rPr>
-          <w:rFonts w:hint="eastAsia"/>
+          <w:rFonts w:hint="eastAsia" w:eastAsia="黑体"/>
         </w:rPr>
         <w:t xml:space="preserve">《模拟电子技术基础》（童诗白、华成英）。</w:t>
       </w:r>
@@ -2610,11 +2868,11 @@
       </w:pPr>
       <w:r>
         <w:rPr>
-          <w:rFonts w:ascii="Times New Roman" w:hAnsi="Times New Roman"/>
+          <w:rFonts w:ascii="Times New Roman" w:hAnsi="Times New Roman" w:eastAsia="黑体"/>
           <w:color w:val="555555"/>
           <w:sz w:val="21"/>
         </w:rPr>
-        <w:t>材料收集者：杜文杰</w:t>
+        <w:t>材料收集者：杜文杰，WX手机：19519196569，QQ:3478827729</w:t>
       </w:r>
     </w:p>
     <w:sectPr>
@@ -2634,7 +2892,7 @@
 </file>
 
 <file path=word/footer1.xml><?xml version="1.0" encoding="utf-8"?>
-<w:ftr xmlns:m="http://schemas.openxmlformats.org/officeDocument/2006/math" xmlns:mc="http://schemas.openxmlformats.org/markup-compatibility/2006" xmlns:mo="http://schemas.microsoft.com/office/mac/office/2008/main" xmlns:mv="urn:schemas-microsoft-com:mac:vml" xmlns:o="urn:schemas-microsoft-com:office:office" xmlns:r="http://schemas.openxmlformats.org/officeDocument/2006/relationships" xmlns:v="urn:schemas-microsoft-com:vml" xmlns:w10="urn:schemas-microsoft-com:office:word" xmlns:w14="http://schemas.microsoft.com/office/word/2010/wordml" xmlns:w="http://schemas.openxmlformats.org/wordprocessingml/2006/main" xmlns:wne="http://schemas.microsoft.com/office/word/2006/wordml" xmlns:wp14="http://schemas.microsoft.com/office/word/2010/wordprocessingDrawing" xmlns:wp="http://schemas.openxmlformats.org/drawingml/2006/wordprocessingDrawing" xmlns:wpc="http://schemas.microsoft.com/office/word/2010/wordprocessingCanvas" xmlns:wpg="http://schemas.microsoft.com/office/word/2010/wordprocessingGroup" xmlns:wpi="http://schemas.microsoft.com/office/word/2010/wordprocessingInk" xmlns:wps="http://schemas.microsoft.com/office/word/2010/wordprocessingShape" mc:Ignorable="w14 wp14">
+<w:ftr xmlns:mc="http://schemas.openxmlformats.org/markup-compatibility/2006" xmlns:w="http://schemas.openxmlformats.org/wordprocessingml/2006/main" xmlns:m="http://schemas.openxmlformats.org/officeDocument/2006/math" xmlns:mo="http://schemas.microsoft.com/office/mac/office/2008/main" xmlns:mv="urn:schemas-microsoft-com:mac:vml" xmlns:o="urn:schemas-microsoft-com:office:office" xmlns:r="http://schemas.openxmlformats.org/officeDocument/2006/relationships" xmlns:v="urn:schemas-microsoft-com:vml" xmlns:w10="urn:schemas-microsoft-com:office:word" xmlns:w14="http://schemas.microsoft.com/office/word/2010/wordml" xmlns:wne="http://schemas.microsoft.com/office/word/2006/wordml" xmlns:wp14="http://schemas.microsoft.com/office/word/2010/wordprocessingDrawing" xmlns:wp="http://schemas.openxmlformats.org/drawingml/2006/wordprocessingDrawing" xmlns:wpc="http://schemas.microsoft.com/office/word/2010/wordprocessingCanvas" xmlns:wpg="http://schemas.microsoft.com/office/word/2010/wordprocessingGroup" xmlns:wpi="http://schemas.microsoft.com/office/word/2010/wordprocessingInk" xmlns:wps="http://schemas.microsoft.com/office/word/2010/wordprocessingShape" mc:Ignorable="w14 wp14">
   <w:p>
     <w:pPr>
       <w:pStyle w:val="Footer"/>
@@ -2642,12 +2900,14 @@
     </w:pPr>
     <w:r>
       <w:rPr>
+        <w:rFonts w:eastAsia="黑体"/>
         <w:sz w:val="18"/>
       </w:rPr>
       <w:t xml:space="preserve">第 </w:t>
     </w:r>
     <w:r>
       <w:rPr>
+        <w:rFonts w:eastAsia="黑体"/>
         <w:sz w:val="18"/>
       </w:rPr>
       <w:fldChar w:fldCharType="begin"/>
@@ -2656,6 +2916,7 @@
     </w:r>
     <w:r>
       <w:rPr>
+        <w:rFonts w:eastAsia="黑体"/>
         <w:sz w:val="18"/>
       </w:rPr>
       <w:t xml:space="preserve"> 页</w:t>
@@ -2669,6 +2930,9 @@
   <w:footnote w:type="continuationSeparator" w:id="0">
     <w:p>
       <w:r>
+        <w:rPr>
+          <w:rFonts w:eastAsia="黑体"/>
+        </w:rPr>
         <w:continuationSeparator/>
       </w:r>
     </w:p>
@@ -2676,6 +2940,9 @@
   <w:footnote w:type="separator" w:id="-1">
     <w:p>
       <w:r>
+        <w:rPr>
+          <w:rFonts w:eastAsia="黑体"/>
+        </w:rPr>
         <w:separator/>
       </w:r>
     </w:p>
@@ -2684,7 +2951,7 @@
 </file>
 
 <file path=word/header1.xml><?xml version="1.0" encoding="utf-8"?>
-<w:hdr xmlns:m="http://schemas.openxmlformats.org/officeDocument/2006/math" xmlns:mc="http://schemas.openxmlformats.org/markup-compatibility/2006" xmlns:mo="http://schemas.microsoft.com/office/mac/office/2008/main" xmlns:mv="urn:schemas-microsoft-com:mac:vml" xmlns:o="urn:schemas-microsoft-com:office:office" xmlns:r="http://schemas.openxmlformats.org/officeDocument/2006/relationships" xmlns:v="urn:schemas-microsoft-com:vml" xmlns:w10="urn:schemas-microsoft-com:office:word" xmlns:w14="http://schemas.microsoft.com/office/word/2010/wordml" xmlns:w="http://schemas.openxmlformats.org/wordprocessingml/2006/main" xmlns:wne="http://schemas.microsoft.com/office/word/2006/wordml" xmlns:wp14="http://schemas.microsoft.com/office/word/2010/wordprocessingDrawing" xmlns:wp="http://schemas.openxmlformats.org/drawingml/2006/wordprocessingDrawing" xmlns:wpc="http://schemas.microsoft.com/office/word/2010/wordprocessingCanvas" xmlns:wpg="http://schemas.microsoft.com/office/word/2010/wordprocessingGroup" xmlns:wpi="http://schemas.microsoft.com/office/word/2010/wordprocessingInk" xmlns:wps="http://schemas.microsoft.com/office/word/2010/wordprocessingShape" mc:Ignorable="w14 wp14">
+<w:hdr xmlns:mc="http://schemas.openxmlformats.org/markup-compatibility/2006" xmlns:w="http://schemas.openxmlformats.org/wordprocessingml/2006/main" xmlns:m="http://schemas.openxmlformats.org/officeDocument/2006/math" xmlns:mo="http://schemas.microsoft.com/office/mac/office/2008/main" xmlns:mv="urn:schemas-microsoft-com:mac:vml" xmlns:o="urn:schemas-microsoft-com:office:office" xmlns:r="http://schemas.openxmlformats.org/officeDocument/2006/relationships" xmlns:v="urn:schemas-microsoft-com:vml" xmlns:w10="urn:schemas-microsoft-com:office:word" xmlns:w14="http://schemas.microsoft.com/office/word/2010/wordml" xmlns:wne="http://schemas.microsoft.com/office/word/2006/wordml" xmlns:wp14="http://schemas.microsoft.com/office/word/2010/wordprocessingDrawing" xmlns:wp="http://schemas.openxmlformats.org/drawingml/2006/wordprocessingDrawing" xmlns:wpc="http://schemas.microsoft.com/office/word/2010/wordprocessingCanvas" xmlns:wpg="http://schemas.microsoft.com/office/word/2010/wordprocessingGroup" xmlns:wpi="http://schemas.microsoft.com/office/word/2010/wordprocessingInk" xmlns:wps="http://schemas.microsoft.com/office/word/2010/wordprocessingShape" mc:Ignorable="w14 wp14">
   <w:p>
     <w:pPr>
       <w:pStyle w:val="Header"/>
@@ -2692,7 +2959,7 @@
     </w:pPr>
     <w:r>
       <w:rPr>
-        <w:rFonts w:ascii="Times New Roman" w:hAnsi="Times New Roman"/>
+        <w:rFonts w:ascii="Times New Roman" w:hAnsi="Times New Roman" w:eastAsia="黑体"/>
         <w:sz w:val="18"/>
         <w:rFonts w:eastAsia="黑体"/>
         <w:rFonts w:eastAsia="黑体"/>
@@ -2704,7 +2971,7 @@
 </file>
 
 <file path=word/numbering.xml><?xml version="1.0" encoding="utf-8"?>
-<w:numbering xmlns:m="http://schemas.openxmlformats.org/officeDocument/2006/math" xmlns:mc="http://schemas.openxmlformats.org/markup-compatibility/2006" xmlns:mo="http://schemas.microsoft.com/office/mac/office/2008/main" xmlns:mv="urn:schemas-microsoft-com:mac:vml" xmlns:o="urn:schemas-microsoft-com:office:office" xmlns:r="http://schemas.openxmlformats.org/officeDocument/2006/relationships" xmlns:v="urn:schemas-microsoft-com:vml" xmlns:w="http://schemas.openxmlformats.org/wordprocessingml/2006/main" xmlns:w10="urn:schemas-microsoft-com:office:word" xmlns:w14="http://schemas.microsoft.com/office/word/2010/wordml" xmlns:wne="http://schemas.microsoft.com/office/word/2006/wordml" xmlns:wp="http://schemas.openxmlformats.org/drawingml/2006/wordprocessingDrawing" xmlns:wp14="http://schemas.microsoft.com/office/word/2010/wordprocessingDrawing" xmlns:wpc="http://schemas.microsoft.com/office/word/2010/wordprocessingCanvas" xmlns:wpg="http://schemas.microsoft.com/office/word/2010/wordprocessingGroup" xmlns:wpi="http://schemas.microsoft.com/office/word/2010/wordprocessingInk" xmlns:wps="http://schemas.microsoft.com/office/word/2010/wordprocessingShape" mc:Ignorable="w14 wp14">
+<w:numbering xmlns:mc="http://schemas.openxmlformats.org/markup-compatibility/2006" xmlns:w="http://schemas.openxmlformats.org/wordprocessingml/2006/main" xmlns:m="http://schemas.openxmlformats.org/officeDocument/2006/math" xmlns:mo="http://schemas.microsoft.com/office/mac/office/2008/main" xmlns:mv="urn:schemas-microsoft-com:mac:vml" xmlns:o="urn:schemas-microsoft-com:office:office" xmlns:r="http://schemas.openxmlformats.org/officeDocument/2006/relationships" xmlns:v="urn:schemas-microsoft-com:vml" xmlns:w10="urn:schemas-microsoft-com:office:word" xmlns:w14="http://schemas.microsoft.com/office/word/2010/wordml" xmlns:wne="http://schemas.microsoft.com/office/word/2006/wordml" xmlns:wp="http://schemas.openxmlformats.org/drawingml/2006/wordprocessingDrawing" xmlns:wp14="http://schemas.microsoft.com/office/word/2010/wordprocessingDrawing" xmlns:wpc="http://schemas.microsoft.com/office/word/2010/wordprocessingCanvas" xmlns:wpg="http://schemas.microsoft.com/office/word/2010/wordprocessingGroup" xmlns:wpi="http://schemas.microsoft.com/office/word/2010/wordprocessingInk" xmlns:wps="http://schemas.microsoft.com/office/word/2010/wordprocessingShape" mc:Ignorable="w14 wp14">
   <w:abstractNum w:abstractNumId="0">
     <w:nsid w:val="FFFFFF7C"/>
     <w:multiLevelType w:val="singleLevel"/>
@@ -2791,7 +3058,7 @@
         <w:ind w:hanging="360" w:left="1440"/>
       </w:pPr>
       <w:rPr>
-        <w:rFonts w:ascii="Symbol" w:hAnsi="Symbol" w:hint="default"/>
+        <w:rFonts w:ascii="Symbol" w:hAnsi="Symbol" w:hint="default" w:eastAsia="黑体"/>
       </w:rPr>
     </w:lvl>
   </w:abstractNum>
@@ -2812,7 +3079,7 @@
         <w:ind w:hanging="360" w:left="1080"/>
       </w:pPr>
       <w:rPr>
-        <w:rFonts w:ascii="Symbol" w:hAnsi="Symbol" w:hint="default"/>
+        <w:rFonts w:ascii="Symbol" w:hAnsi="Symbol" w:hint="default" w:eastAsia="黑体"/>
       </w:rPr>
     </w:lvl>
   </w:abstractNum>
@@ -2833,7 +3100,7 @@
         <w:ind w:hanging="360" w:left="720"/>
       </w:pPr>
       <w:rPr>
-        <w:rFonts w:ascii="Symbol" w:hAnsi="Symbol" w:hint="default"/>
+        <w:rFonts w:ascii="Symbol" w:hAnsi="Symbol" w:hint="default" w:eastAsia="黑体"/>
       </w:rPr>
     </w:lvl>
   </w:abstractNum>
@@ -2872,7 +3139,7 @@
         <w:ind w:hanging="360" w:left="360"/>
       </w:pPr>
       <w:rPr>
-        <w:rFonts w:ascii="Symbol" w:hAnsi="Symbol" w:hint="default"/>
+        <w:rFonts w:ascii="Symbol" w:hAnsi="Symbol" w:hint="default" w:eastAsia="黑体"/>
       </w:rPr>
     </w:lvl>
   </w:abstractNum>
@@ -2963,7 +3230,7 @@
         <w:ind w:left="720" w:hanging="360"/>
       </w:pPr>
       <w:rPr>
-        <w:rFonts w:ascii="Symbol" w:hAnsi="Symbol" w:cs="Symbol" w:hint="default"/>
+        <w:rFonts w:ascii="Symbol" w:hAnsi="Symbol" w:cs="Symbol" w:hint="default" w:eastAsia="黑体"/>
       </w:rPr>
     </w:lvl>
     <w:lvl w:ilvl="1">
@@ -2974,7 +3241,7 @@
         <w:ind w:left="1440" w:hanging="360"/>
       </w:pPr>
       <w:rPr>
-        <w:rFonts w:ascii="Courier New" w:hAnsi="Courier New" w:cs="Courier New" w:hint="default"/>
+        <w:rFonts w:ascii="Courier New" w:hAnsi="Courier New" w:cs="Courier New" w:hint="default" w:eastAsia="黑体"/>
       </w:rPr>
     </w:lvl>
     <w:lvl w:ilvl="2">
@@ -2985,7 +3252,7 @@
         <w:ind w:left="2160" w:hanging="360"/>
       </w:pPr>
       <w:rPr>
-        <w:rFonts w:ascii="Wingdings" w:hAnsi="Wingdings" w:cs="Wingdings" w:hint="default"/>
+        <w:rFonts w:ascii="Wingdings" w:hAnsi="Wingdings" w:cs="Wingdings" w:hint="default" w:eastAsia="黑体"/>
       </w:rPr>
     </w:lvl>
     <w:lvl w:ilvl="3">
@@ -2996,7 +3263,7 @@
         <w:ind w:left="2880" w:hanging="360"/>
       </w:pPr>
       <w:rPr>
-        <w:rFonts w:ascii="Symbol" w:hAnsi="Symbol" w:cs="Symbol" w:hint="default"/>
+        <w:rFonts w:ascii="Symbol" w:hAnsi="Symbol" w:cs="Symbol" w:hint="default" w:eastAsia="黑体"/>
       </w:rPr>
     </w:lvl>
     <w:lvl w:ilvl="4">
@@ -3007,7 +3274,7 @@
         <w:ind w:left="3600" w:hanging="360"/>
       </w:pPr>
       <w:rPr>
-        <w:rFonts w:ascii="Courier New" w:hAnsi="Courier New" w:cs="Courier New" w:hint="default"/>
+        <w:rFonts w:ascii="Courier New" w:hAnsi="Courier New" w:cs="Courier New" w:hint="default" w:eastAsia="黑体"/>
       </w:rPr>
     </w:lvl>
     <w:lvl w:ilvl="5">
@@ -3018,7 +3285,7 @@
         <w:ind w:left="4320" w:hanging="360"/>
       </w:pPr>
       <w:rPr>
-        <w:rFonts w:ascii="Wingdings" w:hAnsi="Wingdings" w:cs="Wingdings" w:hint="default"/>
+        <w:rFonts w:ascii="Wingdings" w:hAnsi="Wingdings" w:cs="Wingdings" w:hint="default" w:eastAsia="黑体"/>
       </w:rPr>
     </w:lvl>
     <w:lvl w:ilvl="6">
@@ -3029,7 +3296,7 @@
         <w:ind w:left="5040" w:hanging="360"/>
       </w:pPr>
       <w:rPr>
-        <w:rFonts w:ascii="Symbol" w:hAnsi="Symbol" w:cs="Symbol" w:hint="default"/>
+        <w:rFonts w:ascii="Symbol" w:hAnsi="Symbol" w:cs="Symbol" w:hint="default" w:eastAsia="黑体"/>
       </w:rPr>
     </w:lvl>
     <w:lvl w:ilvl="7">
@@ -3040,7 +3307,7 @@
         <w:ind w:left="5760" w:hanging="360"/>
       </w:pPr>
       <w:rPr>
-        <w:rFonts w:ascii="Courier New" w:hAnsi="Courier New" w:cs="Courier New" w:hint="default"/>
+        <w:rFonts w:ascii="Courier New" w:hAnsi="Courier New" w:cs="Courier New" w:hint="default" w:eastAsia="黑体"/>
       </w:rPr>
     </w:lvl>
     <w:lvl w:ilvl="8">
@@ -3051,7 +3318,7 @@
         <w:ind w:left="6480" w:hanging="360"/>
       </w:pPr>
       <w:rPr>
-        <w:rFonts w:ascii="Wingdings" w:hAnsi="Wingdings" w:cs="Wingdings" w:hint="default"/>
+        <w:rFonts w:ascii="Wingdings" w:hAnsi="Wingdings" w:cs="Wingdings" w:hint="default" w:eastAsia="黑体"/>
       </w:rPr>
     </w:lvl>
   </w:abstractNum>
@@ -3107,11 +3374,11 @@
 </file>
 
 <file path=word/styles.xml><?xml version="1.0" encoding="utf-8"?>
-<w:styles xmlns:mc="http://schemas.openxmlformats.org/markup-compatibility/2006" xmlns:r="http://schemas.openxmlformats.org/officeDocument/2006/relationships" xmlns:w="http://schemas.openxmlformats.org/wordprocessingml/2006/main" xmlns:w14="http://schemas.microsoft.com/office/word/2010/wordml" mc:Ignorable="w14">
+<w:styles xmlns:mc="http://schemas.openxmlformats.org/markup-compatibility/2006" xmlns:w="http://schemas.openxmlformats.org/wordprocessingml/2006/main" xmlns:r="http://schemas.openxmlformats.org/officeDocument/2006/relationships" xmlns:w14="http://schemas.microsoft.com/office/word/2010/wordml" mc:Ignorable="w14">
   <w:docDefaults>
     <w:rPrDefault>
       <w:rPr>
-        <w:rFonts w:asciiTheme="minorHAnsi" w:cstheme="minorBidi" w:eastAsiaTheme="minorEastAsia" w:hAnsiTheme="minorHAnsi"/>
+        <w:rFonts w:asciiTheme="minorHAnsi" w:cstheme="minorBidi" w:hAnsiTheme="minorHAnsi" w:eastAsia="黑体"/>
         <w:sz w:val="22"/>
         <w:szCs w:val="22"/>
         <w:lang w:bidi="ar-SA" w:eastAsia="en-US" w:val="en-US"/>
@@ -3333,7 +3600,7 @@
       <w:outlineLvl w:val="0"/>
     </w:pPr>
     <w:rPr>
-      <w:rFonts w:ascii="Times New Roman" w:asciiTheme="majorHAnsi" w:cstheme="majorBidi" w:eastAsia="黑体" w:eastAsiaTheme="majorEastAsia" w:hAnsi="Times New Roman" w:hAnsiTheme="majorHAnsi"/>
+      <w:rFonts w:ascii="Times New Roman" w:asciiTheme="majorHAnsi" w:cstheme="majorBidi" w:eastAsia="黑体" w:hAnsi="Times New Roman" w:hAnsiTheme="majorHAnsi"/>
       <w:b/>
       <w:bCs/>
       <w:color w:val="1F3864"/>
@@ -3357,7 +3624,7 @@
       <w:outlineLvl w:val="1"/>
     </w:pPr>
     <w:rPr>
-      <w:rFonts w:ascii="Times New Roman" w:asciiTheme="majorHAnsi" w:cstheme="majorBidi" w:eastAsia="黑体" w:eastAsiaTheme="majorEastAsia" w:hAnsi="Times New Roman" w:hAnsiTheme="majorHAnsi"/>
+      <w:rFonts w:ascii="Times New Roman" w:asciiTheme="majorHAnsi" w:cstheme="majorBidi" w:eastAsia="黑体" w:hAnsi="Times New Roman" w:hAnsiTheme="majorHAnsi"/>
       <w:b/>
       <w:bCs/>
       <w:color w:val="2E4E7E"/>
@@ -3381,7 +3648,7 @@
       <w:outlineLvl w:val="2"/>
     </w:pPr>
     <w:rPr>
-      <w:rFonts w:ascii="Times New Roman" w:asciiTheme="majorHAnsi" w:cstheme="majorBidi" w:eastAsia="黑体" w:eastAsiaTheme="majorEastAsia" w:hAnsi="Times New Roman" w:hAnsiTheme="majorHAnsi"/>
+      <w:rFonts w:ascii="Times New Roman" w:asciiTheme="majorHAnsi" w:cstheme="majorBidi" w:eastAsia="黑体" w:hAnsi="Times New Roman" w:hAnsiTheme="majorHAnsi"/>
       <w:b/>
       <w:bCs/>
       <w:color w:val="2E4E7E"/>
@@ -3405,7 +3672,7 @@
       <w:outlineLvl w:val="3"/>
     </w:pPr>
     <w:rPr>
-      <w:rFonts w:ascii="Times New Roman" w:asciiTheme="majorHAnsi" w:cstheme="majorBidi" w:eastAsia="黑体" w:eastAsiaTheme="majorEastAsia" w:hAnsi="Times New Roman" w:hAnsiTheme="majorHAnsi"/>
+      <w:rFonts w:ascii="Times New Roman" w:asciiTheme="majorHAnsi" w:cstheme="majorBidi" w:eastAsia="黑体" w:hAnsi="Times New Roman" w:hAnsiTheme="majorHAnsi"/>
       <w:b/>
       <w:bCs/>
       <w:i/>
@@ -3431,7 +3698,7 @@
       <w:outlineLvl w:val="4"/>
     </w:pPr>
     <w:rPr>
-      <w:rFonts w:ascii="Times New Roman" w:asciiTheme="majorHAnsi" w:cstheme="majorBidi" w:eastAsia="黑体" w:eastAsiaTheme="majorEastAsia" w:hAnsi="Times New Roman" w:hAnsiTheme="majorHAnsi"/>
+      <w:rFonts w:ascii="Times New Roman" w:asciiTheme="majorHAnsi" w:cstheme="majorBidi" w:eastAsia="黑体" w:hAnsi="Times New Roman" w:hAnsiTheme="majorHAnsi"/>
       <w:b/>
       <w:color w:val="333333"/>
       <w:sz w:val="22"/>
@@ -3454,7 +3721,7 @@
       <w:outlineLvl w:val="5"/>
     </w:pPr>
     <w:rPr>
-      <w:rFonts w:asciiTheme="majorHAnsi" w:cstheme="majorBidi" w:eastAsiaTheme="majorEastAsia" w:hAnsiTheme="majorHAnsi"/>
+      <w:rFonts w:asciiTheme="majorHAnsi" w:cstheme="majorBidi" w:hAnsiTheme="majorHAnsi" w:eastAsia="黑体"/>
       <w:i/>
       <w:iCs/>
       <w:color w:themeColor="accent1" w:themeShade="7F" w:val="243F60"/>
@@ -3477,7 +3744,7 @@
       <w:outlineLvl w:val="6"/>
     </w:pPr>
     <w:rPr>
-      <w:rFonts w:asciiTheme="majorHAnsi" w:cstheme="majorBidi" w:eastAsiaTheme="majorEastAsia" w:hAnsiTheme="majorHAnsi"/>
+      <w:rFonts w:asciiTheme="majorHAnsi" w:cstheme="majorBidi" w:hAnsiTheme="majorHAnsi" w:eastAsia="黑体"/>
       <w:i/>
       <w:iCs/>
       <w:color w:themeColor="text1" w:themeTint="BF" w:val="404040"/>
@@ -3500,7 +3767,7 @@
       <w:outlineLvl w:val="7"/>
     </w:pPr>
     <w:rPr>
-      <w:rFonts w:asciiTheme="majorHAnsi" w:cstheme="majorBidi" w:eastAsiaTheme="majorEastAsia" w:hAnsiTheme="majorHAnsi"/>
+      <w:rFonts w:asciiTheme="majorHAnsi" w:cstheme="majorBidi" w:hAnsiTheme="majorHAnsi" w:eastAsia="黑体"/>
       <w:color w:themeColor="accent1" w:val="4F81BD"/>
       <w:sz w:val="20"/>
       <w:szCs w:val="20"/>
@@ -3523,7 +3790,7 @@
       <w:outlineLvl w:val="8"/>
     </w:pPr>
     <w:rPr>
-      <w:rFonts w:asciiTheme="majorHAnsi" w:cstheme="majorBidi" w:eastAsiaTheme="majorEastAsia" w:hAnsiTheme="majorHAnsi"/>
+      <w:rFonts w:asciiTheme="majorHAnsi" w:cstheme="majorBidi" w:hAnsiTheme="majorHAnsi" w:eastAsia="黑体"/>
       <w:i/>
       <w:iCs/>
       <w:color w:themeColor="text1" w:themeTint="BF" w:val="404040"/>
@@ -3574,7 +3841,7 @@
     <w:uiPriority w:val="9"/>
     <w:rsid w:val="00FC693F"/>
     <w:rPr>
-      <w:rFonts w:asciiTheme="majorHAnsi" w:cstheme="majorBidi" w:eastAsiaTheme="majorEastAsia" w:hAnsiTheme="majorHAnsi"/>
+      <w:rFonts w:asciiTheme="majorHAnsi" w:cstheme="majorBidi" w:hAnsiTheme="majorHAnsi" w:eastAsia="黑体"/>
       <w:b/>
       <w:bCs/>
       <w:color w:themeColor="accent1" w:themeShade="BF" w:val="365F91"/>
@@ -3589,7 +3856,7 @@
     <w:uiPriority w:val="9"/>
     <w:rsid w:val="00FC693F"/>
     <w:rPr>
-      <w:rFonts w:asciiTheme="majorHAnsi" w:cstheme="majorBidi" w:eastAsiaTheme="majorEastAsia" w:hAnsiTheme="majorHAnsi"/>
+      <w:rFonts w:asciiTheme="majorHAnsi" w:cstheme="majorBidi" w:hAnsiTheme="majorHAnsi" w:eastAsia="黑体"/>
       <w:b/>
       <w:bCs/>
       <w:color w:themeColor="accent1" w:val="4F81BD"/>
@@ -3604,7 +3871,7 @@
     <w:uiPriority w:val="9"/>
     <w:rsid w:val="00FC693F"/>
     <w:rPr>
-      <w:rFonts w:asciiTheme="majorHAnsi" w:cstheme="majorBidi" w:eastAsiaTheme="majorEastAsia" w:hAnsiTheme="majorHAnsi"/>
+      <w:rFonts w:asciiTheme="majorHAnsi" w:cstheme="majorBidi" w:hAnsiTheme="majorHAnsi" w:eastAsia="黑体"/>
       <w:b/>
       <w:bCs/>
       <w:color w:themeColor="accent1" w:val="4F81BD"/>
@@ -3627,7 +3894,7 @@
       <w:contextualSpacing/>
     </w:pPr>
     <w:rPr>
-      <w:rFonts w:ascii="Times New Roman" w:asciiTheme="majorHAnsi" w:cstheme="majorBidi" w:eastAsia="黑体" w:eastAsiaTheme="majorEastAsia" w:hAnsi="Times New Roman" w:hAnsiTheme="majorHAnsi"/>
+      <w:rFonts w:ascii="Times New Roman" w:asciiTheme="majorHAnsi" w:cstheme="majorBidi" w:eastAsia="黑体" w:hAnsi="Times New Roman" w:hAnsiTheme="majorHAnsi"/>
       <w:b/>
       <w:color w:val="1F3864"/>
       <w:spacing w:val="5"/>
@@ -3643,7 +3910,7 @@
     <w:uiPriority w:val="10"/>
     <w:rsid w:val="00FC693F"/>
     <w:rPr>
-      <w:rFonts w:asciiTheme="majorHAnsi" w:cstheme="majorBidi" w:eastAsiaTheme="majorEastAsia" w:hAnsiTheme="majorHAnsi"/>
+      <w:rFonts w:asciiTheme="majorHAnsi" w:cstheme="majorBidi" w:hAnsiTheme="majorHAnsi" w:eastAsia="黑体"/>
       <w:color w:themeColor="text2" w:themeShade="BF" w:val="17365D"/>
       <w:spacing w:val="5"/>
       <w:kern w:val="28"/>
@@ -3665,7 +3932,7 @@
       </w:numPr>
     </w:pPr>
     <w:rPr>
-      <w:rFonts w:asciiTheme="majorHAnsi" w:cstheme="majorBidi" w:eastAsiaTheme="majorEastAsia" w:hAnsiTheme="majorHAnsi"/>
+      <w:rFonts w:asciiTheme="majorHAnsi" w:cstheme="majorBidi" w:hAnsiTheme="majorHAnsi" w:eastAsia="黑体"/>
       <w:i/>
       <w:iCs/>
       <w:color w:themeColor="accent1" w:val="4F81BD"/>
@@ -3681,7 +3948,7 @@
     <w:uiPriority w:val="11"/>
     <w:rsid w:val="00FC693F"/>
     <w:rPr>
-      <w:rFonts w:asciiTheme="majorHAnsi" w:cstheme="majorBidi" w:eastAsiaTheme="majorEastAsia" w:hAnsiTheme="majorHAnsi"/>
+      <w:rFonts w:asciiTheme="majorHAnsi" w:cstheme="majorBidi" w:hAnsiTheme="majorHAnsi" w:eastAsia="黑体"/>
       <w:i/>
       <w:iCs/>
       <w:color w:themeColor="accent1" w:val="4F81BD"/>
@@ -3748,6 +4015,7 @@
       <w:spacing w:after="120"/>
     </w:pPr>
     <w:rPr>
+      <w:rFonts w:eastAsia="黑体"/>
       <w:sz w:val="16"/>
       <w:szCs w:val="16"/>
     </w:rPr>
@@ -3759,6 +4027,7 @@
     <w:uiPriority w:val="99"/>
     <w:rsid w:val="00AA1D8D"/>
     <w:rPr>
+      <w:rFonts w:eastAsia="黑体"/>
       <w:sz w:val="16"/>
       <w:szCs w:val="16"/>
     </w:rPr>
@@ -3928,7 +4197,7 @@
       </w:tabs>
     </w:pPr>
     <w:rPr>
-      <w:rFonts w:ascii="Courier" w:hAnsi="Courier"/>
+      <w:rFonts w:ascii="Courier" w:hAnsi="Courier" w:eastAsia="黑体"/>
       <w:sz w:val="20"/>
       <w:szCs w:val="20"/>
     </w:rPr>
@@ -3940,7 +4209,7 @@
     <w:uiPriority w:val="99"/>
     <w:rsid w:val="0029639D"/>
     <w:rPr>
-      <w:rFonts w:ascii="Courier" w:hAnsi="Courier"/>
+      <w:rFonts w:ascii="Courier" w:hAnsi="Courier" w:eastAsia="黑体"/>
       <w:sz w:val="20"/>
       <w:szCs w:val="20"/>
     </w:rPr>
@@ -3976,6 +4245,7 @@
     <w:uiPriority w:val="29"/>
     <w:rsid w:val="00FC693F"/>
     <w:rPr>
+      <w:rFonts w:eastAsia="黑体"/>
       <w:i/>
       <w:iCs/>
       <w:color w:themeColor="text1" w:val="000000"/>
@@ -3989,7 +4259,7 @@
     <w:semiHidden/>
     <w:rsid w:val="00FC693F"/>
     <w:rPr>
-      <w:rFonts w:asciiTheme="majorHAnsi" w:cstheme="majorBidi" w:eastAsiaTheme="majorEastAsia" w:hAnsiTheme="majorHAnsi"/>
+      <w:rFonts w:asciiTheme="majorHAnsi" w:cstheme="majorBidi" w:hAnsiTheme="majorHAnsi" w:eastAsia="黑体"/>
       <w:b/>
       <w:bCs/>
       <w:i/>
@@ -4005,7 +4275,7 @@
     <w:semiHidden/>
     <w:rsid w:val="00FC693F"/>
     <w:rPr>
-      <w:rFonts w:asciiTheme="majorHAnsi" w:cstheme="majorBidi" w:eastAsiaTheme="majorEastAsia" w:hAnsiTheme="majorHAnsi"/>
+      <w:rFonts w:asciiTheme="majorHAnsi" w:cstheme="majorBidi" w:hAnsiTheme="majorHAnsi" w:eastAsia="黑体"/>
       <w:color w:themeColor="accent1" w:themeShade="7F" w:val="243F60"/>
     </w:rPr>
   </w:style>
@@ -4017,7 +4287,7 @@
     <w:semiHidden/>
     <w:rsid w:val="00FC693F"/>
     <w:rPr>
-      <w:rFonts w:asciiTheme="majorHAnsi" w:cstheme="majorBidi" w:eastAsiaTheme="majorEastAsia" w:hAnsiTheme="majorHAnsi"/>
+      <w:rFonts w:asciiTheme="majorHAnsi" w:cstheme="majorBidi" w:hAnsiTheme="majorHAnsi" w:eastAsia="黑体"/>
       <w:i/>
       <w:iCs/>
       <w:color w:themeColor="accent1" w:themeShade="7F" w:val="243F60"/>
@@ -4031,7 +4301,7 @@
     <w:semiHidden/>
     <w:rsid w:val="00FC693F"/>
     <w:rPr>
-      <w:rFonts w:asciiTheme="majorHAnsi" w:cstheme="majorBidi" w:eastAsiaTheme="majorEastAsia" w:hAnsiTheme="majorHAnsi"/>
+      <w:rFonts w:asciiTheme="majorHAnsi" w:cstheme="majorBidi" w:hAnsiTheme="majorHAnsi" w:eastAsia="黑体"/>
       <w:i/>
       <w:iCs/>
       <w:color w:themeColor="text1" w:themeTint="BF" w:val="404040"/>
@@ -4045,7 +4315,7 @@
     <w:semiHidden/>
     <w:rsid w:val="00FC693F"/>
     <w:rPr>
-      <w:rFonts w:asciiTheme="majorHAnsi" w:cstheme="majorBidi" w:eastAsiaTheme="majorEastAsia" w:hAnsiTheme="majorHAnsi"/>
+      <w:rFonts w:asciiTheme="majorHAnsi" w:cstheme="majorBidi" w:hAnsiTheme="majorHAnsi" w:eastAsia="黑体"/>
       <w:color w:themeColor="accent1" w:val="4F81BD"/>
       <w:sz w:val="20"/>
       <w:szCs w:val="20"/>
@@ -4059,7 +4329,7 @@
     <w:semiHidden/>
     <w:rsid w:val="00FC693F"/>
     <w:rPr>
-      <w:rFonts w:asciiTheme="majorHAnsi" w:cstheme="majorBidi" w:eastAsiaTheme="majorEastAsia" w:hAnsiTheme="majorHAnsi"/>
+      <w:rFonts w:asciiTheme="majorHAnsi" w:cstheme="majorBidi" w:hAnsiTheme="majorHAnsi" w:eastAsia="黑体"/>
       <w:i/>
       <w:iCs/>
       <w:color w:themeColor="text1" w:themeTint="BF" w:val="404040"/>
@@ -4080,6 +4350,7 @@
       <w:spacing w:line="240" w:lineRule="auto"/>
     </w:pPr>
     <w:rPr>
+      <w:rFonts w:eastAsia="黑体"/>
       <w:b/>
       <w:bCs/>
       <w:color w:themeColor="accent1" w:val="4F81BD"/>
@@ -4094,6 +4365,7 @@
     <w:qFormat/>
     <w:rsid w:val="00FC693F"/>
     <w:rPr>
+      <w:rFonts w:eastAsia="黑体"/>
       <w:b/>
       <w:bCs/>
     </w:rPr>
@@ -4105,6 +4377,7 @@
     <w:qFormat/>
     <w:rsid w:val="00FC693F"/>
     <w:rPr>
+      <w:rFonts w:eastAsia="黑体"/>
       <w:i/>
       <w:iCs/>
     </w:rPr>
@@ -4125,6 +4398,7 @@
       <w:ind w:left="936" w:right="936"/>
     </w:pPr>
     <w:rPr>
+      <w:rFonts w:eastAsia="黑体"/>
       <w:b/>
       <w:bCs/>
       <w:i/>
@@ -4139,6 +4413,7 @@
     <w:uiPriority w:val="30"/>
     <w:rsid w:val="00FC693F"/>
     <w:rPr>
+      <w:rFonts w:eastAsia="黑体"/>
       <w:b/>
       <w:bCs/>
       <w:i/>
@@ -4153,6 +4428,7 @@
     <w:qFormat/>
     <w:rsid w:val="00FC693F"/>
     <w:rPr>
+      <w:rFonts w:eastAsia="黑体"/>
       <w:i/>
       <w:iCs/>
       <w:color w:themeColor="text1" w:themeTint="7F" w:val="808080"/>
@@ -4165,6 +4441,7 @@
     <w:qFormat/>
     <w:rsid w:val="00FC693F"/>
     <w:rPr>
+      <w:rFonts w:eastAsia="黑体"/>
       <w:b/>
       <w:bCs/>
       <w:i/>
@@ -4179,6 +4456,7 @@
     <w:qFormat/>
     <w:rsid w:val="00FC693F"/>
     <w:rPr>
+      <w:rFonts w:eastAsia="黑体"/>
       <w:smallCaps/>
       <w:color w:themeColor="accent2" w:val="C0504D"/>
       <w:u w:val="single"/>
@@ -4191,6 +4469,7 @@
     <w:qFormat/>
     <w:rsid w:val="00FC693F"/>
     <w:rPr>
+      <w:rFonts w:eastAsia="黑体"/>
       <w:b/>
       <w:bCs/>
       <w:smallCaps/>
@@ -4206,6 +4485,7 @@
     <w:qFormat/>
     <w:rsid w:val="00FC693F"/>
     <w:rPr>
+      <w:rFonts w:eastAsia="黑体"/>
       <w:b/>
       <w:bCs/>
       <w:smallCaps/>
@@ -4260,6 +4540,7 @@
       <w:spacing w:after="0" w:line="240" w:lineRule="auto"/>
     </w:pPr>
     <w:rPr>
+      <w:rFonts w:eastAsia="黑体"/>
       <w:color w:themeColor="text1" w:themeShade="BF" w:val="000000"/>
     </w:rPr>
     <w:tblPr>
@@ -4282,6 +4563,7 @@
         <w:spacing w:after="0" w:before="0" w:line="240" w:lineRule="auto"/>
       </w:pPr>
       <w:rPr>
+        <w:rFonts w:eastAsia="黑体"/>
         <w:b/>
         <w:bCs/>
       </w:rPr>
@@ -4302,6 +4584,7 @@
         <w:spacing w:after="0" w:before="0" w:line="240" w:lineRule="auto"/>
       </w:pPr>
       <w:rPr>
+        <w:rFonts w:eastAsia="黑体"/>
         <w:b/>
         <w:bCs/>
       </w:rPr>
@@ -4319,12 +4602,14 @@
     </w:tblStylePr>
     <w:tblStylePr w:type="firstCol">
       <w:rPr>
+        <w:rFonts w:eastAsia="黑体"/>
         <w:b/>
         <w:bCs/>
       </w:rPr>
     </w:tblStylePr>
     <w:tblStylePr w:type="lastCol">
       <w:rPr>
+        <w:rFonts w:eastAsia="黑体"/>
         <w:b/>
         <w:bCs/>
       </w:rPr>
@@ -4363,6 +4648,7 @@
       <w:spacing w:after="0" w:line="240" w:lineRule="auto"/>
     </w:pPr>
     <w:rPr>
+      <w:rFonts w:eastAsia="黑体"/>
       <w:color w:themeColor="accent1" w:themeShade="BF" w:val="365F91"/>
     </w:rPr>
     <w:tblPr>
@@ -4385,6 +4671,7 @@
         <w:spacing w:after="0" w:before="0" w:line="240" w:lineRule="auto"/>
       </w:pPr>
       <w:rPr>
+        <w:rFonts w:eastAsia="黑体"/>
         <w:b/>
         <w:bCs/>
       </w:rPr>
@@ -4405,6 +4692,7 @@
         <w:spacing w:after="0" w:before="0" w:line="240" w:lineRule="auto"/>
       </w:pPr>
       <w:rPr>
+        <w:rFonts w:eastAsia="黑体"/>
         <w:b/>
         <w:bCs/>
       </w:rPr>
@@ -4422,12 +4710,14 @@
     </w:tblStylePr>
     <w:tblStylePr w:type="firstCol">
       <w:rPr>
+        <w:rFonts w:eastAsia="黑体"/>
         <w:b/>
         <w:bCs/>
       </w:rPr>
     </w:tblStylePr>
     <w:tblStylePr w:type="lastCol">
       <w:rPr>
+        <w:rFonts w:eastAsia="黑体"/>
         <w:b/>
         <w:bCs/>
       </w:rPr>
@@ -4466,6 +4756,7 @@
       <w:spacing w:after="0" w:line="240" w:lineRule="auto"/>
     </w:pPr>
     <w:rPr>
+      <w:rFonts w:eastAsia="黑体"/>
       <w:color w:themeColor="accent2" w:themeShade="BF" w:val="943634"/>
     </w:rPr>
     <w:tblPr>
@@ -4488,6 +4779,7 @@
         <w:spacing w:after="0" w:before="0" w:line="240" w:lineRule="auto"/>
       </w:pPr>
       <w:rPr>
+        <w:rFonts w:eastAsia="黑体"/>
         <w:b/>
         <w:bCs/>
       </w:rPr>
@@ -4508,6 +4800,7 @@
         <w:spacing w:after="0" w:before="0" w:line="240" w:lineRule="auto"/>
       </w:pPr>
       <w:rPr>
+        <w:rFonts w:eastAsia="黑体"/>
         <w:b/>
         <w:bCs/>
       </w:rPr>
@@ -4525,12 +4818,14 @@
     </w:tblStylePr>
     <w:tblStylePr w:type="firstCol">
       <w:rPr>
+        <w:rFonts w:eastAsia="黑体"/>
         <w:b/>
         <w:bCs/>
       </w:rPr>
     </w:tblStylePr>
     <w:tblStylePr w:type="lastCol">
       <w:rPr>
+        <w:rFonts w:eastAsia="黑体"/>
         <w:b/>
         <w:bCs/>
       </w:rPr>
@@ -4569,6 +4864,7 @@
       <w:spacing w:after="0" w:line="240" w:lineRule="auto"/>
     </w:pPr>
     <w:rPr>
+      <w:rFonts w:eastAsia="黑体"/>
       <w:color w:themeColor="accent3" w:themeShade="BF" w:val="76923C"/>
     </w:rPr>
     <w:tblPr>
@@ -4591,6 +4887,7 @@
         <w:spacing w:after="0" w:before="0" w:line="240" w:lineRule="auto"/>
       </w:pPr>
       <w:rPr>
+        <w:rFonts w:eastAsia="黑体"/>
         <w:b/>
         <w:bCs/>
       </w:rPr>
@@ -4611,6 +4908,7 @@
         <w:spacing w:after="0" w:before="0" w:line="240" w:lineRule="auto"/>
       </w:pPr>
       <w:rPr>
+        <w:rFonts w:eastAsia="黑体"/>
         <w:b/>
         <w:bCs/>
       </w:rPr>
@@ -4628,12 +4926,14 @@
     </w:tblStylePr>
     <w:tblStylePr w:type="firstCol">
       <w:rPr>
+        <w:rFonts w:eastAsia="黑体"/>
         <w:b/>
         <w:bCs/>
       </w:rPr>
     </w:tblStylePr>
     <w:tblStylePr w:type="lastCol">
       <w:rPr>
+        <w:rFonts w:eastAsia="黑体"/>
         <w:b/>
         <w:bCs/>
       </w:rPr>
@@ -4672,6 +4972,7 @@
       <w:spacing w:after="0" w:line="240" w:lineRule="auto"/>
     </w:pPr>
     <w:rPr>
+      <w:rFonts w:eastAsia="黑体"/>
       <w:color w:themeColor="accent4" w:themeShade="BF" w:val="5F497A"/>
     </w:rPr>
     <w:tblPr>
@@ -4694,6 +4995,7 @@
         <w:spacing w:after="0" w:before="0" w:line="240" w:lineRule="auto"/>
       </w:pPr>
       <w:rPr>
+        <w:rFonts w:eastAsia="黑体"/>
         <w:b/>
         <w:bCs/>
       </w:rPr>
@@ -4714,6 +5016,7 @@
         <w:spacing w:after="0" w:before="0" w:line="240" w:lineRule="auto"/>
       </w:pPr>
       <w:rPr>
+        <w:rFonts w:eastAsia="黑体"/>
         <w:b/>
         <w:bCs/>
       </w:rPr>
@@ -4731,12 +5034,14 @@
     </w:tblStylePr>
     <w:tblStylePr w:type="firstCol">
       <w:rPr>
+        <w:rFonts w:eastAsia="黑体"/>
         <w:b/>
         <w:bCs/>
       </w:rPr>
     </w:tblStylePr>
     <w:tblStylePr w:type="lastCol">
       <w:rPr>
+        <w:rFonts w:eastAsia="黑体"/>
         <w:b/>
         <w:bCs/>
       </w:rPr>
@@ -4775,6 +5080,7 @@
       <w:spacing w:after="0" w:line="240" w:lineRule="auto"/>
     </w:pPr>
     <w:rPr>
+      <w:rFonts w:eastAsia="黑体"/>
       <w:color w:themeColor="accent5" w:themeShade="BF" w:val="31849B"/>
     </w:rPr>
     <w:tblPr>
@@ -4797,6 +5103,7 @@
         <w:spacing w:after="0" w:before="0" w:line="240" w:lineRule="auto"/>
       </w:pPr>
       <w:rPr>
+        <w:rFonts w:eastAsia="黑体"/>
         <w:b/>
         <w:bCs/>
       </w:rPr>
@@ -4817,6 +5124,7 @@
         <w:spacing w:after="0" w:before="0" w:line="240" w:lineRule="auto"/>
       </w:pPr>
       <w:rPr>
+        <w:rFonts w:eastAsia="黑体"/>
         <w:b/>
         <w:bCs/>
       </w:rPr>
@@ -4834,12 +5142,14 @@
     </w:tblStylePr>
     <w:tblStylePr w:type="firstCol">
       <w:rPr>
+        <w:rFonts w:eastAsia="黑体"/>
         <w:b/>
         <w:bCs/>
       </w:rPr>
     </w:tblStylePr>
     <w:tblStylePr w:type="lastCol">
       <w:rPr>
+        <w:rFonts w:eastAsia="黑体"/>
         <w:b/>
         <w:bCs/>
       </w:rPr>
@@ -4878,6 +5188,7 @@
       <w:spacing w:after="0" w:line="240" w:lineRule="auto"/>
     </w:pPr>
     <w:rPr>
+      <w:rFonts w:eastAsia="黑体"/>
       <w:color w:themeColor="accent6" w:themeShade="BF" w:val="E36C0A"/>
     </w:rPr>
     <w:tblPr>
@@ -4900,6 +5211,7 @@
         <w:spacing w:after="0" w:before="0" w:line="240" w:lineRule="auto"/>
       </w:pPr>
       <w:rPr>
+        <w:rFonts w:eastAsia="黑体"/>
         <w:b/>
         <w:bCs/>
       </w:rPr>
@@ -4920,6 +5232,7 @@
         <w:spacing w:after="0" w:before="0" w:line="240" w:lineRule="auto"/>
       </w:pPr>
       <w:rPr>
+        <w:rFonts w:eastAsia="黑体"/>
         <w:b/>
         <w:bCs/>
       </w:rPr>
@@ -4937,12 +5250,14 @@
     </w:tblStylePr>
     <w:tblStylePr w:type="firstCol">
       <w:rPr>
+        <w:rFonts w:eastAsia="黑体"/>
         <w:b/>
         <w:bCs/>
       </w:rPr>
     </w:tblStylePr>
     <w:tblStylePr w:type="lastCol">
       <w:rPr>
+        <w:rFonts w:eastAsia="黑体"/>
         <w:b/>
         <w:bCs/>
       </w:rPr>
@@ -5002,6 +5317,7 @@
         <w:spacing w:after="0" w:before="0" w:line="240" w:lineRule="auto"/>
       </w:pPr>
       <w:rPr>
+        <w:rFonts w:eastAsia="黑体"/>
         <w:b/>
         <w:bCs/>
         <w:color w:themeColor="background1" w:val="FFFFFF"/>
@@ -5016,6 +5332,7 @@
         <w:spacing w:after="0" w:before="0" w:line="240" w:lineRule="auto"/>
       </w:pPr>
       <w:rPr>
+        <w:rFonts w:eastAsia="黑体"/>
         <w:b/>
         <w:bCs/>
       </w:rPr>
@@ -5031,12 +5348,14 @@
     </w:tblStylePr>
     <w:tblStylePr w:type="firstCol">
       <w:rPr>
+        <w:rFonts w:eastAsia="黑体"/>
         <w:b/>
         <w:bCs/>
       </w:rPr>
     </w:tblStylePr>
     <w:tblStylePr w:type="lastCol">
       <w:rPr>
+        <w:rFonts w:eastAsia="黑体"/>
         <w:b/>
         <w:bCs/>
       </w:rPr>
@@ -5094,6 +5413,7 @@
         <w:spacing w:after="0" w:before="0" w:line="240" w:lineRule="auto"/>
       </w:pPr>
       <w:rPr>
+        <w:rFonts w:eastAsia="黑体"/>
         <w:b/>
         <w:bCs/>
         <w:color w:themeColor="background1" w:val="FFFFFF"/>
@@ -5108,6 +5428,7 @@
         <w:spacing w:after="0" w:before="0" w:line="240" w:lineRule="auto"/>
       </w:pPr>
       <w:rPr>
+        <w:rFonts w:eastAsia="黑体"/>
         <w:b/>
         <w:bCs/>
       </w:rPr>
@@ -5123,12 +5444,14 @@
     </w:tblStylePr>
     <w:tblStylePr w:type="firstCol">
       <w:rPr>
+        <w:rFonts w:eastAsia="黑体"/>
         <w:b/>
         <w:bCs/>
       </w:rPr>
     </w:tblStylePr>
     <w:tblStylePr w:type="lastCol">
       <w:rPr>
+        <w:rFonts w:eastAsia="黑体"/>
         <w:b/>
         <w:bCs/>
       </w:rPr>
@@ -5186,6 +5509,7 @@
         <w:spacing w:after="0" w:before="0" w:line="240" w:lineRule="auto"/>
       </w:pPr>
       <w:rPr>
+        <w:rFonts w:eastAsia="黑体"/>
         <w:b/>
         <w:bCs/>
         <w:color w:themeColor="background1" w:val="FFFFFF"/>
@@ -5200,6 +5524,7 @@
         <w:spacing w:after="0" w:before="0" w:line="240" w:lineRule="auto"/>
       </w:pPr>
       <w:rPr>
+        <w:rFonts w:eastAsia="黑体"/>
         <w:b/>
         <w:bCs/>
       </w:rPr>
@@ -5215,12 +5540,14 @@
     </w:tblStylePr>
     <w:tblStylePr w:type="firstCol">
       <w:rPr>
+        <w:rFonts w:eastAsia="黑体"/>
         <w:b/>
         <w:bCs/>
       </w:rPr>
     </w:tblStylePr>
     <w:tblStylePr w:type="lastCol">
       <w:rPr>
+        <w:rFonts w:eastAsia="黑体"/>
         <w:b/>
         <w:bCs/>
       </w:rPr>
@@ -5278,6 +5605,7 @@
         <w:spacing w:after="0" w:before="0" w:line="240" w:lineRule="auto"/>
       </w:pPr>
       <w:rPr>
+        <w:rFonts w:eastAsia="黑体"/>
         <w:b/>
         <w:bCs/>
         <w:color w:themeColor="background1" w:val="FFFFFF"/>
@@ -5292,6 +5620,7 @@
         <w:spacing w:after="0" w:before="0" w:line="240" w:lineRule="auto"/>
       </w:pPr>
       <w:rPr>
+        <w:rFonts w:eastAsia="黑体"/>
         <w:b/>
         <w:bCs/>
       </w:rPr>
@@ -5307,12 +5636,14 @@
     </w:tblStylePr>
     <w:tblStylePr w:type="firstCol">
       <w:rPr>
+        <w:rFonts w:eastAsia="黑体"/>
         <w:b/>
         <w:bCs/>
       </w:rPr>
     </w:tblStylePr>
     <w:tblStylePr w:type="lastCol">
       <w:rPr>
+        <w:rFonts w:eastAsia="黑体"/>
         <w:b/>
         <w:bCs/>
       </w:rPr>
@@ -5370,6 +5701,7 @@
         <w:spacing w:after="0" w:before="0" w:line="240" w:lineRule="auto"/>
       </w:pPr>
       <w:rPr>
+        <w:rFonts w:eastAsia="黑体"/>
         <w:b/>
         <w:bCs/>
         <w:color w:themeColor="background1" w:val="FFFFFF"/>
@@ -5384,6 +5716,7 @@
         <w:spacing w:after="0" w:before="0" w:line="240" w:lineRule="auto"/>
       </w:pPr>
       <w:rPr>
+        <w:rFonts w:eastAsia="黑体"/>
         <w:b/>
         <w:bCs/>
       </w:rPr>
@@ -5399,12 +5732,14 @@
     </w:tblStylePr>
     <w:tblStylePr w:type="firstCol">
       <w:rPr>
+        <w:rFonts w:eastAsia="黑体"/>
         <w:b/>
         <w:bCs/>
       </w:rPr>
     </w:tblStylePr>
     <w:tblStylePr w:type="lastCol">
       <w:rPr>
+        <w:rFonts w:eastAsia="黑体"/>
         <w:b/>
         <w:bCs/>
       </w:rPr>
@@ -5462,6 +5797,7 @@
         <w:spacing w:after="0" w:before="0" w:line="240" w:lineRule="auto"/>
       </w:pPr>
       <w:rPr>
+        <w:rFonts w:eastAsia="黑体"/>
         <w:b/>
         <w:bCs/>
         <w:color w:themeColor="background1" w:val="FFFFFF"/>
@@ -5476,6 +5812,7 @@
         <w:spacing w:after="0" w:before="0" w:line="240" w:lineRule="auto"/>
       </w:pPr>
       <w:rPr>
+        <w:rFonts w:eastAsia="黑体"/>
         <w:b/>
         <w:bCs/>
       </w:rPr>
@@ -5491,12 +5828,14 @@
     </w:tblStylePr>
     <w:tblStylePr w:type="firstCol">
       <w:rPr>
+        <w:rFonts w:eastAsia="黑体"/>
         <w:b/>
         <w:bCs/>
       </w:rPr>
     </w:tblStylePr>
     <w:tblStylePr w:type="lastCol">
       <w:rPr>
+        <w:rFonts w:eastAsia="黑体"/>
         <w:b/>
         <w:bCs/>
       </w:rPr>
@@ -5554,6 +5893,7 @@
         <w:spacing w:after="0" w:before="0" w:line="240" w:lineRule="auto"/>
       </w:pPr>
       <w:rPr>
+        <w:rFonts w:eastAsia="黑体"/>
         <w:b/>
         <w:bCs/>
         <w:color w:themeColor="background1" w:val="FFFFFF"/>
@@ -5568,6 +5908,7 @@
         <w:spacing w:after="0" w:before="0" w:line="240" w:lineRule="auto"/>
       </w:pPr>
       <w:rPr>
+        <w:rFonts w:eastAsia="黑体"/>
         <w:b/>
         <w:bCs/>
       </w:rPr>
@@ -5583,12 +5924,14 @@
     </w:tblStylePr>
     <w:tblStylePr w:type="firstCol">
       <w:rPr>
+        <w:rFonts w:eastAsia="黑体"/>
         <w:b/>
         <w:bCs/>
       </w:rPr>
     </w:tblStylePr>
     <w:tblStylePr w:type="lastCol">
       <w:rPr>
+        <w:rFonts w:eastAsia="黑体"/>
         <w:b/>
         <w:bCs/>
       </w:rPr>
@@ -5648,7 +5991,7 @@
         <w:spacing w:after="0" w:before="0" w:line="240" w:lineRule="auto"/>
       </w:pPr>
       <w:rPr>
-        <w:rFonts w:asciiTheme="majorHAnsi" w:cstheme="majorBidi" w:eastAsiaTheme="majorEastAsia" w:hAnsiTheme="majorHAnsi"/>
+        <w:rFonts w:asciiTheme="majorHAnsi" w:cstheme="majorBidi" w:hAnsiTheme="majorHAnsi" w:eastAsia="黑体"/>
         <w:b/>
         <w:bCs/>
       </w:rPr>
@@ -5669,7 +6012,7 @@
         <w:spacing w:after="0" w:before="0" w:line="240" w:lineRule="auto"/>
       </w:pPr>
       <w:rPr>
-        <w:rFonts w:asciiTheme="majorHAnsi" w:cstheme="majorBidi" w:eastAsiaTheme="majorEastAsia" w:hAnsiTheme="majorHAnsi"/>
+        <w:rFonts w:asciiTheme="majorHAnsi" w:cstheme="majorBidi" w:hAnsiTheme="majorHAnsi" w:eastAsia="黑体"/>
         <w:b/>
         <w:bCs/>
       </w:rPr>
@@ -5687,14 +6030,14 @@
     </w:tblStylePr>
     <w:tblStylePr w:type="firstCol">
       <w:rPr>
-        <w:rFonts w:asciiTheme="majorHAnsi" w:cstheme="majorBidi" w:eastAsiaTheme="majorEastAsia" w:hAnsiTheme="majorHAnsi"/>
+        <w:rFonts w:asciiTheme="majorHAnsi" w:cstheme="majorBidi" w:hAnsiTheme="majorHAnsi" w:eastAsia="黑体"/>
         <w:b/>
         <w:bCs/>
       </w:rPr>
     </w:tblStylePr>
     <w:tblStylePr w:type="lastCol">
       <w:rPr>
-        <w:rFonts w:asciiTheme="majorHAnsi" w:cstheme="majorBidi" w:eastAsiaTheme="majorEastAsia" w:hAnsiTheme="majorHAnsi"/>
+        <w:rFonts w:asciiTheme="majorHAnsi" w:cstheme="majorBidi" w:hAnsiTheme="majorHAnsi" w:eastAsia="黑体"/>
         <w:b/>
         <w:bCs/>
       </w:rPr>
@@ -5778,7 +6121,7 @@
         <w:spacing w:after="0" w:before="0" w:line="240" w:lineRule="auto"/>
       </w:pPr>
       <w:rPr>
-        <w:rFonts w:asciiTheme="majorHAnsi" w:cstheme="majorBidi" w:eastAsiaTheme="majorEastAsia" w:hAnsiTheme="majorHAnsi"/>
+        <w:rFonts w:asciiTheme="majorHAnsi" w:cstheme="majorBidi" w:hAnsiTheme="majorHAnsi" w:eastAsia="黑体"/>
         <w:b/>
         <w:bCs/>
       </w:rPr>
@@ -5799,7 +6142,7 @@
         <w:spacing w:after="0" w:before="0" w:line="240" w:lineRule="auto"/>
       </w:pPr>
       <w:rPr>
-        <w:rFonts w:asciiTheme="majorHAnsi" w:cstheme="majorBidi" w:eastAsiaTheme="majorEastAsia" w:hAnsiTheme="majorHAnsi"/>
+        <w:rFonts w:asciiTheme="majorHAnsi" w:cstheme="majorBidi" w:hAnsiTheme="majorHAnsi" w:eastAsia="黑体"/>
         <w:b/>
         <w:bCs/>
       </w:rPr>
@@ -5817,14 +6160,14 @@
     </w:tblStylePr>
     <w:tblStylePr w:type="firstCol">
       <w:rPr>
-        <w:rFonts w:asciiTheme="majorHAnsi" w:cstheme="majorBidi" w:eastAsiaTheme="majorEastAsia" w:hAnsiTheme="majorHAnsi"/>
+        <w:rFonts w:asciiTheme="majorHAnsi" w:cstheme="majorBidi" w:hAnsiTheme="majorHAnsi" w:eastAsia="黑体"/>
         <w:b/>
         <w:bCs/>
       </w:rPr>
     </w:tblStylePr>
     <w:tblStylePr w:type="lastCol">
       <w:rPr>
-        <w:rFonts w:asciiTheme="majorHAnsi" w:cstheme="majorBidi" w:eastAsiaTheme="majorEastAsia" w:hAnsiTheme="majorHAnsi"/>
+        <w:rFonts w:asciiTheme="majorHAnsi" w:cstheme="majorBidi" w:hAnsiTheme="majorHAnsi" w:eastAsia="黑体"/>
         <w:b/>
         <w:bCs/>
       </w:rPr>
@@ -5908,7 +6251,7 @@
         <w:spacing w:after="0" w:before="0" w:line="240" w:lineRule="auto"/>
       </w:pPr>
       <w:rPr>
-        <w:rFonts w:asciiTheme="majorHAnsi" w:cstheme="majorBidi" w:eastAsiaTheme="majorEastAsia" w:hAnsiTheme="majorHAnsi"/>
+        <w:rFonts w:asciiTheme="majorHAnsi" w:cstheme="majorBidi" w:hAnsiTheme="majorHAnsi" w:eastAsia="黑体"/>
         <w:b/>
         <w:bCs/>
       </w:rPr>
@@ -5929,7 +6272,7 @@
         <w:spacing w:after="0" w:before="0" w:line="240" w:lineRule="auto"/>
       </w:pPr>
       <w:rPr>
-        <w:rFonts w:asciiTheme="majorHAnsi" w:cstheme="majorBidi" w:eastAsiaTheme="majorEastAsia" w:hAnsiTheme="majorHAnsi"/>
+        <w:rFonts w:asciiTheme="majorHAnsi" w:cstheme="majorBidi" w:hAnsiTheme="majorHAnsi" w:eastAsia="黑体"/>
         <w:b/>
         <w:bCs/>
       </w:rPr>
@@ -5947,14 +6290,14 @@
     </w:tblStylePr>
     <w:tblStylePr w:type="firstCol">
       <w:rPr>
-        <w:rFonts w:asciiTheme="majorHAnsi" w:cstheme="majorBidi" w:eastAsiaTheme="majorEastAsia" w:hAnsiTheme="majorHAnsi"/>
+        <w:rFonts w:asciiTheme="majorHAnsi" w:cstheme="majorBidi" w:hAnsiTheme="majorHAnsi" w:eastAsia="黑体"/>
         <w:b/>
         <w:bCs/>
       </w:rPr>
     </w:tblStylePr>
     <w:tblStylePr w:type="lastCol">
       <w:rPr>
-        <w:rFonts w:asciiTheme="majorHAnsi" w:cstheme="majorBidi" w:eastAsiaTheme="majorEastAsia" w:hAnsiTheme="majorHAnsi"/>
+        <w:rFonts w:asciiTheme="majorHAnsi" w:cstheme="majorBidi" w:hAnsiTheme="majorHAnsi" w:eastAsia="黑体"/>
         <w:b/>
         <w:bCs/>
       </w:rPr>
@@ -6038,7 +6381,7 @@
         <w:spacing w:after="0" w:before="0" w:line="240" w:lineRule="auto"/>
       </w:pPr>
       <w:rPr>
-        <w:rFonts w:asciiTheme="majorHAnsi" w:cstheme="majorBidi" w:eastAsiaTheme="majorEastAsia" w:hAnsiTheme="majorHAnsi"/>
+        <w:rFonts w:asciiTheme="majorHAnsi" w:cstheme="majorBidi" w:hAnsiTheme="majorHAnsi" w:eastAsia="黑体"/>
         <w:b/>
         <w:bCs/>
       </w:rPr>
@@ -6059,7 +6402,7 @@
         <w:spacing w:after="0" w:before="0" w:line="240" w:lineRule="auto"/>
       </w:pPr>
       <w:rPr>
-        <w:rFonts w:asciiTheme="majorHAnsi" w:cstheme="majorBidi" w:eastAsiaTheme="majorEastAsia" w:hAnsiTheme="majorHAnsi"/>
+        <w:rFonts w:asciiTheme="majorHAnsi" w:cstheme="majorBidi" w:hAnsiTheme="majorHAnsi" w:eastAsia="黑体"/>
         <w:b/>
         <w:bCs/>
       </w:rPr>
@@ -6077,14 +6420,14 @@
     </w:tblStylePr>
     <w:tblStylePr w:type="firstCol">
       <w:rPr>
-        <w:rFonts w:asciiTheme="majorHAnsi" w:cstheme="majorBidi" w:eastAsiaTheme="majorEastAsia" w:hAnsiTheme="majorHAnsi"/>
+        <w:rFonts w:asciiTheme="majorHAnsi" w:cstheme="majorBidi" w:hAnsiTheme="majorHAnsi" w:eastAsia="黑体"/>
         <w:b/>
         <w:bCs/>
       </w:rPr>
     </w:tblStylePr>
     <w:tblStylePr w:type="lastCol">
       <w:rPr>
-        <w:rFonts w:asciiTheme="majorHAnsi" w:cstheme="majorBidi" w:eastAsiaTheme="majorEastAsia" w:hAnsiTheme="majorHAnsi"/>
+        <w:rFonts w:asciiTheme="majorHAnsi" w:cstheme="majorBidi" w:hAnsiTheme="majorHAnsi" w:eastAsia="黑体"/>
         <w:b/>
         <w:bCs/>
       </w:rPr>
@@ -6168,7 +6511,7 @@
         <w:spacing w:after="0" w:before="0" w:line="240" w:lineRule="auto"/>
       </w:pPr>
       <w:rPr>
-        <w:rFonts w:asciiTheme="majorHAnsi" w:cstheme="majorBidi" w:eastAsiaTheme="majorEastAsia" w:hAnsiTheme="majorHAnsi"/>
+        <w:rFonts w:asciiTheme="majorHAnsi" w:cstheme="majorBidi" w:hAnsiTheme="majorHAnsi" w:eastAsia="黑体"/>
         <w:b/>
         <w:bCs/>
       </w:rPr>
@@ -6189,7 +6532,7 @@
         <w:spacing w:after="0" w:before="0" w:line="240" w:lineRule="auto"/>
       </w:pPr>
       <w:rPr>
-        <w:rFonts w:asciiTheme="majorHAnsi" w:cstheme="majorBidi" w:eastAsiaTheme="majorEastAsia" w:hAnsiTheme="majorHAnsi"/>
+        <w:rFonts w:asciiTheme="majorHAnsi" w:cstheme="majorBidi" w:hAnsiTheme="majorHAnsi" w:eastAsia="黑体"/>
         <w:b/>
         <w:bCs/>
       </w:rPr>
@@ -6207,14 +6550,14 @@
     </w:tblStylePr>
     <w:tblStylePr w:type="firstCol">
       <w:rPr>
-        <w:rFonts w:asciiTheme="majorHAnsi" w:cstheme="majorBidi" w:eastAsiaTheme="majorEastAsia" w:hAnsiTheme="majorHAnsi"/>
+        <w:rFonts w:asciiTheme="majorHAnsi" w:cstheme="majorBidi" w:hAnsiTheme="majorHAnsi" w:eastAsia="黑体"/>
         <w:b/>
         <w:bCs/>
       </w:rPr>
     </w:tblStylePr>
     <w:tblStylePr w:type="lastCol">
       <w:rPr>
-        <w:rFonts w:asciiTheme="majorHAnsi" w:cstheme="majorBidi" w:eastAsiaTheme="majorEastAsia" w:hAnsiTheme="majorHAnsi"/>
+        <w:rFonts w:asciiTheme="majorHAnsi" w:cstheme="majorBidi" w:hAnsiTheme="majorHAnsi" w:eastAsia="黑体"/>
         <w:b/>
         <w:bCs/>
       </w:rPr>
@@ -6298,7 +6641,7 @@
         <w:spacing w:after="0" w:before="0" w:line="240" w:lineRule="auto"/>
       </w:pPr>
       <w:rPr>
-        <w:rFonts w:asciiTheme="majorHAnsi" w:cstheme="majorBidi" w:eastAsiaTheme="majorEastAsia" w:hAnsiTheme="majorHAnsi"/>
+        <w:rFonts w:asciiTheme="majorHAnsi" w:cstheme="majorBidi" w:hAnsiTheme="majorHAnsi" w:eastAsia="黑体"/>
         <w:b/>
         <w:bCs/>
       </w:rPr>
@@ -6319,7 +6662,7 @@
         <w:spacing w:after="0" w:before="0" w:line="240" w:lineRule="auto"/>
       </w:pPr>
       <w:rPr>
-        <w:rFonts w:asciiTheme="majorHAnsi" w:cstheme="majorBidi" w:eastAsiaTheme="majorEastAsia" w:hAnsiTheme="majorHAnsi"/>
+        <w:rFonts w:asciiTheme="majorHAnsi" w:cstheme="majorBidi" w:hAnsiTheme="majorHAnsi" w:eastAsia="黑体"/>
         <w:b/>
         <w:bCs/>
       </w:rPr>
@@ -6337,14 +6680,14 @@
     </w:tblStylePr>
     <w:tblStylePr w:type="firstCol">
       <w:rPr>
-        <w:rFonts w:asciiTheme="majorHAnsi" w:cstheme="majorBidi" w:eastAsiaTheme="majorEastAsia" w:hAnsiTheme="majorHAnsi"/>
+        <w:rFonts w:asciiTheme="majorHAnsi" w:cstheme="majorBidi" w:hAnsiTheme="majorHAnsi" w:eastAsia="黑体"/>
         <w:b/>
         <w:bCs/>
       </w:rPr>
     </w:tblStylePr>
     <w:tblStylePr w:type="lastCol">
       <w:rPr>
-        <w:rFonts w:asciiTheme="majorHAnsi" w:cstheme="majorBidi" w:eastAsiaTheme="majorEastAsia" w:hAnsiTheme="majorHAnsi"/>
+        <w:rFonts w:asciiTheme="majorHAnsi" w:cstheme="majorBidi" w:hAnsiTheme="majorHAnsi" w:eastAsia="黑体"/>
         <w:b/>
         <w:bCs/>
       </w:rPr>
@@ -6428,7 +6771,7 @@
         <w:spacing w:after="0" w:before="0" w:line="240" w:lineRule="auto"/>
       </w:pPr>
       <w:rPr>
-        <w:rFonts w:asciiTheme="majorHAnsi" w:cstheme="majorBidi" w:eastAsiaTheme="majorEastAsia" w:hAnsiTheme="majorHAnsi"/>
+        <w:rFonts w:asciiTheme="majorHAnsi" w:cstheme="majorBidi" w:hAnsiTheme="majorHAnsi" w:eastAsia="黑体"/>
         <w:b/>
         <w:bCs/>
       </w:rPr>
@@ -6449,7 +6792,7 @@
         <w:spacing w:after="0" w:before="0" w:line="240" w:lineRule="auto"/>
       </w:pPr>
       <w:rPr>
-        <w:rFonts w:asciiTheme="majorHAnsi" w:cstheme="majorBidi" w:eastAsiaTheme="majorEastAsia" w:hAnsiTheme="majorHAnsi"/>
+        <w:rFonts w:asciiTheme="majorHAnsi" w:cstheme="majorBidi" w:hAnsiTheme="majorHAnsi" w:eastAsia="黑体"/>
         <w:b/>
         <w:bCs/>
       </w:rPr>
@@ -6467,14 +6810,14 @@
     </w:tblStylePr>
     <w:tblStylePr w:type="firstCol">
       <w:rPr>
-        <w:rFonts w:asciiTheme="majorHAnsi" w:cstheme="majorBidi" w:eastAsiaTheme="majorEastAsia" w:hAnsiTheme="majorHAnsi"/>
+        <w:rFonts w:asciiTheme="majorHAnsi" w:cstheme="majorBidi" w:hAnsiTheme="majorHAnsi" w:eastAsia="黑体"/>
         <w:b/>
         <w:bCs/>
       </w:rPr>
     </w:tblStylePr>
     <w:tblStylePr w:type="lastCol">
       <w:rPr>
-        <w:rFonts w:asciiTheme="majorHAnsi" w:cstheme="majorBidi" w:eastAsiaTheme="majorEastAsia" w:hAnsiTheme="majorHAnsi"/>
+        <w:rFonts w:asciiTheme="majorHAnsi" w:cstheme="majorBidi" w:hAnsiTheme="majorHAnsi" w:eastAsia="黑体"/>
         <w:b/>
         <w:bCs/>
       </w:rPr>
@@ -6557,6 +6900,7 @@
         <w:spacing w:after="0" w:before="0" w:line="240" w:lineRule="auto"/>
       </w:pPr>
       <w:rPr>
+        <w:rFonts w:eastAsia="黑体"/>
         <w:b/>
         <w:bCs/>
         <w:color w:themeColor="background1" w:val="FFFFFF"/>
@@ -6579,6 +6923,7 @@
         <w:spacing w:after="0" w:before="0" w:line="240" w:lineRule="auto"/>
       </w:pPr>
       <w:rPr>
+        <w:rFonts w:eastAsia="黑体"/>
         <w:b/>
         <w:bCs/>
       </w:rPr>
@@ -6596,12 +6941,14 @@
     </w:tblStylePr>
     <w:tblStylePr w:type="firstCol">
       <w:rPr>
+        <w:rFonts w:eastAsia="黑体"/>
         <w:b/>
         <w:bCs/>
       </w:rPr>
     </w:tblStylePr>
     <w:tblStylePr w:type="lastCol">
       <w:rPr>
+        <w:rFonts w:eastAsia="黑体"/>
         <w:b/>
         <w:bCs/>
       </w:rPr>
@@ -6663,6 +7010,7 @@
         <w:spacing w:after="0" w:before="0" w:line="240" w:lineRule="auto"/>
       </w:pPr>
       <w:rPr>
+        <w:rFonts w:eastAsia="黑体"/>
         <w:b/>
         <w:bCs/>
         <w:color w:themeColor="background1" w:val="FFFFFF"/>
@@ -6685,6 +7033,7 @@
         <w:spacing w:after="0" w:before="0" w:line="240" w:lineRule="auto"/>
       </w:pPr>
       <w:rPr>
+        <w:rFonts w:eastAsia="黑体"/>
         <w:b/>
         <w:bCs/>
       </w:rPr>
@@ -6702,12 +7051,14 @@
     </w:tblStylePr>
     <w:tblStylePr w:type="firstCol">
       <w:rPr>
+        <w:rFonts w:eastAsia="黑体"/>
         <w:b/>
         <w:bCs/>
       </w:rPr>
     </w:tblStylePr>
     <w:tblStylePr w:type="lastCol">
       <w:rPr>
+        <w:rFonts w:eastAsia="黑体"/>
         <w:b/>
         <w:bCs/>
       </w:rPr>
@@ -6769,6 +7120,7 @@
         <w:spacing w:after="0" w:before="0" w:line="240" w:lineRule="auto"/>
       </w:pPr>
       <w:rPr>
+        <w:rFonts w:eastAsia="黑体"/>
         <w:b/>
         <w:bCs/>
         <w:color w:themeColor="background1" w:val="FFFFFF"/>
@@ -6791,6 +7143,7 @@
         <w:spacing w:after="0" w:before="0" w:line="240" w:lineRule="auto"/>
       </w:pPr>
       <w:rPr>
+        <w:rFonts w:eastAsia="黑体"/>
         <w:b/>
         <w:bCs/>
       </w:rPr>
@@ -6808,12 +7161,14 @@
     </w:tblStylePr>
     <w:tblStylePr w:type="firstCol">
       <w:rPr>
+        <w:rFonts w:eastAsia="黑体"/>
         <w:b/>
         <w:bCs/>
       </w:rPr>
     </w:tblStylePr>
     <w:tblStylePr w:type="lastCol">
       <w:rPr>
+        <w:rFonts w:eastAsia="黑体"/>
         <w:b/>
         <w:bCs/>
       </w:rPr>
@@ -6875,6 +7230,7 @@
         <w:spacing w:after="0" w:before="0" w:line="240" w:lineRule="auto"/>
       </w:pPr>
       <w:rPr>
+        <w:rFonts w:eastAsia="黑体"/>
         <w:b/>
         <w:bCs/>
         <w:color w:themeColor="background1" w:val="FFFFFF"/>
@@ -6897,6 +7253,7 @@
         <w:spacing w:after="0" w:before="0" w:line="240" w:lineRule="auto"/>
       </w:pPr>
       <w:rPr>
+        <w:rFonts w:eastAsia="黑体"/>
         <w:b/>
         <w:bCs/>
       </w:rPr>
@@ -6914,12 +7271,14 @@
     </w:tblStylePr>
     <w:tblStylePr w:type="firstCol">
       <w:rPr>
+        <w:rFonts w:eastAsia="黑体"/>
         <w:b/>
         <w:bCs/>
       </w:rPr>
     </w:tblStylePr>
     <w:tblStylePr w:type="lastCol">
       <w:rPr>
+        <w:rFonts w:eastAsia="黑体"/>
         <w:b/>
         <w:bCs/>
       </w:rPr>
@@ -6981,6 +7340,7 @@
         <w:spacing w:after="0" w:before="0" w:line="240" w:lineRule="auto"/>
       </w:pPr>
       <w:rPr>
+        <w:rFonts w:eastAsia="黑体"/>
         <w:b/>
         <w:bCs/>
         <w:color w:themeColor="background1" w:val="FFFFFF"/>
@@ -7003,6 +7363,7 @@
         <w:spacing w:after="0" w:before="0" w:line="240" w:lineRule="auto"/>
       </w:pPr>
       <w:rPr>
+        <w:rFonts w:eastAsia="黑体"/>
         <w:b/>
         <w:bCs/>
       </w:rPr>
@@ -7020,12 +7381,14 @@
     </w:tblStylePr>
     <w:tblStylePr w:type="firstCol">
       <w:rPr>
+        <w:rFonts w:eastAsia="黑体"/>
         <w:b/>
         <w:bCs/>
       </w:rPr>
     </w:tblStylePr>
     <w:tblStylePr w:type="lastCol">
       <w:rPr>
+        <w:rFonts w:eastAsia="黑体"/>
         <w:b/>
         <w:bCs/>
       </w:rPr>
@@ -7087,6 +7450,7 @@
         <w:spacing w:after="0" w:before="0" w:line="240" w:lineRule="auto"/>
       </w:pPr>
       <w:rPr>
+        <w:rFonts w:eastAsia="黑体"/>
         <w:b/>
         <w:bCs/>
         <w:color w:themeColor="background1" w:val="FFFFFF"/>
@@ -7109,6 +7473,7 @@
         <w:spacing w:after="0" w:before="0" w:line="240" w:lineRule="auto"/>
       </w:pPr>
       <w:rPr>
+        <w:rFonts w:eastAsia="黑体"/>
         <w:b/>
         <w:bCs/>
       </w:rPr>
@@ -7126,12 +7491,14 @@
     </w:tblStylePr>
     <w:tblStylePr w:type="firstCol">
       <w:rPr>
+        <w:rFonts w:eastAsia="黑体"/>
         <w:b/>
         <w:bCs/>
       </w:rPr>
     </w:tblStylePr>
     <w:tblStylePr w:type="lastCol">
       <w:rPr>
+        <w:rFonts w:eastAsia="黑体"/>
         <w:b/>
         <w:bCs/>
       </w:rPr>
@@ -7193,6 +7560,7 @@
         <w:spacing w:after="0" w:before="0" w:line="240" w:lineRule="auto"/>
       </w:pPr>
       <w:rPr>
+        <w:rFonts w:eastAsia="黑体"/>
         <w:b/>
         <w:bCs/>
         <w:color w:themeColor="background1" w:val="FFFFFF"/>
@@ -7215,6 +7583,7 @@
         <w:spacing w:after="0" w:before="0" w:line="240" w:lineRule="auto"/>
       </w:pPr>
       <w:rPr>
+        <w:rFonts w:eastAsia="黑体"/>
         <w:b/>
         <w:bCs/>
       </w:rPr>
@@ -7232,12 +7601,14 @@
     </w:tblStylePr>
     <w:tblStylePr w:type="firstCol">
       <w:rPr>
+        <w:rFonts w:eastAsia="黑体"/>
         <w:b/>
         <w:bCs/>
       </w:rPr>
     </w:tblStylePr>
     <w:tblStylePr w:type="lastCol">
       <w:rPr>
+        <w:rFonts w:eastAsia="黑体"/>
         <w:b/>
         <w:bCs/>
       </w:rPr>
@@ -7296,6 +7667,7 @@
         <w:spacing w:after="0" w:before="0" w:line="240" w:lineRule="auto"/>
       </w:pPr>
       <w:rPr>
+        <w:rFonts w:eastAsia="黑体"/>
         <w:b/>
         <w:bCs/>
         <w:color w:themeColor="background1" w:val="FFFFFF"/>
@@ -7318,6 +7690,7 @@
         <w:spacing w:after="0" w:before="0" w:line="240" w:lineRule="auto"/>
       </w:pPr>
       <w:rPr>
+        <w:rFonts w:eastAsia="黑体"/>
         <w:color w:val="auto"/>
       </w:rPr>
       <w:tblPr/>
@@ -7335,6 +7708,7 @@
     </w:tblStylePr>
     <w:tblStylePr w:type="firstCol">
       <w:rPr>
+        <w:rFonts w:eastAsia="黑体"/>
         <w:b/>
         <w:bCs/>
         <w:color w:themeColor="background1" w:val="FFFFFF"/>
@@ -7354,6 +7728,7 @@
     </w:tblStylePr>
     <w:tblStylePr w:type="lastCol">
       <w:rPr>
+        <w:rFonts w:eastAsia="黑体"/>
         <w:b/>
         <w:bCs/>
         <w:color w:themeColor="background1" w:val="FFFFFF"/>
@@ -7402,6 +7777,7 @@
     </w:tblStylePr>
     <w:tblStylePr w:type="nwCell">
       <w:rPr>
+        <w:rFonts w:eastAsia="黑体"/>
         <w:color w:themeColor="background1" w:val="FFFFFF"/>
       </w:rPr>
       <w:tblPr/>
@@ -7445,6 +7821,7 @@
         <w:spacing w:after="0" w:before="0" w:line="240" w:lineRule="auto"/>
       </w:pPr>
       <w:rPr>
+        <w:rFonts w:eastAsia="黑体"/>
         <w:b/>
         <w:bCs/>
         <w:color w:themeColor="background1" w:val="FFFFFF"/>
@@ -7467,6 +7844,7 @@
         <w:spacing w:after="0" w:before="0" w:line="240" w:lineRule="auto"/>
       </w:pPr>
       <w:rPr>
+        <w:rFonts w:eastAsia="黑体"/>
         <w:color w:val="auto"/>
       </w:rPr>
       <w:tblPr/>
@@ -7484,6 +7862,7 @@
     </w:tblStylePr>
     <w:tblStylePr w:type="firstCol">
       <w:rPr>
+        <w:rFonts w:eastAsia="黑体"/>
         <w:b/>
         <w:bCs/>
         <w:color w:themeColor="background1" w:val="FFFFFF"/>
@@ -7503,6 +7882,7 @@
     </w:tblStylePr>
     <w:tblStylePr w:type="lastCol">
       <w:rPr>
+        <w:rFonts w:eastAsia="黑体"/>
         <w:b/>
         <w:bCs/>
         <w:color w:themeColor="background1" w:val="FFFFFF"/>
@@ -7551,6 +7931,7 @@
     </w:tblStylePr>
     <w:tblStylePr w:type="nwCell">
       <w:rPr>
+        <w:rFonts w:eastAsia="黑体"/>
         <w:color w:themeColor="background1" w:val="FFFFFF"/>
       </w:rPr>
       <w:tblPr/>
@@ -7594,6 +7975,7 @@
         <w:spacing w:after="0" w:before="0" w:line="240" w:lineRule="auto"/>
       </w:pPr>
       <w:rPr>
+        <w:rFonts w:eastAsia="黑体"/>
         <w:b/>
         <w:bCs/>
         <w:color w:themeColor="background1" w:val="FFFFFF"/>
@@ -7616,6 +7998,7 @@
         <w:spacing w:after="0" w:before="0" w:line="240" w:lineRule="auto"/>
       </w:pPr>
       <w:rPr>
+        <w:rFonts w:eastAsia="黑体"/>
         <w:color w:val="auto"/>
       </w:rPr>
       <w:tblPr/>
@@ -7633,6 +8016,7 @@
     </w:tblStylePr>
     <w:tblStylePr w:type="firstCol">
       <w:rPr>
+        <w:rFonts w:eastAsia="黑体"/>
         <w:b/>
         <w:bCs/>
         <w:color w:themeColor="background1" w:val="FFFFFF"/>
@@ -7652,6 +8036,7 @@
     </w:tblStylePr>
     <w:tblStylePr w:type="lastCol">
       <w:rPr>
+        <w:rFonts w:eastAsia="黑体"/>
         <w:b/>
         <w:bCs/>
         <w:color w:themeColor="background1" w:val="FFFFFF"/>
@@ -7700,6 +8085,7 @@
     </w:tblStylePr>
     <w:tblStylePr w:type="nwCell">
       <w:rPr>
+        <w:rFonts w:eastAsia="黑体"/>
         <w:color w:themeColor="background1" w:val="FFFFFF"/>
       </w:rPr>
       <w:tblPr/>
@@ -7743,6 +8129,7 @@
         <w:spacing w:after="0" w:before="0" w:line="240" w:lineRule="auto"/>
       </w:pPr>
       <w:rPr>
+        <w:rFonts w:eastAsia="黑体"/>
         <w:b/>
         <w:bCs/>
         <w:color w:themeColor="background1" w:val="FFFFFF"/>
@@ -7765,6 +8152,7 @@
         <w:spacing w:after="0" w:before="0" w:line="240" w:lineRule="auto"/>
       </w:pPr>
       <w:rPr>
+        <w:rFonts w:eastAsia="黑体"/>
         <w:color w:val="auto"/>
       </w:rPr>
       <w:tblPr/>
@@ -7782,6 +8170,7 @@
     </w:tblStylePr>
     <w:tblStylePr w:type="firstCol">
       <w:rPr>
+        <w:rFonts w:eastAsia="黑体"/>
         <w:b/>
         <w:bCs/>
         <w:color w:themeColor="background1" w:val="FFFFFF"/>
@@ -7801,6 +8190,7 @@
     </w:tblStylePr>
     <w:tblStylePr w:type="lastCol">
       <w:rPr>
+        <w:rFonts w:eastAsia="黑体"/>
         <w:b/>
         <w:bCs/>
         <w:color w:themeColor="background1" w:val="FFFFFF"/>
@@ -7849,6 +8239,7 @@
     </w:tblStylePr>
     <w:tblStylePr w:type="nwCell">
       <w:rPr>
+        <w:rFonts w:eastAsia="黑体"/>
         <w:color w:themeColor="background1" w:val="FFFFFF"/>
       </w:rPr>
       <w:tblPr/>
@@ -7892,6 +8283,7 @@
         <w:spacing w:after="0" w:before="0" w:line="240" w:lineRule="auto"/>
       </w:pPr>
       <w:rPr>
+        <w:rFonts w:eastAsia="黑体"/>
         <w:b/>
         <w:bCs/>
         <w:color w:themeColor="background1" w:val="FFFFFF"/>
@@ -7914,6 +8306,7 @@
         <w:spacing w:after="0" w:before="0" w:line="240" w:lineRule="auto"/>
       </w:pPr>
       <w:rPr>
+        <w:rFonts w:eastAsia="黑体"/>
         <w:color w:val="auto"/>
       </w:rPr>
       <w:tblPr/>
@@ -7931,6 +8324,7 @@
     </w:tblStylePr>
     <w:tblStylePr w:type="firstCol">
       <w:rPr>
+        <w:rFonts w:eastAsia="黑体"/>
         <w:b/>
         <w:bCs/>
         <w:color w:themeColor="background1" w:val="FFFFFF"/>
@@ -7950,6 +8344,7 @@
     </w:tblStylePr>
     <w:tblStylePr w:type="lastCol">
       <w:rPr>
+        <w:rFonts w:eastAsia="黑体"/>
         <w:b/>
         <w:bCs/>
         <w:color w:themeColor="background1" w:val="FFFFFF"/>
@@ -7998,6 +8393,7 @@
     </w:tblStylePr>
     <w:tblStylePr w:type="nwCell">
       <w:rPr>
+        <w:rFonts w:eastAsia="黑体"/>
         <w:color w:themeColor="background1" w:val="FFFFFF"/>
       </w:rPr>
       <w:tblPr/>
@@ -8041,6 +8437,7 @@
         <w:spacing w:after="0" w:before="0" w:line="240" w:lineRule="auto"/>
       </w:pPr>
       <w:rPr>
+        <w:rFonts w:eastAsia="黑体"/>
         <w:b/>
         <w:bCs/>
         <w:color w:themeColor="background1" w:val="FFFFFF"/>
@@ -8063,6 +8460,7 @@
         <w:spacing w:after="0" w:before="0" w:line="240" w:lineRule="auto"/>
       </w:pPr>
       <w:rPr>
+        <w:rFonts w:eastAsia="黑体"/>
         <w:color w:val="auto"/>
       </w:rPr>
       <w:tblPr/>
@@ -8080,6 +8478,7 @@
     </w:tblStylePr>
     <w:tblStylePr w:type="firstCol">
       <w:rPr>
+        <w:rFonts w:eastAsia="黑体"/>
         <w:b/>
         <w:bCs/>
         <w:color w:themeColor="background1" w:val="FFFFFF"/>
@@ -8099,6 +8498,7 @@
     </w:tblStylePr>
     <w:tblStylePr w:type="lastCol">
       <w:rPr>
+        <w:rFonts w:eastAsia="黑体"/>
         <w:b/>
         <w:bCs/>
         <w:color w:themeColor="background1" w:val="FFFFFF"/>
@@ -8147,6 +8547,7 @@
     </w:tblStylePr>
     <w:tblStylePr w:type="nwCell">
       <w:rPr>
+        <w:rFonts w:eastAsia="黑体"/>
         <w:color w:themeColor="background1" w:val="FFFFFF"/>
       </w:rPr>
       <w:tblPr/>
@@ -8190,6 +8591,7 @@
         <w:spacing w:after="0" w:before="0" w:line="240" w:lineRule="auto"/>
       </w:pPr>
       <w:rPr>
+        <w:rFonts w:eastAsia="黑体"/>
         <w:b/>
         <w:bCs/>
         <w:color w:themeColor="background1" w:val="FFFFFF"/>
@@ -8212,6 +8614,7 @@
         <w:spacing w:after="0" w:before="0" w:line="240" w:lineRule="auto"/>
       </w:pPr>
       <w:rPr>
+        <w:rFonts w:eastAsia="黑体"/>
         <w:color w:val="auto"/>
       </w:rPr>
       <w:tblPr/>
@@ -8229,6 +8632,7 @@
     </w:tblStylePr>
     <w:tblStylePr w:type="firstCol">
       <w:rPr>
+        <w:rFonts w:eastAsia="黑体"/>
         <w:b/>
         <w:bCs/>
         <w:color w:themeColor="background1" w:val="FFFFFF"/>
@@ -8248,6 +8652,7 @@
     </w:tblStylePr>
     <w:tblStylePr w:type="lastCol">
       <w:rPr>
+        <w:rFonts w:eastAsia="黑体"/>
         <w:b/>
         <w:bCs/>
         <w:color w:themeColor="background1" w:val="FFFFFF"/>
@@ -8296,6 +8701,7 @@
     </w:tblStylePr>
     <w:tblStylePr w:type="nwCell">
       <w:rPr>
+        <w:rFonts w:eastAsia="黑体"/>
         <w:color w:themeColor="background1" w:val="FFFFFF"/>
       </w:rPr>
       <w:tblPr/>
@@ -8320,6 +8726,7 @@
       <w:spacing w:after="0" w:line="240" w:lineRule="auto"/>
     </w:pPr>
     <w:rPr>
+      <w:rFonts w:eastAsia="黑体"/>
       <w:color w:themeColor="text1" w:val="000000"/>
     </w:rPr>
     <w:tblPr>
@@ -8339,7 +8746,7 @@
     </w:tblPr>
     <w:tblStylePr w:type="firstRow">
       <w:rPr>
-        <w:rFonts w:asciiTheme="majorHAnsi" w:cstheme="majorBidi" w:eastAsiaTheme="majorEastAsia" w:hAnsiTheme="majorHAnsi"/>
+        <w:rFonts w:asciiTheme="majorHAnsi" w:cstheme="majorBidi" w:hAnsiTheme="majorHAnsi" w:eastAsia="黑体"/>
       </w:rPr>
       <w:tblPr/>
       <w:tcPr>
@@ -8351,6 +8758,7 @@
     </w:tblStylePr>
     <w:tblStylePr w:type="lastRow">
       <w:rPr>
+        <w:rFonts w:eastAsia="黑体"/>
         <w:b/>
         <w:bCs/>
         <w:color w:themeColor="text2" w:val="1F497D"/>
@@ -8365,12 +8773,14 @@
     </w:tblStylePr>
     <w:tblStylePr w:type="firstCol">
       <w:rPr>
+        <w:rFonts w:eastAsia="黑体"/>
         <w:b/>
         <w:bCs/>
       </w:rPr>
     </w:tblStylePr>
     <w:tblStylePr w:type="lastCol">
       <w:rPr>
+        <w:rFonts w:eastAsia="黑体"/>
         <w:b/>
         <w:bCs/>
       </w:rPr>
@@ -8404,6 +8814,7 @@
       <w:spacing w:after="0" w:line="240" w:lineRule="auto"/>
     </w:pPr>
     <w:rPr>
+      <w:rFonts w:eastAsia="黑体"/>
       <w:color w:themeColor="text1" w:val="000000"/>
     </w:rPr>
     <w:tblPr>
@@ -8423,7 +8834,7 @@
     </w:tblPr>
     <w:tblStylePr w:type="firstRow">
       <w:rPr>
-        <w:rFonts w:asciiTheme="majorHAnsi" w:cstheme="majorBidi" w:eastAsiaTheme="majorEastAsia" w:hAnsiTheme="majorHAnsi"/>
+        <w:rFonts w:asciiTheme="majorHAnsi" w:cstheme="majorBidi" w:hAnsiTheme="majorHAnsi" w:eastAsia="黑体"/>
       </w:rPr>
       <w:tblPr/>
       <w:tcPr>
@@ -8435,6 +8846,7 @@
     </w:tblStylePr>
     <w:tblStylePr w:type="lastRow">
       <w:rPr>
+        <w:rFonts w:eastAsia="黑体"/>
         <w:b/>
         <w:bCs/>
         <w:color w:themeColor="text2" w:val="1F497D"/>
@@ -8449,12 +8861,14 @@
     </w:tblStylePr>
     <w:tblStylePr w:type="firstCol">
       <w:rPr>
+        <w:rFonts w:eastAsia="黑体"/>
         <w:b/>
         <w:bCs/>
       </w:rPr>
     </w:tblStylePr>
     <w:tblStylePr w:type="lastCol">
       <w:rPr>
+        <w:rFonts w:eastAsia="黑体"/>
         <w:b/>
         <w:bCs/>
       </w:rPr>
@@ -8488,6 +8902,7 @@
       <w:spacing w:after="0" w:line="240" w:lineRule="auto"/>
     </w:pPr>
     <w:rPr>
+      <w:rFonts w:eastAsia="黑体"/>
       <w:color w:themeColor="text1" w:val="000000"/>
     </w:rPr>
     <w:tblPr>
@@ -8507,7 +8922,7 @@
     </w:tblPr>
     <w:tblStylePr w:type="firstRow">
       <w:rPr>
-        <w:rFonts w:asciiTheme="majorHAnsi" w:cstheme="majorBidi" w:eastAsiaTheme="majorEastAsia" w:hAnsiTheme="majorHAnsi"/>
+        <w:rFonts w:asciiTheme="majorHAnsi" w:cstheme="majorBidi" w:hAnsiTheme="majorHAnsi" w:eastAsia="黑体"/>
       </w:rPr>
       <w:tblPr/>
       <w:tcPr>
@@ -8519,6 +8934,7 @@
     </w:tblStylePr>
     <w:tblStylePr w:type="lastRow">
       <w:rPr>
+        <w:rFonts w:eastAsia="黑体"/>
         <w:b/>
         <w:bCs/>
         <w:color w:themeColor="text2" w:val="1F497D"/>
@@ -8533,12 +8949,14 @@
     </w:tblStylePr>
     <w:tblStylePr w:type="firstCol">
       <w:rPr>
+        <w:rFonts w:eastAsia="黑体"/>
         <w:b/>
         <w:bCs/>
       </w:rPr>
     </w:tblStylePr>
     <w:tblStylePr w:type="lastCol">
       <w:rPr>
+        <w:rFonts w:eastAsia="黑体"/>
         <w:b/>
         <w:bCs/>
       </w:rPr>
@@ -8572,6 +8990,7 @@
       <w:spacing w:after="0" w:line="240" w:lineRule="auto"/>
     </w:pPr>
     <w:rPr>
+      <w:rFonts w:eastAsia="黑体"/>
       <w:color w:themeColor="text1" w:val="000000"/>
     </w:rPr>
     <w:tblPr>
@@ -8591,7 +9010,7 @@
     </w:tblPr>
     <w:tblStylePr w:type="firstRow">
       <w:rPr>
-        <w:rFonts w:asciiTheme="majorHAnsi" w:cstheme="majorBidi" w:eastAsiaTheme="majorEastAsia" w:hAnsiTheme="majorHAnsi"/>
+        <w:rFonts w:asciiTheme="majorHAnsi" w:cstheme="majorBidi" w:hAnsiTheme="majorHAnsi" w:eastAsia="黑体"/>
       </w:rPr>
       <w:tblPr/>
       <w:tcPr>
@@ -8603,6 +9022,7 @@
     </w:tblStylePr>
     <w:tblStylePr w:type="lastRow">
       <w:rPr>
+        <w:rFonts w:eastAsia="黑体"/>
         <w:b/>
         <w:bCs/>
         <w:color w:themeColor="text2" w:val="1F497D"/>
@@ -8617,12 +9037,14 @@
     </w:tblStylePr>
     <w:tblStylePr w:type="firstCol">
       <w:rPr>
+        <w:rFonts w:eastAsia="黑体"/>
         <w:b/>
         <w:bCs/>
       </w:rPr>
     </w:tblStylePr>
     <w:tblStylePr w:type="lastCol">
       <w:rPr>
+        <w:rFonts w:eastAsia="黑体"/>
         <w:b/>
         <w:bCs/>
       </w:rPr>
@@ -8656,6 +9078,7 @@
       <w:spacing w:after="0" w:line="240" w:lineRule="auto"/>
     </w:pPr>
     <w:rPr>
+      <w:rFonts w:eastAsia="黑体"/>
       <w:color w:themeColor="text1" w:val="000000"/>
     </w:rPr>
     <w:tblPr>
@@ -8675,7 +9098,7 @@
     </w:tblPr>
     <w:tblStylePr w:type="firstRow">
       <w:rPr>
-        <w:rFonts w:asciiTheme="majorHAnsi" w:cstheme="majorBidi" w:eastAsiaTheme="majorEastAsia" w:hAnsiTheme="majorHAnsi"/>
+        <w:rFonts w:asciiTheme="majorHAnsi" w:cstheme="majorBidi" w:hAnsiTheme="majorHAnsi" w:eastAsia="黑体"/>
       </w:rPr>
       <w:tblPr/>
       <w:tcPr>
@@ -8687,6 +9110,7 @@
     </w:tblStylePr>
     <w:tblStylePr w:type="lastRow">
       <w:rPr>
+        <w:rFonts w:eastAsia="黑体"/>
         <w:b/>
         <w:bCs/>
         <w:color w:themeColor="text2" w:val="1F497D"/>
@@ -8701,12 +9125,14 @@
     </w:tblStylePr>
     <w:tblStylePr w:type="firstCol">
       <w:rPr>
+        <w:rFonts w:eastAsia="黑体"/>
         <w:b/>
         <w:bCs/>
       </w:rPr>
     </w:tblStylePr>
     <w:tblStylePr w:type="lastCol">
       <w:rPr>
+        <w:rFonts w:eastAsia="黑体"/>
         <w:b/>
         <w:bCs/>
       </w:rPr>
@@ -8740,6 +9166,7 @@
       <w:spacing w:after="0" w:line="240" w:lineRule="auto"/>
     </w:pPr>
     <w:rPr>
+      <w:rFonts w:eastAsia="黑体"/>
       <w:color w:themeColor="text1" w:val="000000"/>
     </w:rPr>
     <w:tblPr>
@@ -8759,7 +9186,7 @@
     </w:tblPr>
     <w:tblStylePr w:type="firstRow">
       <w:rPr>
-        <w:rFonts w:asciiTheme="majorHAnsi" w:cstheme="majorBidi" w:eastAsiaTheme="majorEastAsia" w:hAnsiTheme="majorHAnsi"/>
+        <w:rFonts w:asciiTheme="majorHAnsi" w:cstheme="majorBidi" w:hAnsiTheme="majorHAnsi" w:eastAsia="黑体"/>
       </w:rPr>
       <w:tblPr/>
       <w:tcPr>
@@ -8771,6 +9198,7 @@
     </w:tblStylePr>
     <w:tblStylePr w:type="lastRow">
       <w:rPr>
+        <w:rFonts w:eastAsia="黑体"/>
         <w:b/>
         <w:bCs/>
         <w:color w:themeColor="text2" w:val="1F497D"/>
@@ -8785,12 +9213,14 @@
     </w:tblStylePr>
     <w:tblStylePr w:type="firstCol">
       <w:rPr>
+        <w:rFonts w:eastAsia="黑体"/>
         <w:b/>
         <w:bCs/>
       </w:rPr>
     </w:tblStylePr>
     <w:tblStylePr w:type="lastCol">
       <w:rPr>
+        <w:rFonts w:eastAsia="黑体"/>
         <w:b/>
         <w:bCs/>
       </w:rPr>
@@ -8824,6 +9254,7 @@
       <w:spacing w:after="0" w:line="240" w:lineRule="auto"/>
     </w:pPr>
     <w:rPr>
+      <w:rFonts w:eastAsia="黑体"/>
       <w:color w:themeColor="text1" w:val="000000"/>
     </w:rPr>
     <w:tblPr>
@@ -8843,7 +9274,7 @@
     </w:tblPr>
     <w:tblStylePr w:type="firstRow">
       <w:rPr>
-        <w:rFonts w:asciiTheme="majorHAnsi" w:cstheme="majorBidi" w:eastAsiaTheme="majorEastAsia" w:hAnsiTheme="majorHAnsi"/>
+        <w:rFonts w:asciiTheme="majorHAnsi" w:cstheme="majorBidi" w:hAnsiTheme="majorHAnsi" w:eastAsia="黑体"/>
       </w:rPr>
       <w:tblPr/>
       <w:tcPr>
@@ -8855,6 +9286,7 @@
     </w:tblStylePr>
     <w:tblStylePr w:type="lastRow">
       <w:rPr>
+        <w:rFonts w:eastAsia="黑体"/>
         <w:b/>
         <w:bCs/>
         <w:color w:themeColor="text2" w:val="1F497D"/>
@@ -8869,12 +9301,14 @@
     </w:tblStylePr>
     <w:tblStylePr w:type="firstCol">
       <w:rPr>
+        <w:rFonts w:eastAsia="黑体"/>
         <w:b/>
         <w:bCs/>
       </w:rPr>
     </w:tblStylePr>
     <w:tblStylePr w:type="lastCol">
       <w:rPr>
+        <w:rFonts w:eastAsia="黑体"/>
         <w:b/>
         <w:bCs/>
       </w:rPr>
@@ -8908,7 +9342,7 @@
       <w:spacing w:after="0" w:line="240" w:lineRule="auto"/>
     </w:pPr>
     <w:rPr>
-      <w:rFonts w:asciiTheme="majorHAnsi" w:cstheme="majorBidi" w:eastAsiaTheme="majorEastAsia" w:hAnsiTheme="majorHAnsi"/>
+      <w:rFonts w:asciiTheme="majorHAnsi" w:cstheme="majorBidi" w:hAnsiTheme="majorHAnsi" w:eastAsia="黑体"/>
       <w:color w:themeColor="text1" w:val="000000"/>
     </w:rPr>
     <w:tblPr>
@@ -8930,6 +9364,7 @@
     </w:tblPr>
     <w:tblStylePr w:type="firstRow">
       <w:rPr>
+        <w:rFonts w:eastAsia="黑体"/>
         <w:sz w:val="24"/>
         <w:szCs w:val="24"/>
       </w:rPr>
@@ -9036,7 +9471,7 @@
       <w:spacing w:after="0" w:line="240" w:lineRule="auto"/>
     </w:pPr>
     <w:rPr>
-      <w:rFonts w:asciiTheme="majorHAnsi" w:cstheme="majorBidi" w:eastAsiaTheme="majorEastAsia" w:hAnsiTheme="majorHAnsi"/>
+      <w:rFonts w:asciiTheme="majorHAnsi" w:cstheme="majorBidi" w:hAnsiTheme="majorHAnsi" w:eastAsia="黑体"/>
       <w:color w:themeColor="text1" w:val="000000"/>
     </w:rPr>
     <w:tblPr>
@@ -9058,6 +9493,7 @@
     </w:tblPr>
     <w:tblStylePr w:type="firstRow">
       <w:rPr>
+        <w:rFonts w:eastAsia="黑体"/>
         <w:sz w:val="24"/>
         <w:szCs w:val="24"/>
       </w:rPr>
@@ -9164,7 +9600,7 @@
       <w:spacing w:after="0" w:line="240" w:lineRule="auto"/>
     </w:pPr>
     <w:rPr>
-      <w:rFonts w:asciiTheme="majorHAnsi" w:cstheme="majorBidi" w:eastAsiaTheme="majorEastAsia" w:hAnsiTheme="majorHAnsi"/>
+      <w:rFonts w:asciiTheme="majorHAnsi" w:cstheme="majorBidi" w:hAnsiTheme="majorHAnsi" w:eastAsia="黑体"/>
       <w:color w:themeColor="text1" w:val="000000"/>
     </w:rPr>
     <w:tblPr>
@@ -9186,6 +9622,7 @@
     </w:tblPr>
     <w:tblStylePr w:type="firstRow">
       <w:rPr>
+        <w:rFonts w:eastAsia="黑体"/>
         <w:sz w:val="24"/>
         <w:szCs w:val="24"/>
       </w:rPr>
@@ -9292,7 +9729,7 @@
       <w:spacing w:after="0" w:line="240" w:lineRule="auto"/>
     </w:pPr>
     <w:rPr>
-      <w:rFonts w:asciiTheme="majorHAnsi" w:cstheme="majorBidi" w:eastAsiaTheme="majorEastAsia" w:hAnsiTheme="majorHAnsi"/>
+      <w:rFonts w:asciiTheme="majorHAnsi" w:cstheme="majorBidi" w:hAnsiTheme="majorHAnsi" w:eastAsia="黑体"/>
       <w:color w:themeColor="text1" w:val="000000"/>
     </w:rPr>
     <w:tblPr>
@@ -9314,6 +9751,7 @@
     </w:tblPr>
     <w:tblStylePr w:type="firstRow">
       <w:rPr>
+        <w:rFonts w:eastAsia="黑体"/>
         <w:sz w:val="24"/>
         <w:szCs w:val="24"/>
       </w:rPr>
@@ -9420,7 +9858,7 @@
       <w:spacing w:after="0" w:line="240" w:lineRule="auto"/>
     </w:pPr>
     <w:rPr>
-      <w:rFonts w:asciiTheme="majorHAnsi" w:cstheme="majorBidi" w:eastAsiaTheme="majorEastAsia" w:hAnsiTheme="majorHAnsi"/>
+      <w:rFonts w:asciiTheme="majorHAnsi" w:cstheme="majorBidi" w:hAnsiTheme="majorHAnsi" w:eastAsia="黑体"/>
       <w:color w:themeColor="text1" w:val="000000"/>
     </w:rPr>
     <w:tblPr>
@@ -9442,6 +9880,7 @@
     </w:tblPr>
     <w:tblStylePr w:type="firstRow">
       <w:rPr>
+        <w:rFonts w:eastAsia="黑体"/>
         <w:sz w:val="24"/>
         <w:szCs w:val="24"/>
       </w:rPr>
@@ -9548,7 +9987,7 @@
       <w:spacing w:after="0" w:line="240" w:lineRule="auto"/>
     </w:pPr>
     <w:rPr>
-      <w:rFonts w:asciiTheme="majorHAnsi" w:cstheme="majorBidi" w:eastAsiaTheme="majorEastAsia" w:hAnsiTheme="majorHAnsi"/>
+      <w:rFonts w:asciiTheme="majorHAnsi" w:cstheme="majorBidi" w:hAnsiTheme="majorHAnsi" w:eastAsia="黑体"/>
       <w:color w:themeColor="text1" w:val="000000"/>
     </w:rPr>
     <w:tblPr>
@@ -9570,6 +10009,7 @@
     </w:tblPr>
     <w:tblStylePr w:type="firstRow">
       <w:rPr>
+        <w:rFonts w:eastAsia="黑体"/>
         <w:sz w:val="24"/>
         <w:szCs w:val="24"/>
       </w:rPr>
@@ -9676,7 +10116,7 @@
       <w:spacing w:after="0" w:line="240" w:lineRule="auto"/>
     </w:pPr>
     <w:rPr>
-      <w:rFonts w:asciiTheme="majorHAnsi" w:cstheme="majorBidi" w:eastAsiaTheme="majorEastAsia" w:hAnsiTheme="majorHAnsi"/>
+      <w:rFonts w:asciiTheme="majorHAnsi" w:cstheme="majorBidi" w:hAnsiTheme="majorHAnsi" w:eastAsia="黑体"/>
       <w:color w:themeColor="text1" w:val="000000"/>
     </w:rPr>
     <w:tblPr>
@@ -9698,6 +10138,7 @@
     </w:tblPr>
     <w:tblStylePr w:type="firstRow">
       <w:rPr>
+        <w:rFonts w:eastAsia="黑体"/>
         <w:sz w:val="24"/>
         <w:szCs w:val="24"/>
       </w:rPr>
@@ -9827,12 +10268,14 @@
     </w:tcPr>
     <w:tblStylePr w:type="firstRow">
       <w:rPr>
+        <w:rFonts w:eastAsia="黑体"/>
         <w:b/>
         <w:bCs/>
       </w:rPr>
     </w:tblStylePr>
     <w:tblStylePr w:type="lastRow">
       <w:rPr>
+        <w:rFonts w:eastAsia="黑体"/>
         <w:b/>
         <w:bCs/>
       </w:rPr>
@@ -9845,12 +10288,14 @@
     </w:tblStylePr>
     <w:tblStylePr w:type="firstCol">
       <w:rPr>
+        <w:rFonts w:eastAsia="黑体"/>
         <w:b/>
         <w:bCs/>
       </w:rPr>
     </w:tblStylePr>
     <w:tblStylePr w:type="lastCol">
       <w:rPr>
+        <w:rFonts w:eastAsia="黑体"/>
         <w:b/>
         <w:bCs/>
       </w:rPr>
@@ -9900,12 +10345,14 @@
     </w:tcPr>
     <w:tblStylePr w:type="firstRow">
       <w:rPr>
+        <w:rFonts w:eastAsia="黑体"/>
         <w:b/>
         <w:bCs/>
       </w:rPr>
     </w:tblStylePr>
     <w:tblStylePr w:type="lastRow">
       <w:rPr>
+        <w:rFonts w:eastAsia="黑体"/>
         <w:b/>
         <w:bCs/>
       </w:rPr>
@@ -9918,12 +10365,14 @@
     </w:tblStylePr>
     <w:tblStylePr w:type="firstCol">
       <w:rPr>
+        <w:rFonts w:eastAsia="黑体"/>
         <w:b/>
         <w:bCs/>
       </w:rPr>
     </w:tblStylePr>
     <w:tblStylePr w:type="lastCol">
       <w:rPr>
+        <w:rFonts w:eastAsia="黑体"/>
         <w:b/>
         <w:bCs/>
       </w:rPr>
@@ -9973,12 +10422,14 @@
     </w:tcPr>
     <w:tblStylePr w:type="firstRow">
       <w:rPr>
+        <w:rFonts w:eastAsia="黑体"/>
         <w:b/>
         <w:bCs/>
       </w:rPr>
     </w:tblStylePr>
     <w:tblStylePr w:type="lastRow">
       <w:rPr>
+        <w:rFonts w:eastAsia="黑体"/>
         <w:b/>
         <w:bCs/>
       </w:rPr>
@@ -9991,12 +10442,14 @@
     </w:tblStylePr>
     <w:tblStylePr w:type="firstCol">
       <w:rPr>
+        <w:rFonts w:eastAsia="黑体"/>
         <w:b/>
         <w:bCs/>
       </w:rPr>
     </w:tblStylePr>
     <w:tblStylePr w:type="lastCol">
       <w:rPr>
+        <w:rFonts w:eastAsia="黑体"/>
         <w:b/>
         <w:bCs/>
       </w:rPr>
@@ -10046,12 +10499,14 @@
     </w:tcPr>
     <w:tblStylePr w:type="firstRow">
       <w:rPr>
+        <w:rFonts w:eastAsia="黑体"/>
         <w:b/>
         <w:bCs/>
       </w:rPr>
     </w:tblStylePr>
     <w:tblStylePr w:type="lastRow">
       <w:rPr>
+        <w:rFonts w:eastAsia="黑体"/>
         <w:b/>
         <w:bCs/>
       </w:rPr>
@@ -10064,12 +10519,14 @@
     </w:tblStylePr>
     <w:tblStylePr w:type="firstCol">
       <w:rPr>
+        <w:rFonts w:eastAsia="黑体"/>
         <w:b/>
         <w:bCs/>
       </w:rPr>
     </w:tblStylePr>
     <w:tblStylePr w:type="lastCol">
       <w:rPr>
+        <w:rFonts w:eastAsia="黑体"/>
         <w:b/>
         <w:bCs/>
       </w:rPr>
@@ -10119,12 +10576,14 @@
     </w:tcPr>
     <w:tblStylePr w:type="firstRow">
       <w:rPr>
+        <w:rFonts w:eastAsia="黑体"/>
         <w:b/>
         <w:bCs/>
       </w:rPr>
     </w:tblStylePr>
     <w:tblStylePr w:type="lastRow">
       <w:rPr>
+        <w:rFonts w:eastAsia="黑体"/>
         <w:b/>
         <w:bCs/>
       </w:rPr>
@@ -10137,12 +10596,14 @@
     </w:tblStylePr>
     <w:tblStylePr w:type="firstCol">
       <w:rPr>
+        <w:rFonts w:eastAsia="黑体"/>
         <w:b/>
         <w:bCs/>
       </w:rPr>
     </w:tblStylePr>
     <w:tblStylePr w:type="lastCol">
       <w:rPr>
+        <w:rFonts w:eastAsia="黑体"/>
         <w:b/>
         <w:bCs/>
       </w:rPr>
@@ -10192,12 +10653,14 @@
     </w:tcPr>
     <w:tblStylePr w:type="firstRow">
       <w:rPr>
+        <w:rFonts w:eastAsia="黑体"/>
         <w:b/>
         <w:bCs/>
       </w:rPr>
     </w:tblStylePr>
     <w:tblStylePr w:type="lastRow">
       <w:rPr>
+        <w:rFonts w:eastAsia="黑体"/>
         <w:b/>
         <w:bCs/>
       </w:rPr>
@@ -10210,12 +10673,14 @@
     </w:tblStylePr>
     <w:tblStylePr w:type="firstCol">
       <w:rPr>
+        <w:rFonts w:eastAsia="黑体"/>
         <w:b/>
         <w:bCs/>
       </w:rPr>
     </w:tblStylePr>
     <w:tblStylePr w:type="lastCol">
       <w:rPr>
+        <w:rFonts w:eastAsia="黑体"/>
         <w:b/>
         <w:bCs/>
       </w:rPr>
@@ -10265,12 +10730,14 @@
     </w:tcPr>
     <w:tblStylePr w:type="firstRow">
       <w:rPr>
+        <w:rFonts w:eastAsia="黑体"/>
         <w:b/>
         <w:bCs/>
       </w:rPr>
     </w:tblStylePr>
     <w:tblStylePr w:type="lastRow">
       <w:rPr>
+        <w:rFonts w:eastAsia="黑体"/>
         <w:b/>
         <w:bCs/>
       </w:rPr>
@@ -10283,12 +10750,14 @@
     </w:tblStylePr>
     <w:tblStylePr w:type="firstCol">
       <w:rPr>
+        <w:rFonts w:eastAsia="黑体"/>
         <w:b/>
         <w:bCs/>
       </w:rPr>
     </w:tblStylePr>
     <w:tblStylePr w:type="lastCol">
       <w:rPr>
+        <w:rFonts w:eastAsia="黑体"/>
         <w:b/>
         <w:bCs/>
       </w:rPr>
@@ -10315,7 +10784,7 @@
       <w:spacing w:after="0" w:line="240" w:lineRule="auto"/>
     </w:pPr>
     <w:rPr>
-      <w:rFonts w:asciiTheme="majorHAnsi" w:cstheme="majorBidi" w:eastAsiaTheme="majorEastAsia" w:hAnsiTheme="majorHAnsi"/>
+      <w:rFonts w:asciiTheme="majorHAnsi" w:cstheme="majorBidi" w:hAnsiTheme="majorHAnsi" w:eastAsia="黑体"/>
       <w:color w:themeColor="text1" w:val="000000"/>
     </w:rPr>
     <w:tblPr>
@@ -10342,6 +10811,7 @@
     </w:tcPr>
     <w:tblStylePr w:type="firstRow">
       <w:rPr>
+        <w:rFonts w:eastAsia="黑体"/>
         <w:b/>
         <w:bCs/>
         <w:color w:themeColor="text1" w:val="000000"/>
@@ -10353,6 +10823,7 @@
     </w:tblStylePr>
     <w:tblStylePr w:type="lastRow">
       <w:rPr>
+        <w:rFonts w:eastAsia="黑体"/>
         <w:b/>
         <w:bCs/>
         <w:color w:themeColor="text1" w:val="000000"/>
@@ -10372,6 +10843,7 @@
     </w:tblStylePr>
     <w:tblStylePr w:type="firstCol">
       <w:rPr>
+        <w:rFonts w:eastAsia="黑体"/>
         <w:b/>
         <w:bCs/>
         <w:color w:themeColor="text1" w:val="000000"/>
@@ -10391,6 +10863,7 @@
     </w:tblStylePr>
     <w:tblStylePr w:type="lastCol">
       <w:rPr>
+        <w:rFonts w:eastAsia="黑体"/>
         <w:b w:val="0"/>
         <w:bCs w:val="0"/>
         <w:color w:themeColor="text1" w:val="000000"/>
@@ -10440,7 +10913,7 @@
       <w:spacing w:after="0" w:line="240" w:lineRule="auto"/>
     </w:pPr>
     <w:rPr>
-      <w:rFonts w:asciiTheme="majorHAnsi" w:cstheme="majorBidi" w:eastAsiaTheme="majorEastAsia" w:hAnsiTheme="majorHAnsi"/>
+      <w:rFonts w:asciiTheme="majorHAnsi" w:cstheme="majorBidi" w:hAnsiTheme="majorHAnsi" w:eastAsia="黑体"/>
       <w:color w:themeColor="text1" w:val="000000"/>
     </w:rPr>
     <w:tblPr>
@@ -10467,6 +10940,7 @@
     </w:tcPr>
     <w:tblStylePr w:type="firstRow">
       <w:rPr>
+        <w:rFonts w:eastAsia="黑体"/>
         <w:b/>
         <w:bCs/>
         <w:color w:themeColor="text1" w:val="000000"/>
@@ -10478,6 +10952,7 @@
     </w:tblStylePr>
     <w:tblStylePr w:type="lastRow">
       <w:rPr>
+        <w:rFonts w:eastAsia="黑体"/>
         <w:b/>
         <w:bCs/>
         <w:color w:themeColor="text1" w:val="000000"/>
@@ -10497,6 +10972,7 @@
     </w:tblStylePr>
     <w:tblStylePr w:type="firstCol">
       <w:rPr>
+        <w:rFonts w:eastAsia="黑体"/>
         <w:b/>
         <w:bCs/>
         <w:color w:themeColor="text1" w:val="000000"/>
@@ -10516,6 +10992,7 @@
     </w:tblStylePr>
     <w:tblStylePr w:type="lastCol">
       <w:rPr>
+        <w:rFonts w:eastAsia="黑体"/>
         <w:b w:val="0"/>
         <w:bCs w:val="0"/>
         <w:color w:themeColor="text1" w:val="000000"/>
@@ -10565,7 +11042,7 @@
       <w:spacing w:after="0" w:line="240" w:lineRule="auto"/>
     </w:pPr>
     <w:rPr>
-      <w:rFonts w:asciiTheme="majorHAnsi" w:cstheme="majorBidi" w:eastAsiaTheme="majorEastAsia" w:hAnsiTheme="majorHAnsi"/>
+      <w:rFonts w:asciiTheme="majorHAnsi" w:cstheme="majorBidi" w:hAnsiTheme="majorHAnsi" w:eastAsia="黑体"/>
       <w:color w:themeColor="text1" w:val="000000"/>
     </w:rPr>
     <w:tblPr>
@@ -10592,6 +11069,7 @@
     </w:tcPr>
     <w:tblStylePr w:type="firstRow">
       <w:rPr>
+        <w:rFonts w:eastAsia="黑体"/>
         <w:b/>
         <w:bCs/>
         <w:color w:themeColor="text1" w:val="000000"/>
@@ -10603,6 +11081,7 @@
     </w:tblStylePr>
     <w:tblStylePr w:type="lastRow">
       <w:rPr>
+        <w:rFonts w:eastAsia="黑体"/>
         <w:b/>
         <w:bCs/>
         <w:color w:themeColor="text1" w:val="000000"/>
@@ -10622,6 +11101,7 @@
     </w:tblStylePr>
     <w:tblStylePr w:type="firstCol">
       <w:rPr>
+        <w:rFonts w:eastAsia="黑体"/>
         <w:b/>
         <w:bCs/>
         <w:color w:themeColor="text1" w:val="000000"/>
@@ -10641,6 +11121,7 @@
     </w:tblStylePr>
     <w:tblStylePr w:type="lastCol">
       <w:rPr>
+        <w:rFonts w:eastAsia="黑体"/>
         <w:b w:val="0"/>
         <w:bCs w:val="0"/>
         <w:color w:themeColor="text1" w:val="000000"/>
@@ -10690,7 +11171,7 @@
       <w:spacing w:after="0" w:line="240" w:lineRule="auto"/>
     </w:pPr>
     <w:rPr>
-      <w:rFonts w:asciiTheme="majorHAnsi" w:cstheme="majorBidi" w:eastAsiaTheme="majorEastAsia" w:hAnsiTheme="majorHAnsi"/>
+      <w:rFonts w:asciiTheme="majorHAnsi" w:cstheme="majorBidi" w:hAnsiTheme="majorHAnsi" w:eastAsia="黑体"/>
       <w:color w:themeColor="text1" w:val="000000"/>
     </w:rPr>
     <w:tblPr>
@@ -10717,6 +11198,7 @@
     </w:tcPr>
     <w:tblStylePr w:type="firstRow">
       <w:rPr>
+        <w:rFonts w:eastAsia="黑体"/>
         <w:b/>
         <w:bCs/>
         <w:color w:themeColor="text1" w:val="000000"/>
@@ -10728,6 +11210,7 @@
     </w:tblStylePr>
     <w:tblStylePr w:type="lastRow">
       <w:rPr>
+        <w:rFonts w:eastAsia="黑体"/>
         <w:b/>
         <w:bCs/>
         <w:color w:themeColor="text1" w:val="000000"/>
@@ -10747,6 +11230,7 @@
     </w:tblStylePr>
     <w:tblStylePr w:type="firstCol">
       <w:rPr>
+        <w:rFonts w:eastAsia="黑体"/>
         <w:b/>
         <w:bCs/>
         <w:color w:themeColor="text1" w:val="000000"/>
@@ -10766,6 +11250,7 @@
     </w:tblStylePr>
     <w:tblStylePr w:type="lastCol">
       <w:rPr>
+        <w:rFonts w:eastAsia="黑体"/>
         <w:b w:val="0"/>
         <w:bCs w:val="0"/>
         <w:color w:themeColor="text1" w:val="000000"/>
@@ -10815,7 +11300,7 @@
       <w:spacing w:after="0" w:line="240" w:lineRule="auto"/>
     </w:pPr>
     <w:rPr>
-      <w:rFonts w:asciiTheme="majorHAnsi" w:cstheme="majorBidi" w:eastAsiaTheme="majorEastAsia" w:hAnsiTheme="majorHAnsi"/>
+      <w:rFonts w:asciiTheme="majorHAnsi" w:cstheme="majorBidi" w:hAnsiTheme="majorHAnsi" w:eastAsia="黑体"/>
       <w:color w:themeColor="text1" w:val="000000"/>
     </w:rPr>
     <w:tblPr>
@@ -10842,6 +11327,7 @@
     </w:tcPr>
     <w:tblStylePr w:type="firstRow">
       <w:rPr>
+        <w:rFonts w:eastAsia="黑体"/>
         <w:b/>
         <w:bCs/>
         <w:color w:themeColor="text1" w:val="000000"/>
@@ -10853,6 +11339,7 @@
     </w:tblStylePr>
     <w:tblStylePr w:type="lastRow">
       <w:rPr>
+        <w:rFonts w:eastAsia="黑体"/>
         <w:b/>
         <w:bCs/>
         <w:color w:themeColor="text1" w:val="000000"/>
@@ -10872,6 +11359,7 @@
     </w:tblStylePr>
     <w:tblStylePr w:type="firstCol">
       <w:rPr>
+        <w:rFonts w:eastAsia="黑体"/>
         <w:b/>
         <w:bCs/>
         <w:color w:themeColor="text1" w:val="000000"/>
@@ -10891,6 +11379,7 @@
     </w:tblStylePr>
     <w:tblStylePr w:type="lastCol">
       <w:rPr>
+        <w:rFonts w:eastAsia="黑体"/>
         <w:b w:val="0"/>
         <w:bCs w:val="0"/>
         <w:color w:themeColor="text1" w:val="000000"/>
@@ -10940,7 +11429,7 @@
       <w:spacing w:after="0" w:line="240" w:lineRule="auto"/>
     </w:pPr>
     <w:rPr>
-      <w:rFonts w:asciiTheme="majorHAnsi" w:cstheme="majorBidi" w:eastAsiaTheme="majorEastAsia" w:hAnsiTheme="majorHAnsi"/>
+      <w:rFonts w:asciiTheme="majorHAnsi" w:cstheme="majorBidi" w:hAnsiTheme="majorHAnsi" w:eastAsia="黑体"/>
       <w:color w:themeColor="text1" w:val="000000"/>
     </w:rPr>
     <w:tblPr>
@@ -10967,6 +11456,7 @@
     </w:tcPr>
     <w:tblStylePr w:type="firstRow">
       <w:rPr>
+        <w:rFonts w:eastAsia="黑体"/>
         <w:b/>
         <w:bCs/>
         <w:color w:themeColor="text1" w:val="000000"/>
@@ -10978,6 +11468,7 @@
     </w:tblStylePr>
     <w:tblStylePr w:type="lastRow">
       <w:rPr>
+        <w:rFonts w:eastAsia="黑体"/>
         <w:b/>
         <w:bCs/>
         <w:color w:themeColor="text1" w:val="000000"/>
@@ -10997,6 +11488,7 @@
     </w:tblStylePr>
     <w:tblStylePr w:type="firstCol">
       <w:rPr>
+        <w:rFonts w:eastAsia="黑体"/>
         <w:b/>
         <w:bCs/>
         <w:color w:themeColor="text1" w:val="000000"/>
@@ -11016,6 +11508,7 @@
     </w:tblStylePr>
     <w:tblStylePr w:type="lastCol">
       <w:rPr>
+        <w:rFonts w:eastAsia="黑体"/>
         <w:b w:val="0"/>
         <w:bCs w:val="0"/>
         <w:color w:themeColor="text1" w:val="000000"/>
@@ -11065,7 +11558,7 @@
       <w:spacing w:after="0" w:line="240" w:lineRule="auto"/>
     </w:pPr>
     <w:rPr>
-      <w:rFonts w:asciiTheme="majorHAnsi" w:cstheme="majorBidi" w:eastAsiaTheme="majorEastAsia" w:hAnsiTheme="majorHAnsi"/>
+      <w:rFonts w:asciiTheme="majorHAnsi" w:cstheme="majorBidi" w:hAnsiTheme="majorHAnsi" w:eastAsia="黑体"/>
       <w:color w:themeColor="text1" w:val="000000"/>
     </w:rPr>
     <w:tblPr>
@@ -11092,6 +11585,7 @@
     </w:tcPr>
     <w:tblStylePr w:type="firstRow">
       <w:rPr>
+        <w:rFonts w:eastAsia="黑体"/>
         <w:b/>
         <w:bCs/>
         <w:color w:themeColor="text1" w:val="000000"/>
@@ -11103,6 +11597,7 @@
     </w:tblStylePr>
     <w:tblStylePr w:type="lastRow">
       <w:rPr>
+        <w:rFonts w:eastAsia="黑体"/>
         <w:b/>
         <w:bCs/>
         <w:color w:themeColor="text1" w:val="000000"/>
@@ -11122,6 +11617,7 @@
     </w:tblStylePr>
     <w:tblStylePr w:type="firstCol">
       <w:rPr>
+        <w:rFonts w:eastAsia="黑体"/>
         <w:b/>
         <w:bCs/>
         <w:color w:themeColor="text1" w:val="000000"/>
@@ -11141,6 +11637,7 @@
     </w:tblStylePr>
     <w:tblStylePr w:type="lastCol">
       <w:rPr>
+        <w:rFonts w:eastAsia="黑体"/>
         <w:b w:val="0"/>
         <w:bCs w:val="0"/>
         <w:color w:themeColor="text1" w:val="000000"/>
@@ -11213,6 +11710,7 @@
     </w:tcPr>
     <w:tblStylePr w:type="firstRow">
       <w:rPr>
+        <w:rFonts w:eastAsia="黑体"/>
         <w:b/>
         <w:bCs/>
         <w:i w:val="0"/>
@@ -11234,6 +11732,7 @@
     </w:tblStylePr>
     <w:tblStylePr w:type="lastRow">
       <w:rPr>
+        <w:rFonts w:eastAsia="黑体"/>
         <w:b/>
         <w:bCs/>
         <w:i w:val="0"/>
@@ -11255,6 +11754,7 @@
     </w:tblStylePr>
     <w:tblStylePr w:type="firstCol">
       <w:rPr>
+        <w:rFonts w:eastAsia="黑体"/>
         <w:b/>
         <w:bCs/>
         <w:i w:val="0"/>
@@ -11274,6 +11774,7 @@
     </w:tblStylePr>
     <w:tblStylePr w:type="lastCol">
       <w:rPr>
+        <w:rFonts w:eastAsia="黑体"/>
         <w:b/>
         <w:bCs/>
         <w:i w:val="0"/>
@@ -11354,6 +11855,7 @@
     </w:tcPr>
     <w:tblStylePr w:type="firstRow">
       <w:rPr>
+        <w:rFonts w:eastAsia="黑体"/>
         <w:b/>
         <w:bCs/>
         <w:i w:val="0"/>
@@ -11375,6 +11877,7 @@
     </w:tblStylePr>
     <w:tblStylePr w:type="lastRow">
       <w:rPr>
+        <w:rFonts w:eastAsia="黑体"/>
         <w:b/>
         <w:bCs/>
         <w:i w:val="0"/>
@@ -11396,6 +11899,7 @@
     </w:tblStylePr>
     <w:tblStylePr w:type="firstCol">
       <w:rPr>
+        <w:rFonts w:eastAsia="黑体"/>
         <w:b/>
         <w:bCs/>
         <w:i w:val="0"/>
@@ -11415,6 +11919,7 @@
     </w:tblStylePr>
     <w:tblStylePr w:type="lastCol">
       <w:rPr>
+        <w:rFonts w:eastAsia="黑体"/>
         <w:b/>
         <w:bCs/>
         <w:i w:val="0"/>
@@ -11495,6 +12000,7 @@
     </w:tcPr>
     <w:tblStylePr w:type="firstRow">
       <w:rPr>
+        <w:rFonts w:eastAsia="黑体"/>
         <w:b/>
         <w:bCs/>
         <w:i w:val="0"/>
@@ -11516,6 +12022,7 @@
     </w:tblStylePr>
     <w:tblStylePr w:type="lastRow">
       <w:rPr>
+        <w:rFonts w:eastAsia="黑体"/>
         <w:b/>
         <w:bCs/>
         <w:i w:val="0"/>
@@ -11537,6 +12044,7 @@
     </w:tblStylePr>
     <w:tblStylePr w:type="firstCol">
       <w:rPr>
+        <w:rFonts w:eastAsia="黑体"/>
         <w:b/>
         <w:bCs/>
         <w:i w:val="0"/>
@@ -11556,6 +12064,7 @@
     </w:tblStylePr>
     <w:tblStylePr w:type="lastCol">
       <w:rPr>
+        <w:rFonts w:eastAsia="黑体"/>
         <w:b/>
         <w:bCs/>
         <w:i w:val="0"/>
@@ -11636,6 +12145,7 @@
     </w:tcPr>
     <w:tblStylePr w:type="firstRow">
       <w:rPr>
+        <w:rFonts w:eastAsia="黑体"/>
         <w:b/>
         <w:bCs/>
         <w:i w:val="0"/>
@@ -11657,6 +12167,7 @@
     </w:tblStylePr>
     <w:tblStylePr w:type="lastRow">
       <w:rPr>
+        <w:rFonts w:eastAsia="黑体"/>
         <w:b/>
         <w:bCs/>
         <w:i w:val="0"/>
@@ -11678,6 +12189,7 @@
     </w:tblStylePr>
     <w:tblStylePr w:type="firstCol">
       <w:rPr>
+        <w:rFonts w:eastAsia="黑体"/>
         <w:b/>
         <w:bCs/>
         <w:i w:val="0"/>
@@ -11697,6 +12209,7 @@
     </w:tblStylePr>
     <w:tblStylePr w:type="lastCol">
       <w:rPr>
+        <w:rFonts w:eastAsia="黑体"/>
         <w:b/>
         <w:bCs/>
         <w:i w:val="0"/>
@@ -11777,6 +12290,7 @@
     </w:tcPr>
     <w:tblStylePr w:type="firstRow">
       <w:rPr>
+        <w:rFonts w:eastAsia="黑体"/>
         <w:b/>
         <w:bCs/>
         <w:i w:val="0"/>
@@ -11798,6 +12312,7 @@
     </w:tblStylePr>
     <w:tblStylePr w:type="lastRow">
       <w:rPr>
+        <w:rFonts w:eastAsia="黑体"/>
         <w:b/>
         <w:bCs/>
         <w:i w:val="0"/>
@@ -11819,6 +12334,7 @@
     </w:tblStylePr>
     <w:tblStylePr w:type="firstCol">
       <w:rPr>
+        <w:rFonts w:eastAsia="黑体"/>
         <w:b/>
         <w:bCs/>
         <w:i w:val="0"/>
@@ -11838,6 +12354,7 @@
     </w:tblStylePr>
     <w:tblStylePr w:type="lastCol">
       <w:rPr>
+        <w:rFonts w:eastAsia="黑体"/>
         <w:b/>
         <w:bCs/>
         <w:i w:val="0"/>
@@ -11918,6 +12435,7 @@
     </w:tcPr>
     <w:tblStylePr w:type="firstRow">
       <w:rPr>
+        <w:rFonts w:eastAsia="黑体"/>
         <w:b/>
         <w:bCs/>
         <w:i w:val="0"/>
@@ -11939,6 +12457,7 @@
     </w:tblStylePr>
     <w:tblStylePr w:type="lastRow">
       <w:rPr>
+        <w:rFonts w:eastAsia="黑体"/>
         <w:b/>
         <w:bCs/>
         <w:i w:val="0"/>
@@ -11960,6 +12479,7 @@
     </w:tblStylePr>
     <w:tblStylePr w:type="firstCol">
       <w:rPr>
+        <w:rFonts w:eastAsia="黑体"/>
         <w:b/>
         <w:bCs/>
         <w:i w:val="0"/>
@@ -11979,6 +12499,7 @@
     </w:tblStylePr>
     <w:tblStylePr w:type="lastCol">
       <w:rPr>
+        <w:rFonts w:eastAsia="黑体"/>
         <w:b/>
         <w:bCs/>
         <w:i w:val="0"/>
@@ -12059,6 +12580,7 @@
     </w:tcPr>
     <w:tblStylePr w:type="firstRow">
       <w:rPr>
+        <w:rFonts w:eastAsia="黑体"/>
         <w:b/>
         <w:bCs/>
         <w:i w:val="0"/>
@@ -12080,6 +12602,7 @@
     </w:tblStylePr>
     <w:tblStylePr w:type="lastRow">
       <w:rPr>
+        <w:rFonts w:eastAsia="黑体"/>
         <w:b/>
         <w:bCs/>
         <w:i w:val="0"/>
@@ -12101,6 +12624,7 @@
     </w:tblStylePr>
     <w:tblStylePr w:type="firstCol">
       <w:rPr>
+        <w:rFonts w:eastAsia="黑体"/>
         <w:b/>
         <w:bCs/>
         <w:i w:val="0"/>
@@ -12120,6 +12644,7 @@
     </w:tblStylePr>
     <w:tblStylePr w:type="lastCol">
       <w:rPr>
+        <w:rFonts w:eastAsia="黑体"/>
         <w:b/>
         <w:bCs/>
         <w:i w:val="0"/>
@@ -12177,6 +12702,7 @@
       <w:spacing w:after="0" w:line="240" w:lineRule="auto"/>
     </w:pPr>
     <w:rPr>
+      <w:rFonts w:eastAsia="黑体"/>
       <w:color w:themeColor="background1" w:val="FFFFFF"/>
     </w:rPr>
     <w:tblPr>
@@ -12195,6 +12721,7 @@
     </w:tcPr>
     <w:tblStylePr w:type="firstRow">
       <w:rPr>
+        <w:rFonts w:eastAsia="黑体"/>
         <w:b/>
         <w:bCs/>
       </w:rPr>
@@ -12291,6 +12818,7 @@
       <w:spacing w:after="0" w:line="240" w:lineRule="auto"/>
     </w:pPr>
     <w:rPr>
+      <w:rFonts w:eastAsia="黑体"/>
       <w:color w:themeColor="background1" w:val="FFFFFF"/>
     </w:rPr>
     <w:tblPr>
@@ -12309,6 +12837,7 @@
     </w:tcPr>
     <w:tblStylePr w:type="firstRow">
       <w:rPr>
+        <w:rFonts w:eastAsia="黑体"/>
         <w:b/>
         <w:bCs/>
       </w:rPr>
@@ -12405,6 +12934,7 @@
       <w:spacing w:after="0" w:line="240" w:lineRule="auto"/>
     </w:pPr>
     <w:rPr>
+      <w:rFonts w:eastAsia="黑体"/>
       <w:color w:themeColor="background1" w:val="FFFFFF"/>
     </w:rPr>
     <w:tblPr>
@@ -12423,6 +12953,7 @@
     </w:tcPr>
     <w:tblStylePr w:type="firstRow">
       <w:rPr>
+        <w:rFonts w:eastAsia="黑体"/>
         <w:b/>
         <w:bCs/>
       </w:rPr>
@@ -12519,6 +13050,7 @@
       <w:spacing w:after="0" w:line="240" w:lineRule="auto"/>
     </w:pPr>
     <w:rPr>
+      <w:rFonts w:eastAsia="黑体"/>
       <w:color w:themeColor="background1" w:val="FFFFFF"/>
     </w:rPr>
     <w:tblPr>
@@ -12537,6 +13069,7 @@
     </w:tcPr>
     <w:tblStylePr w:type="firstRow">
       <w:rPr>
+        <w:rFonts w:eastAsia="黑体"/>
         <w:b/>
         <w:bCs/>
       </w:rPr>
@@ -12633,6 +13166,7 @@
       <w:spacing w:after="0" w:line="240" w:lineRule="auto"/>
     </w:pPr>
     <w:rPr>
+      <w:rFonts w:eastAsia="黑体"/>
       <w:color w:themeColor="background1" w:val="FFFFFF"/>
     </w:rPr>
     <w:tblPr>
@@ -12651,6 +13185,7 @@
     </w:tcPr>
     <w:tblStylePr w:type="firstRow">
       <w:rPr>
+        <w:rFonts w:eastAsia="黑体"/>
         <w:b/>
         <w:bCs/>
       </w:rPr>
@@ -12747,6 +13282,7 @@
       <w:spacing w:after="0" w:line="240" w:lineRule="auto"/>
     </w:pPr>
     <w:rPr>
+      <w:rFonts w:eastAsia="黑体"/>
       <w:color w:themeColor="background1" w:val="FFFFFF"/>
     </w:rPr>
     <w:tblPr>
@@ -12765,6 +13301,7 @@
     </w:tcPr>
     <w:tblStylePr w:type="firstRow">
       <w:rPr>
+        <w:rFonts w:eastAsia="黑体"/>
         <w:b/>
         <w:bCs/>
       </w:rPr>
@@ -12861,6 +13398,7 @@
       <w:spacing w:after="0" w:line="240" w:lineRule="auto"/>
     </w:pPr>
     <w:rPr>
+      <w:rFonts w:eastAsia="黑体"/>
       <w:color w:themeColor="background1" w:val="FFFFFF"/>
     </w:rPr>
     <w:tblPr>
@@ -12879,6 +13417,7 @@
     </w:tcPr>
     <w:tblStylePr w:type="firstRow">
       <w:rPr>
+        <w:rFonts w:eastAsia="黑体"/>
         <w:b/>
         <w:bCs/>
       </w:rPr>
@@ -12975,6 +13514,7 @@
       <w:spacing w:after="0" w:line="240" w:lineRule="auto"/>
     </w:pPr>
     <w:rPr>
+      <w:rFonts w:eastAsia="黑体"/>
       <w:color w:themeColor="text1" w:val="000000"/>
     </w:rPr>
     <w:tblPr>
@@ -13001,6 +13541,7 @@
     </w:tcPr>
     <w:tblStylePr w:type="firstRow">
       <w:rPr>
+        <w:rFonts w:eastAsia="黑体"/>
         <w:b/>
         <w:bCs/>
       </w:rPr>
@@ -13019,6 +13560,7 @@
     </w:tblStylePr>
     <w:tblStylePr w:type="lastRow">
       <w:rPr>
+        <w:rFonts w:eastAsia="黑体"/>
         <w:b/>
         <w:bCs/>
         <w:color w:themeColor="background1" w:val="FFFFFF"/>
@@ -13033,6 +13575,7 @@
     </w:tblStylePr>
     <w:tblStylePr w:type="firstCol">
       <w:rPr>
+        <w:rFonts w:eastAsia="黑体"/>
         <w:color w:themeColor="background1" w:val="FFFFFF"/>
       </w:rPr>
       <w:tblPr/>
@@ -13050,6 +13593,7 @@
     </w:tblStylePr>
     <w:tblStylePr w:type="lastCol">
       <w:rPr>
+        <w:rFonts w:eastAsia="黑体"/>
         <w:color w:themeColor="background1" w:val="FFFFFF"/>
       </w:rPr>
       <w:tblPr/>
@@ -13079,11 +13623,13 @@
     </w:tblStylePr>
     <w:tblStylePr w:type="neCell">
       <w:rPr>
+        <w:rFonts w:eastAsia="黑体"/>
         <w:color w:themeColor="text1" w:val="000000"/>
       </w:rPr>
     </w:tblStylePr>
     <w:tblStylePr w:type="nwCell">
       <w:rPr>
+        <w:rFonts w:eastAsia="黑体"/>
         <w:color w:themeColor="text1" w:val="000000"/>
       </w:rPr>
     </w:tblStylePr>
@@ -13097,6 +13643,7 @@
       <w:spacing w:after="0" w:line="240" w:lineRule="auto"/>
     </w:pPr>
     <w:rPr>
+      <w:rFonts w:eastAsia="黑体"/>
       <w:color w:themeColor="text1" w:val="000000"/>
     </w:rPr>
     <w:tblPr>
@@ -13123,6 +13670,7 @@
     </w:tcPr>
     <w:tblStylePr w:type="firstRow">
       <w:rPr>
+        <w:rFonts w:eastAsia="黑体"/>
         <w:b/>
         <w:bCs/>
       </w:rPr>
@@ -13141,6 +13689,7 @@
     </w:tblStylePr>
     <w:tblStylePr w:type="lastRow">
       <w:rPr>
+        <w:rFonts w:eastAsia="黑体"/>
         <w:b/>
         <w:bCs/>
         <w:color w:themeColor="background1" w:val="FFFFFF"/>
@@ -13155,6 +13704,7 @@
     </w:tblStylePr>
     <w:tblStylePr w:type="firstCol">
       <w:rPr>
+        <w:rFonts w:eastAsia="黑体"/>
         <w:color w:themeColor="background1" w:val="FFFFFF"/>
       </w:rPr>
       <w:tblPr/>
@@ -13172,6 +13722,7 @@
     </w:tblStylePr>
     <w:tblStylePr w:type="lastCol">
       <w:rPr>
+        <w:rFonts w:eastAsia="黑体"/>
         <w:color w:themeColor="background1" w:val="FFFFFF"/>
       </w:rPr>
       <w:tblPr/>
@@ -13201,11 +13752,13 @@
     </w:tblStylePr>
     <w:tblStylePr w:type="neCell">
       <w:rPr>
+        <w:rFonts w:eastAsia="黑体"/>
         <w:color w:themeColor="text1" w:val="000000"/>
       </w:rPr>
     </w:tblStylePr>
     <w:tblStylePr w:type="nwCell">
       <w:rPr>
+        <w:rFonts w:eastAsia="黑体"/>
         <w:color w:themeColor="text1" w:val="000000"/>
       </w:rPr>
     </w:tblStylePr>
@@ -13219,6 +13772,7 @@
       <w:spacing w:after="0" w:line="240" w:lineRule="auto"/>
     </w:pPr>
     <w:rPr>
+      <w:rFonts w:eastAsia="黑体"/>
       <w:color w:themeColor="text1" w:val="000000"/>
     </w:rPr>
     <w:tblPr>
@@ -13245,6 +13799,7 @@
     </w:tcPr>
     <w:tblStylePr w:type="firstRow">
       <w:rPr>
+        <w:rFonts w:eastAsia="黑体"/>
         <w:b/>
         <w:bCs/>
       </w:rPr>
@@ -13263,6 +13818,7 @@
     </w:tblStylePr>
     <w:tblStylePr w:type="lastRow">
       <w:rPr>
+        <w:rFonts w:eastAsia="黑体"/>
         <w:b/>
         <w:bCs/>
         <w:color w:themeColor="background1" w:val="FFFFFF"/>
@@ -13277,6 +13833,7 @@
     </w:tblStylePr>
     <w:tblStylePr w:type="firstCol">
       <w:rPr>
+        <w:rFonts w:eastAsia="黑体"/>
         <w:color w:themeColor="background1" w:val="FFFFFF"/>
       </w:rPr>
       <w:tblPr/>
@@ -13294,6 +13851,7 @@
     </w:tblStylePr>
     <w:tblStylePr w:type="lastCol">
       <w:rPr>
+        <w:rFonts w:eastAsia="黑体"/>
         <w:color w:themeColor="background1" w:val="FFFFFF"/>
       </w:rPr>
       <w:tblPr/>
@@ -13323,11 +13881,13 @@
     </w:tblStylePr>
     <w:tblStylePr w:type="neCell">
       <w:rPr>
+        <w:rFonts w:eastAsia="黑体"/>
         <w:color w:themeColor="text1" w:val="000000"/>
       </w:rPr>
     </w:tblStylePr>
     <w:tblStylePr w:type="nwCell">
       <w:rPr>
+        <w:rFonts w:eastAsia="黑体"/>
         <w:color w:themeColor="text1" w:val="000000"/>
       </w:rPr>
     </w:tblStylePr>
@@ -13341,6 +13901,7 @@
       <w:spacing w:after="0" w:line="240" w:lineRule="auto"/>
     </w:pPr>
     <w:rPr>
+      <w:rFonts w:eastAsia="黑体"/>
       <w:color w:themeColor="text1" w:val="000000"/>
     </w:rPr>
     <w:tblPr>
@@ -13367,6 +13928,7 @@
     </w:tcPr>
     <w:tblStylePr w:type="firstRow">
       <w:rPr>
+        <w:rFonts w:eastAsia="黑体"/>
         <w:b/>
         <w:bCs/>
       </w:rPr>
@@ -13385,6 +13947,7 @@
     </w:tblStylePr>
     <w:tblStylePr w:type="lastRow">
       <w:rPr>
+        <w:rFonts w:eastAsia="黑体"/>
         <w:b/>
         <w:bCs/>
         <w:color w:themeColor="background1" w:val="FFFFFF"/>
@@ -13399,6 +13962,7 @@
     </w:tblStylePr>
     <w:tblStylePr w:type="firstCol">
       <w:rPr>
+        <w:rFonts w:eastAsia="黑体"/>
         <w:color w:themeColor="background1" w:val="FFFFFF"/>
       </w:rPr>
       <w:tblPr/>
@@ -13416,6 +13980,7 @@
     </w:tblStylePr>
     <w:tblStylePr w:type="lastCol">
       <w:rPr>
+        <w:rFonts w:eastAsia="黑体"/>
         <w:color w:themeColor="background1" w:val="FFFFFF"/>
       </w:rPr>
       <w:tblPr/>
@@ -13453,6 +14018,7 @@
       <w:spacing w:after="0" w:line="240" w:lineRule="auto"/>
     </w:pPr>
     <w:rPr>
+      <w:rFonts w:eastAsia="黑体"/>
       <w:color w:themeColor="text1" w:val="000000"/>
     </w:rPr>
     <w:tblPr>
@@ -13479,6 +14045,7 @@
     </w:tcPr>
     <w:tblStylePr w:type="firstRow">
       <w:rPr>
+        <w:rFonts w:eastAsia="黑体"/>
         <w:b/>
         <w:bCs/>
       </w:rPr>
@@ -13497,6 +14064,7 @@
     </w:tblStylePr>
     <w:tblStylePr w:type="lastRow">
       <w:rPr>
+        <w:rFonts w:eastAsia="黑体"/>
         <w:b/>
         <w:bCs/>
         <w:color w:themeColor="background1" w:val="FFFFFF"/>
@@ -13511,6 +14079,7 @@
     </w:tblStylePr>
     <w:tblStylePr w:type="firstCol">
       <w:rPr>
+        <w:rFonts w:eastAsia="黑体"/>
         <w:color w:themeColor="background1" w:val="FFFFFF"/>
       </w:rPr>
       <w:tblPr/>
@@ -13528,6 +14097,7 @@
     </w:tblStylePr>
     <w:tblStylePr w:type="lastCol">
       <w:rPr>
+        <w:rFonts w:eastAsia="黑体"/>
         <w:color w:themeColor="background1" w:val="FFFFFF"/>
       </w:rPr>
       <w:tblPr/>
@@ -13557,11 +14127,13 @@
     </w:tblStylePr>
     <w:tblStylePr w:type="neCell">
       <w:rPr>
+        <w:rFonts w:eastAsia="黑体"/>
         <w:color w:themeColor="text1" w:val="000000"/>
       </w:rPr>
     </w:tblStylePr>
     <w:tblStylePr w:type="nwCell">
       <w:rPr>
+        <w:rFonts w:eastAsia="黑体"/>
         <w:color w:themeColor="text1" w:val="000000"/>
       </w:rPr>
     </w:tblStylePr>
@@ -13575,6 +14147,7 @@
       <w:spacing w:after="0" w:line="240" w:lineRule="auto"/>
     </w:pPr>
     <w:rPr>
+      <w:rFonts w:eastAsia="黑体"/>
       <w:color w:themeColor="text1" w:val="000000"/>
     </w:rPr>
     <w:tblPr>
@@ -13601,6 +14174,7 @@
     </w:tcPr>
     <w:tblStylePr w:type="firstRow">
       <w:rPr>
+        <w:rFonts w:eastAsia="黑体"/>
         <w:b/>
         <w:bCs/>
       </w:rPr>
@@ -13619,6 +14193,7 @@
     </w:tblStylePr>
     <w:tblStylePr w:type="lastRow">
       <w:rPr>
+        <w:rFonts w:eastAsia="黑体"/>
         <w:b/>
         <w:bCs/>
         <w:color w:themeColor="background1" w:val="FFFFFF"/>
@@ -13633,6 +14208,7 @@
     </w:tblStylePr>
     <w:tblStylePr w:type="firstCol">
       <w:rPr>
+        <w:rFonts w:eastAsia="黑体"/>
         <w:color w:themeColor="background1" w:val="FFFFFF"/>
       </w:rPr>
       <w:tblPr/>
@@ -13650,6 +14226,7 @@
     </w:tblStylePr>
     <w:tblStylePr w:type="lastCol">
       <w:rPr>
+        <w:rFonts w:eastAsia="黑体"/>
         <w:color w:themeColor="background1" w:val="FFFFFF"/>
       </w:rPr>
       <w:tblPr/>
@@ -13679,11 +14256,13 @@
     </w:tblStylePr>
     <w:tblStylePr w:type="neCell">
       <w:rPr>
+        <w:rFonts w:eastAsia="黑体"/>
         <w:color w:themeColor="text1" w:val="000000"/>
       </w:rPr>
     </w:tblStylePr>
     <w:tblStylePr w:type="nwCell">
       <w:rPr>
+        <w:rFonts w:eastAsia="黑体"/>
         <w:color w:themeColor="text1" w:val="000000"/>
       </w:rPr>
     </w:tblStylePr>
@@ -13697,6 +14276,7 @@
       <w:spacing w:after="0" w:line="240" w:lineRule="auto"/>
     </w:pPr>
     <w:rPr>
+      <w:rFonts w:eastAsia="黑体"/>
       <w:color w:themeColor="text1" w:val="000000"/>
     </w:rPr>
     <w:tblPr>
@@ -13723,6 +14303,7 @@
     </w:tcPr>
     <w:tblStylePr w:type="firstRow">
       <w:rPr>
+        <w:rFonts w:eastAsia="黑体"/>
         <w:b/>
         <w:bCs/>
       </w:rPr>
@@ -13741,6 +14322,7 @@
     </w:tblStylePr>
     <w:tblStylePr w:type="lastRow">
       <w:rPr>
+        <w:rFonts w:eastAsia="黑体"/>
         <w:b/>
         <w:bCs/>
         <w:color w:themeColor="background1" w:val="FFFFFF"/>
@@ -13755,6 +14337,7 @@
     </w:tblStylePr>
     <w:tblStylePr w:type="firstCol">
       <w:rPr>
+        <w:rFonts w:eastAsia="黑体"/>
         <w:color w:themeColor="background1" w:val="FFFFFF"/>
       </w:rPr>
       <w:tblPr/>
@@ -13772,6 +14355,7 @@
     </w:tblStylePr>
     <w:tblStylePr w:type="lastCol">
       <w:rPr>
+        <w:rFonts w:eastAsia="黑体"/>
         <w:color w:themeColor="background1" w:val="FFFFFF"/>
       </w:rPr>
       <w:tblPr/>
@@ -13801,11 +14385,13 @@
     </w:tblStylePr>
     <w:tblStylePr w:type="neCell">
       <w:rPr>
+        <w:rFonts w:eastAsia="黑体"/>
         <w:color w:themeColor="text1" w:val="000000"/>
       </w:rPr>
     </w:tblStylePr>
     <w:tblStylePr w:type="nwCell">
       <w:rPr>
+        <w:rFonts w:eastAsia="黑体"/>
         <w:color w:themeColor="text1" w:val="000000"/>
       </w:rPr>
     </w:tblStylePr>
@@ -13819,6 +14405,7 @@
       <w:spacing w:after="0" w:line="240" w:lineRule="auto"/>
     </w:pPr>
     <w:rPr>
+      <w:rFonts w:eastAsia="黑体"/>
       <w:color w:themeColor="text1" w:val="000000"/>
     </w:rPr>
     <w:tblPr>
@@ -13837,6 +14424,7 @@
     </w:tcPr>
     <w:tblStylePr w:type="firstRow">
       <w:rPr>
+        <w:rFonts w:eastAsia="黑体"/>
         <w:b/>
         <w:bCs/>
         <w:color w:themeColor="background1" w:val="FFFFFF"/>
@@ -13851,6 +14439,7 @@
     </w:tblStylePr>
     <w:tblStylePr w:type="lastRow">
       <w:rPr>
+        <w:rFonts w:eastAsia="黑体"/>
         <w:b/>
         <w:bCs/>
         <w:color w:themeColor="accent2" w:themeShade="CC" w:val="9E3A38"/>
@@ -13865,12 +14454,14 @@
     </w:tblStylePr>
     <w:tblStylePr w:type="firstCol">
       <w:rPr>
+        <w:rFonts w:eastAsia="黑体"/>
         <w:b/>
         <w:bCs/>
       </w:rPr>
     </w:tblStylePr>
     <w:tblStylePr w:type="lastCol">
       <w:rPr>
+        <w:rFonts w:eastAsia="黑体"/>
         <w:b/>
         <w:bCs/>
       </w:rPr>
@@ -13905,6 +14496,7 @@
       <w:spacing w:after="0" w:line="240" w:lineRule="auto"/>
     </w:pPr>
     <w:rPr>
+      <w:rFonts w:eastAsia="黑体"/>
       <w:color w:themeColor="text1" w:val="000000"/>
     </w:rPr>
     <w:tblPr>
@@ -13923,6 +14515,7 @@
     </w:tcPr>
     <w:tblStylePr w:type="firstRow">
       <w:rPr>
+        <w:rFonts w:eastAsia="黑体"/>
         <w:b/>
         <w:bCs/>
         <w:color w:themeColor="background1" w:val="FFFFFF"/>
@@ -13937,6 +14530,7 @@
     </w:tblStylePr>
     <w:tblStylePr w:type="lastRow">
       <w:rPr>
+        <w:rFonts w:eastAsia="黑体"/>
         <w:b/>
         <w:bCs/>
         <w:color w:themeColor="accent2" w:themeShade="CC" w:val="9E3A38"/>
@@ -13951,12 +14545,14 @@
     </w:tblStylePr>
     <w:tblStylePr w:type="firstCol">
       <w:rPr>
+        <w:rFonts w:eastAsia="黑体"/>
         <w:b/>
         <w:bCs/>
       </w:rPr>
     </w:tblStylePr>
     <w:tblStylePr w:type="lastCol">
       <w:rPr>
+        <w:rFonts w:eastAsia="黑体"/>
         <w:b/>
         <w:bCs/>
       </w:rPr>
@@ -13991,6 +14587,7 @@
       <w:spacing w:after="0" w:line="240" w:lineRule="auto"/>
     </w:pPr>
     <w:rPr>
+      <w:rFonts w:eastAsia="黑体"/>
       <w:color w:themeColor="text1" w:val="000000"/>
     </w:rPr>
     <w:tblPr>
@@ -14009,6 +14606,7 @@
     </w:tcPr>
     <w:tblStylePr w:type="firstRow">
       <w:rPr>
+        <w:rFonts w:eastAsia="黑体"/>
         <w:b/>
         <w:bCs/>
         <w:color w:themeColor="background1" w:val="FFFFFF"/>
@@ -14023,6 +14621,7 @@
     </w:tblStylePr>
     <w:tblStylePr w:type="lastRow">
       <w:rPr>
+        <w:rFonts w:eastAsia="黑体"/>
         <w:b/>
         <w:bCs/>
         <w:color w:themeColor="accent2" w:themeShade="CC" w:val="9E3A38"/>
@@ -14037,12 +14636,14 @@
     </w:tblStylePr>
     <w:tblStylePr w:type="firstCol">
       <w:rPr>
+        <w:rFonts w:eastAsia="黑体"/>
         <w:b/>
         <w:bCs/>
       </w:rPr>
     </w:tblStylePr>
     <w:tblStylePr w:type="lastCol">
       <w:rPr>
+        <w:rFonts w:eastAsia="黑体"/>
         <w:b/>
         <w:bCs/>
       </w:rPr>
@@ -14077,6 +14678,7 @@
       <w:spacing w:after="0" w:line="240" w:lineRule="auto"/>
     </w:pPr>
     <w:rPr>
+      <w:rFonts w:eastAsia="黑体"/>
       <w:color w:themeColor="text1" w:val="000000"/>
     </w:rPr>
     <w:tblPr>
@@ -14095,6 +14697,7 @@
     </w:tcPr>
     <w:tblStylePr w:type="firstRow">
       <w:rPr>
+        <w:rFonts w:eastAsia="黑体"/>
         <w:b/>
         <w:bCs/>
         <w:color w:themeColor="background1" w:val="FFFFFF"/>
@@ -14109,6 +14712,7 @@
     </w:tblStylePr>
     <w:tblStylePr w:type="lastRow">
       <w:rPr>
+        <w:rFonts w:eastAsia="黑体"/>
         <w:b/>
         <w:bCs/>
         <w:color w:themeColor="accent4" w:themeShade="CC" w:val="664E82"/>
@@ -14123,12 +14727,14 @@
     </w:tblStylePr>
     <w:tblStylePr w:type="firstCol">
       <w:rPr>
+        <w:rFonts w:eastAsia="黑体"/>
         <w:b/>
         <w:bCs/>
       </w:rPr>
     </w:tblStylePr>
     <w:tblStylePr w:type="lastCol">
       <w:rPr>
+        <w:rFonts w:eastAsia="黑体"/>
         <w:b/>
         <w:bCs/>
       </w:rPr>
@@ -14163,6 +14769,7 @@
       <w:spacing w:after="0" w:line="240" w:lineRule="auto"/>
     </w:pPr>
     <w:rPr>
+      <w:rFonts w:eastAsia="黑体"/>
       <w:color w:themeColor="text1" w:val="000000"/>
     </w:rPr>
     <w:tblPr>
@@ -14181,6 +14788,7 @@
     </w:tcPr>
     <w:tblStylePr w:type="firstRow">
       <w:rPr>
+        <w:rFonts w:eastAsia="黑体"/>
         <w:b/>
         <w:bCs/>
         <w:color w:themeColor="background1" w:val="FFFFFF"/>
@@ -14195,6 +14803,7 @@
     </w:tblStylePr>
     <w:tblStylePr w:type="lastRow">
       <w:rPr>
+        <w:rFonts w:eastAsia="黑体"/>
         <w:b/>
         <w:bCs/>
         <w:color w:themeColor="accent3" w:themeShade="CC" w:val="7E9C40"/>
@@ -14209,12 +14818,14 @@
     </w:tblStylePr>
     <w:tblStylePr w:type="firstCol">
       <w:rPr>
+        <w:rFonts w:eastAsia="黑体"/>
         <w:b/>
         <w:bCs/>
       </w:rPr>
     </w:tblStylePr>
     <w:tblStylePr w:type="lastCol">
       <w:rPr>
+        <w:rFonts w:eastAsia="黑体"/>
         <w:b/>
         <w:bCs/>
       </w:rPr>
@@ -14249,6 +14860,7 @@
       <w:spacing w:after="0" w:line="240" w:lineRule="auto"/>
     </w:pPr>
     <w:rPr>
+      <w:rFonts w:eastAsia="黑体"/>
       <w:color w:themeColor="text1" w:val="000000"/>
     </w:rPr>
     <w:tblPr>
@@ -14267,6 +14879,7 @@
     </w:tcPr>
     <w:tblStylePr w:type="firstRow">
       <w:rPr>
+        <w:rFonts w:eastAsia="黑体"/>
         <w:b/>
         <w:bCs/>
         <w:color w:themeColor="background1" w:val="FFFFFF"/>
@@ -14281,6 +14894,7 @@
     </w:tblStylePr>
     <w:tblStylePr w:type="lastRow">
       <w:rPr>
+        <w:rFonts w:eastAsia="黑体"/>
         <w:b/>
         <w:bCs/>
         <w:color w:themeColor="accent6" w:themeShade="CC" w:val="F2730A"/>
@@ -14295,12 +14909,14 @@
     </w:tblStylePr>
     <w:tblStylePr w:type="firstCol">
       <w:rPr>
+        <w:rFonts w:eastAsia="黑体"/>
         <w:b/>
         <w:bCs/>
       </w:rPr>
     </w:tblStylePr>
     <w:tblStylePr w:type="lastCol">
       <w:rPr>
+        <w:rFonts w:eastAsia="黑体"/>
         <w:b/>
         <w:bCs/>
       </w:rPr>
@@ -14335,6 +14951,7 @@
       <w:spacing w:after="0" w:line="240" w:lineRule="auto"/>
     </w:pPr>
     <w:rPr>
+      <w:rFonts w:eastAsia="黑体"/>
       <w:color w:themeColor="text1" w:val="000000"/>
     </w:rPr>
     <w:tblPr>
@@ -14353,6 +14970,7 @@
     </w:tcPr>
     <w:tblStylePr w:type="firstRow">
       <w:rPr>
+        <w:rFonts w:eastAsia="黑体"/>
         <w:b/>
         <w:bCs/>
         <w:color w:themeColor="background1" w:val="FFFFFF"/>
@@ -14367,6 +14985,7 @@
     </w:tblStylePr>
     <w:tblStylePr w:type="lastRow">
       <w:rPr>
+        <w:rFonts w:eastAsia="黑体"/>
         <w:b/>
         <w:bCs/>
         <w:color w:themeColor="accent5" w:themeShade="CC" w:val="348DA5"/>
@@ -14381,12 +15000,14 @@
     </w:tblStylePr>
     <w:tblStylePr w:type="firstCol">
       <w:rPr>
+        <w:rFonts w:eastAsia="黑体"/>
         <w:b/>
         <w:bCs/>
       </w:rPr>
     </w:tblStylePr>
     <w:tblStylePr w:type="lastCol">
       <w:rPr>
+        <w:rFonts w:eastAsia="黑体"/>
         <w:b/>
         <w:bCs/>
       </w:rPr>
@@ -14421,6 +15042,7 @@
       <w:spacing w:after="0" w:line="240" w:lineRule="auto"/>
     </w:pPr>
     <w:rPr>
+      <w:rFonts w:eastAsia="黑体"/>
       <w:color w:themeColor="text1" w:val="000000"/>
     </w:rPr>
     <w:tblPr>
@@ -14442,6 +15064,7 @@
     </w:tcPr>
     <w:tblStylePr w:type="firstRow">
       <w:rPr>
+        <w:rFonts w:eastAsia="黑体"/>
         <w:b/>
         <w:bCs/>
       </w:rPr>
@@ -14452,6 +15075,7 @@
     </w:tblStylePr>
     <w:tblStylePr w:type="lastRow">
       <w:rPr>
+        <w:rFonts w:eastAsia="黑体"/>
         <w:b/>
         <w:bCs/>
         <w:color w:themeColor="text1" w:val="000000"/>
@@ -14463,6 +15087,7 @@
     </w:tblStylePr>
     <w:tblStylePr w:type="firstCol">
       <w:rPr>
+        <w:rFonts w:eastAsia="黑体"/>
         <w:color w:themeColor="background1" w:val="FFFFFF"/>
       </w:rPr>
       <w:tblPr/>
@@ -14472,6 +15097,7 @@
     </w:tblStylePr>
     <w:tblStylePr w:type="lastCol">
       <w:rPr>
+        <w:rFonts w:eastAsia="黑体"/>
         <w:color w:themeColor="background1" w:val="FFFFFF"/>
       </w:rPr>
       <w:tblPr/>
@@ -14501,6 +15127,7 @@
       <w:spacing w:after="0" w:line="240" w:lineRule="auto"/>
     </w:pPr>
     <w:rPr>
+      <w:rFonts w:eastAsia="黑体"/>
       <w:color w:themeColor="text1" w:val="000000"/>
     </w:rPr>
     <w:tblPr>
@@ -14522,6 +15149,7 @@
     </w:tcPr>
     <w:tblStylePr w:type="firstRow">
       <w:rPr>
+        <w:rFonts w:eastAsia="黑体"/>
         <w:b/>
         <w:bCs/>
       </w:rPr>
@@ -14532,6 +15160,7 @@
     </w:tblStylePr>
     <w:tblStylePr w:type="lastRow">
       <w:rPr>
+        <w:rFonts w:eastAsia="黑体"/>
         <w:b/>
         <w:bCs/>
         <w:color w:themeColor="text1" w:val="000000"/>
@@ -14543,6 +15172,7 @@
     </w:tblStylePr>
     <w:tblStylePr w:type="firstCol">
       <w:rPr>
+        <w:rFonts w:eastAsia="黑体"/>
         <w:color w:themeColor="background1" w:val="FFFFFF"/>
       </w:rPr>
       <w:tblPr/>
@@ -14552,6 +15182,7 @@
     </w:tblStylePr>
     <w:tblStylePr w:type="lastCol">
       <w:rPr>
+        <w:rFonts w:eastAsia="黑体"/>
         <w:color w:themeColor="background1" w:val="FFFFFF"/>
       </w:rPr>
       <w:tblPr/>
@@ -14581,6 +15212,7 @@
       <w:spacing w:after="0" w:line="240" w:lineRule="auto"/>
     </w:pPr>
     <w:rPr>
+      <w:rFonts w:eastAsia="黑体"/>
       <w:color w:themeColor="text1" w:val="000000"/>
     </w:rPr>
     <w:tblPr>
@@ -14602,6 +15234,7 @@
     </w:tcPr>
     <w:tblStylePr w:type="firstRow">
       <w:rPr>
+        <w:rFonts w:eastAsia="黑体"/>
         <w:b/>
         <w:bCs/>
       </w:rPr>
@@ -14612,6 +15245,7 @@
     </w:tblStylePr>
     <w:tblStylePr w:type="lastRow">
       <w:rPr>
+        <w:rFonts w:eastAsia="黑体"/>
         <w:b/>
         <w:bCs/>
         <w:color w:themeColor="text1" w:val="000000"/>
@@ -14623,6 +15257,7 @@
     </w:tblStylePr>
     <w:tblStylePr w:type="firstCol">
       <w:rPr>
+        <w:rFonts w:eastAsia="黑体"/>
         <w:color w:themeColor="background1" w:val="FFFFFF"/>
       </w:rPr>
       <w:tblPr/>
@@ -14632,6 +15267,7 @@
     </w:tblStylePr>
     <w:tblStylePr w:type="lastCol">
       <w:rPr>
+        <w:rFonts w:eastAsia="黑体"/>
         <w:color w:themeColor="background1" w:val="FFFFFF"/>
       </w:rPr>
       <w:tblPr/>
@@ -14661,6 +15297,7 @@
       <w:spacing w:after="0" w:line="240" w:lineRule="auto"/>
     </w:pPr>
     <w:rPr>
+      <w:rFonts w:eastAsia="黑体"/>
       <w:color w:themeColor="text1" w:val="000000"/>
     </w:rPr>
     <w:tblPr>
@@ -14682,6 +15319,7 @@
     </w:tcPr>
     <w:tblStylePr w:type="firstRow">
       <w:rPr>
+        <w:rFonts w:eastAsia="黑体"/>
         <w:b/>
         <w:bCs/>
       </w:rPr>
@@ -14692,6 +15330,7 @@
     </w:tblStylePr>
     <w:tblStylePr w:type="lastRow">
       <w:rPr>
+        <w:rFonts w:eastAsia="黑体"/>
         <w:b/>
         <w:bCs/>
         <w:color w:themeColor="text1" w:val="000000"/>
@@ -14703,6 +15342,7 @@
     </w:tblStylePr>
     <w:tblStylePr w:type="firstCol">
       <w:rPr>
+        <w:rFonts w:eastAsia="黑体"/>
         <w:color w:themeColor="background1" w:val="FFFFFF"/>
       </w:rPr>
       <w:tblPr/>
@@ -14712,6 +15352,7 @@
     </w:tblStylePr>
     <w:tblStylePr w:type="lastCol">
       <w:rPr>
+        <w:rFonts w:eastAsia="黑体"/>
         <w:color w:themeColor="background1" w:val="FFFFFF"/>
       </w:rPr>
       <w:tblPr/>
@@ -14741,6 +15382,7 @@
       <w:spacing w:after="0" w:line="240" w:lineRule="auto"/>
     </w:pPr>
     <w:rPr>
+      <w:rFonts w:eastAsia="黑体"/>
       <w:color w:themeColor="text1" w:val="000000"/>
     </w:rPr>
     <w:tblPr>
@@ -14762,6 +15404,7 @@
     </w:tcPr>
     <w:tblStylePr w:type="firstRow">
       <w:rPr>
+        <w:rFonts w:eastAsia="黑体"/>
         <w:b/>
         <w:bCs/>
       </w:rPr>
@@ -14772,6 +15415,7 @@
     </w:tblStylePr>
     <w:tblStylePr w:type="lastRow">
       <w:rPr>
+        <w:rFonts w:eastAsia="黑体"/>
         <w:b/>
         <w:bCs/>
         <w:color w:themeColor="text1" w:val="000000"/>
@@ -14783,6 +15427,7 @@
     </w:tblStylePr>
     <w:tblStylePr w:type="firstCol">
       <w:rPr>
+        <w:rFonts w:eastAsia="黑体"/>
         <w:color w:themeColor="background1" w:val="FFFFFF"/>
       </w:rPr>
       <w:tblPr/>
@@ -14792,6 +15437,7 @@
     </w:tblStylePr>
     <w:tblStylePr w:type="lastCol">
       <w:rPr>
+        <w:rFonts w:eastAsia="黑体"/>
         <w:color w:themeColor="background1" w:val="FFFFFF"/>
       </w:rPr>
       <w:tblPr/>
@@ -14821,6 +15467,7 @@
       <w:spacing w:after="0" w:line="240" w:lineRule="auto"/>
     </w:pPr>
     <w:rPr>
+      <w:rFonts w:eastAsia="黑体"/>
       <w:color w:themeColor="text1" w:val="000000"/>
     </w:rPr>
     <w:tblPr>
@@ -14842,6 +15489,7 @@
     </w:tcPr>
     <w:tblStylePr w:type="firstRow">
       <w:rPr>
+        <w:rFonts w:eastAsia="黑体"/>
         <w:b/>
         <w:bCs/>
       </w:rPr>
@@ -14852,6 +15500,7 @@
     </w:tblStylePr>
     <w:tblStylePr w:type="lastRow">
       <w:rPr>
+        <w:rFonts w:eastAsia="黑体"/>
         <w:b/>
         <w:bCs/>
         <w:color w:themeColor="text1" w:val="000000"/>
@@ -14863,6 +15512,7 @@
     </w:tblStylePr>
     <w:tblStylePr w:type="firstCol">
       <w:rPr>
+        <w:rFonts w:eastAsia="黑体"/>
         <w:color w:themeColor="background1" w:val="FFFFFF"/>
       </w:rPr>
       <w:tblPr/>
@@ -14872,6 +15522,7 @@
     </w:tblStylePr>
     <w:tblStylePr w:type="lastCol">
       <w:rPr>
+        <w:rFonts w:eastAsia="黑体"/>
         <w:color w:themeColor="background1" w:val="FFFFFF"/>
       </w:rPr>
       <w:tblPr/>
@@ -14901,6 +15552,7 @@
       <w:spacing w:after="0" w:line="240" w:lineRule="auto"/>
     </w:pPr>
     <w:rPr>
+      <w:rFonts w:eastAsia="黑体"/>
       <w:color w:themeColor="text1" w:val="000000"/>
     </w:rPr>
     <w:tblPr>
@@ -14922,6 +15574,7 @@
     </w:tcPr>
     <w:tblStylePr w:type="firstRow">
       <w:rPr>
+        <w:rFonts w:eastAsia="黑体"/>
         <w:b/>
         <w:bCs/>
       </w:rPr>
@@ -14932,6 +15585,7 @@
     </w:tblStylePr>
     <w:tblStylePr w:type="lastRow">
       <w:rPr>
+        <w:rFonts w:eastAsia="黑体"/>
         <w:b/>
         <w:bCs/>
         <w:color w:themeColor="text1" w:val="000000"/>
@@ -14943,6 +15597,7 @@
     </w:tblStylePr>
     <w:tblStylePr w:type="firstCol">
       <w:rPr>
+        <w:rFonts w:eastAsia="黑体"/>
         <w:color w:themeColor="background1" w:val="FFFFFF"/>
       </w:rPr>
       <w:tblPr/>
@@ -14952,6 +15607,7 @@
     </w:tblStylePr>
     <w:tblStylePr w:type="lastCol">
       <w:rPr>
+        <w:rFonts w:eastAsia="黑体"/>
         <w:color w:themeColor="background1" w:val="FFFFFF"/>
       </w:rPr>
       <w:tblPr/>
@@ -14984,6 +15640,7 @@
     <w:name w:val="KeywordTok"/>
     <w:basedOn w:val="VerbatimChar"/>
     <w:rPr>
+      <w:rFonts w:eastAsia="黑体"/>
       <w:b/>
       <w:color w:val="007020"/>
     </w:rPr>
@@ -14992,6 +15649,7 @@
     <w:name w:val="DataTypeTok"/>
     <w:basedOn w:val="VerbatimChar"/>
     <w:rPr>
+      <w:rFonts w:eastAsia="黑体"/>
       <w:color w:val="902000"/>
     </w:rPr>
   </w:style>
@@ -14999,6 +15657,7 @@
     <w:name w:val="DecValTok"/>
     <w:basedOn w:val="VerbatimChar"/>
     <w:rPr>
+      <w:rFonts w:eastAsia="黑体"/>
       <w:color w:val="40a070"/>
     </w:rPr>
   </w:style>
@@ -15006,6 +15665,7 @@
     <w:name w:val="BaseNTok"/>
     <w:basedOn w:val="VerbatimChar"/>
     <w:rPr>
+      <w:rFonts w:eastAsia="黑体"/>
       <w:color w:val="40a070"/>
     </w:rPr>
   </w:style>
@@ -15013,6 +15673,7 @@
     <w:name w:val="FloatTok"/>
     <w:basedOn w:val="VerbatimChar"/>
     <w:rPr>
+      <w:rFonts w:eastAsia="黑体"/>
       <w:color w:val="40a070"/>
     </w:rPr>
   </w:style>
@@ -15020,6 +15681,7 @@
     <w:name w:val="ConstantTok"/>
     <w:basedOn w:val="VerbatimChar"/>
     <w:rPr>
+      <w:rFonts w:eastAsia="黑体"/>
       <w:color w:val="880000"/>
     </w:rPr>
   </w:style>
@@ -15027,6 +15689,7 @@
     <w:name w:val="CharTok"/>
     <w:basedOn w:val="VerbatimChar"/>
     <w:rPr>
+      <w:rFonts w:eastAsia="黑体"/>
       <w:color w:val="4070a0"/>
     </w:rPr>
   </w:style>
@@ -15034,6 +15697,7 @@
     <w:name w:val="SpecialCharTok"/>
     <w:basedOn w:val="VerbatimChar"/>
     <w:rPr>
+      <w:rFonts w:eastAsia="黑体"/>
       <w:color w:val="4070a0"/>
     </w:rPr>
   </w:style>
@@ -15041,6 +15705,7 @@
     <w:name w:val="StringTok"/>
     <w:basedOn w:val="VerbatimChar"/>
     <w:rPr>
+      <w:rFonts w:eastAsia="黑体"/>
       <w:color w:val="4070a0"/>
     </w:rPr>
   </w:style>
@@ -15048,6 +15713,7 @@
     <w:name w:val="VerbatimStringTok"/>
     <w:basedOn w:val="VerbatimChar"/>
     <w:rPr>
+      <w:rFonts w:eastAsia="黑体"/>
       <w:color w:val="4070a0"/>
     </w:rPr>
   </w:style>
@@ -15055,6 +15721,7 @@
     <w:name w:val="SpecialStringTok"/>
     <w:basedOn w:val="VerbatimChar"/>
     <w:rPr>
+      <w:rFonts w:eastAsia="黑体"/>
       <w:color w:val="bb6688"/>
     </w:rPr>
   </w:style>
@@ -15062,6 +15729,7 @@
     <w:name w:val="ImportTok"/>
     <w:basedOn w:val="VerbatimChar"/>
     <w:rPr>
+      <w:rFonts w:eastAsia="黑体"/>
       <w:b/>
       <w:color w:val="008000"/>
     </w:rPr>
@@ -15070,6 +15738,7 @@
     <w:name w:val="CommentTok"/>
     <w:basedOn w:val="VerbatimChar"/>
     <w:rPr>
+      <w:rFonts w:eastAsia="黑体"/>
       <w:i/>
       <w:color w:val="60a0b0"/>
     </w:rPr>
@@ -15078,6 +15747,7 @@
     <w:name w:val="DocumentationTok"/>
     <w:basedOn w:val="VerbatimChar"/>
     <w:rPr>
+      <w:rFonts w:eastAsia="黑体"/>
       <w:i/>
       <w:color w:val="ba2121"/>
     </w:rPr>
@@ -15086,6 +15756,7 @@
     <w:name w:val="AnnotationTok"/>
     <w:basedOn w:val="VerbatimChar"/>
     <w:rPr>
+      <w:rFonts w:eastAsia="黑体"/>
       <w:b/>
       <w:i/>
       <w:color w:val="60a0b0"/>
@@ -15095,6 +15766,7 @@
     <w:name w:val="CommentVarTok"/>
     <w:basedOn w:val="VerbatimChar"/>
     <w:rPr>
+      <w:rFonts w:eastAsia="黑体"/>
       <w:b/>
       <w:i/>
       <w:color w:val="60a0b0"/>
@@ -15104,6 +15776,7 @@
     <w:name w:val="OtherTok"/>
     <w:basedOn w:val="VerbatimChar"/>
     <w:rPr>
+      <w:rFonts w:eastAsia="黑体"/>
       <w:color w:val="007020"/>
     </w:rPr>
   </w:style>
@@ -15111,6 +15784,7 @@
     <w:name w:val="FunctionTok"/>
     <w:basedOn w:val="VerbatimChar"/>
     <w:rPr>
+      <w:rFonts w:eastAsia="黑体"/>
       <w:color w:val="06287e"/>
     </w:rPr>
   </w:style>
@@ -15118,6 +15792,7 @@
     <w:name w:val="VariableTok"/>
     <w:basedOn w:val="VerbatimChar"/>
     <w:rPr>
+      <w:rFonts w:eastAsia="黑体"/>
       <w:color w:val="19177c"/>
     </w:rPr>
   </w:style>
@@ -15125,6 +15800,7 @@
     <w:name w:val="ControlFlowTok"/>
     <w:basedOn w:val="VerbatimChar"/>
     <w:rPr>
+      <w:rFonts w:eastAsia="黑体"/>
       <w:b/>
       <w:color w:val="007020"/>
     </w:rPr>
@@ -15133,6 +15809,7 @@
     <w:name w:val="OperatorTok"/>
     <w:basedOn w:val="VerbatimChar"/>
     <w:rPr>
+      <w:rFonts w:eastAsia="黑体"/>
       <w:color w:val="666666"/>
     </w:rPr>
   </w:style>
@@ -15140,18 +15817,22 @@
     <w:name w:val="BuiltInTok"/>
     <w:basedOn w:val="VerbatimChar"/>
     <w:rPr>
+      <w:rFonts w:eastAsia="黑体"/>
       <w:color w:val="008000"/>
     </w:rPr>
   </w:style>
   <w:style w:type="character" w:customStyle="1" w:styleId="ExtensionTok">
     <w:name w:val="ExtensionTok"/>
     <w:basedOn w:val="VerbatimChar"/>
-    <w:rPr/>
+    <w:rPr>
+      <w:rFonts w:eastAsia="黑体"/>
+    </w:rPr>
   </w:style>
   <w:style w:type="character" w:customStyle="1" w:styleId="PreprocessorTok">
     <w:name w:val="PreprocessorTok"/>
     <w:basedOn w:val="VerbatimChar"/>
     <w:rPr>
+      <w:rFonts w:eastAsia="黑体"/>
       <w:color w:val="bc7a00"/>
     </w:rPr>
   </w:style>
@@ -15159,18 +15840,22 @@
     <w:name w:val="AttributeTok"/>
     <w:basedOn w:val="VerbatimChar"/>
     <w:rPr>
+      <w:rFonts w:eastAsia="黑体"/>
       <w:color w:val="7d9029"/>
     </w:rPr>
   </w:style>
   <w:style w:type="character" w:customStyle="1" w:styleId="RegionMarkerTok">
     <w:name w:val="RegionMarkerTok"/>
     <w:basedOn w:val="VerbatimChar"/>
-    <w:rPr/>
+    <w:rPr>
+      <w:rFonts w:eastAsia="黑体"/>
+    </w:rPr>
   </w:style>
   <w:style w:type="character" w:customStyle="1" w:styleId="InformationTok">
     <w:name w:val="InformationTok"/>
     <w:basedOn w:val="VerbatimChar"/>
     <w:rPr>
+      <w:rFonts w:eastAsia="黑体"/>
       <w:b/>
       <w:i/>
       <w:color w:val="60a0b0"/>
@@ -15180,6 +15865,7 @@
     <w:name w:val="WarningTok"/>
     <w:basedOn w:val="VerbatimChar"/>
     <w:rPr>
+      <w:rFonts w:eastAsia="黑体"/>
       <w:b/>
       <w:i/>
       <w:color w:val="60a0b0"/>
@@ -15189,6 +15875,7 @@
     <w:name w:val="AlertTok"/>
     <w:basedOn w:val="VerbatimChar"/>
     <w:rPr>
+      <w:rFonts w:eastAsia="黑体"/>
       <w:b/>
       <w:color w:val="ff0000"/>
     </w:rPr>
@@ -15197,6 +15884,7 @@
     <w:name w:val="ErrorTok"/>
     <w:basedOn w:val="VerbatimChar"/>
     <w:rPr>
+      <w:rFonts w:eastAsia="黑体"/>
       <w:b/>
       <w:color w:val="ff0000"/>
     </w:rPr>
@@ -15204,7 +15892,9 @@
   <w:style w:type="character" w:customStyle="1" w:styleId="NormalTok">
     <w:name w:val="NormalTok"/>
     <w:basedOn w:val="VerbatimChar"/>
-    <w:rPr/>
+    <w:rPr>
+      <w:rFonts w:eastAsia="黑体"/>
+    </w:rPr>
   </w:style>
 </w:styles>
 </file>
@@ -15253,12 +15943,12 @@
     <a:fontScheme name="Office">
       <a:majorFont>
         <a:latin typeface="Calibri"/>
-        <a:ea typeface=""/>
+        <a:ea typeface="黑体"/>
         <a:cs typeface=""/>
         <a:font script="Jpan" typeface="ＭＳ ゴシック"/>
         <a:font script="Hang" typeface="맑은 고딕"/>
-        <a:font script="Hans" typeface="宋体"/>
-        <a:font script="Hant" typeface="新細明體"/>
+        <a:font script="Hans" typeface="黑体"/>
+        <a:font script="Hant" typeface="黑体"/>
         <a:font script="Arab" typeface="Times New Roman"/>
         <a:font script="Hebr" typeface="Times New Roman"/>
         <a:font script="Thai" typeface="Angsana New"/>
@@ -15288,12 +15978,12 @@
       </a:majorFont>
       <a:minorFont>
         <a:latin typeface="Cambria"/>
-        <a:ea typeface=""/>
+        <a:ea typeface="黑体"/>
         <a:cs typeface=""/>
         <a:font script="Jpan" typeface="ＭＳ 明朝"/>
         <a:font script="Hang" typeface="맑은 고딕"/>
-        <a:font script="Hans" typeface="宋体"/>
-        <a:font script="Hant" typeface="新細明體"/>
+        <a:font script="Hans" typeface="黑体"/>
+        <a:font script="Hant" typeface="黑体"/>
         <a:font script="Arab" typeface="Arial"/>
         <a:font script="Hebr" typeface="Arial"/>
         <a:font script="Thai" typeface="Cordia New"/>

--- a/01-电源电路/03-整流滤波电路/倍压整流电路/倍压整流电路.docx
+++ b/01-电源电路/03-整流滤波电路/倍压整流电路/倍压整流电路.docx
@@ -2872,7 +2872,7 @@
           <w:color w:val="555555"/>
           <w:sz w:val="21"/>
         </w:rPr>
-        <w:t>材料收集者：杜文杰，WX手机：19519196569，QQ:3478827729</w:t>
+        <w:t>材料收集者：杜文杰，微信/手机：19519196569，QQ:3478827729</w:t>
       </w:r>
     </w:p>
     <w:sectPr>
